--- a/pesaje/analytica/Report/LoteDniBaseA5.docx
+++ b/pesaje/analytica/Report/LoteDniBaseA5.docx
@@ -4,8 +4,9 @@
   <w:body>
     <w:tbl>
       <w:tblPr>
-        <w:tblpPr w:leftFromText="141" w:rightFromText="141" w:horzAnchor="margin" w:tblpXSpec="center" w:tblpY="204"/>
-        <w:tblW w:w="4703" w:type="pct"/>
+        <w:tblpPr w:leftFromText="141" w:rightFromText="141" w:vertAnchor="page" w:horzAnchor="margin" w:tblpXSpec="center" w:tblpY="271"/>
+        <w:tblW w:w="4779" w:type="pct"/>
+        <w:jc w:val="center"/>
         <w:tblLayout w:type="fixed"/>
         <w:tblCellMar>
           <w:left w:w="0" w:type="dxa"/>
@@ -15,17 +16,23 @@
         <w:tblDescription w:val="Tabla de diseño de encabezado"/>
       </w:tblPr>
       <w:tblGrid>
-        <w:gridCol w:w="2074"/>
-        <w:gridCol w:w="3082"/>
-        <w:gridCol w:w="2547"/>
+        <w:gridCol w:w="1813"/>
+        <w:gridCol w:w="1873"/>
+        <w:gridCol w:w="1659"/>
+        <w:gridCol w:w="50"/>
+        <w:gridCol w:w="490"/>
+        <w:gridCol w:w="1598"/>
+        <w:gridCol w:w="1873"/>
+        <w:gridCol w:w="1625"/>
       </w:tblGrid>
       <w:tr>
         <w:trPr>
-          <w:trHeight w:val="1591"/>
+          <w:trHeight w:val="1069"/>
+          <w:jc w:val="center"/>
         </w:trPr>
         <w:tc>
           <w:tcPr>
-            <w:tcW w:w="5156" w:type="dxa"/>
+            <w:tcW w:w="3686" w:type="dxa"/>
             <w:gridSpan w:val="2"/>
             <w:tcBorders>
               <w:top w:val="single" w:sz="24" w:space="0" w:color="auto"/>
@@ -35,51 +42,52 @@
           </w:tcPr>
           <w:p>
             <w:pPr>
-              <w:ind w:right="797"/>
+              <w:spacing w:before="0" w:after="0"/>
+              <w:ind w:right="-34"/>
               <w:jc w:val="center"/>
               <w:rPr>
                 <w:rFonts w:ascii="Aptos Black" w:hAnsi="Aptos Black"/>
-                <w:sz w:val="160"/>
-                <w:szCs w:val="160"/>
-              </w:rPr>
-            </w:pPr>
-            <w:r>
-              <w:rPr>
-                <w:rFonts w:ascii="Aptos Black" w:hAnsi="Aptos Black"/>
-                <w:sz w:val="160"/>
-                <w:szCs w:val="160"/>
+                <w:sz w:val="96"/>
+                <w:szCs w:val="96"/>
+              </w:rPr>
+            </w:pPr>
+            <w:r>
+              <w:rPr>
+                <w:rFonts w:ascii="Aptos Black" w:hAnsi="Aptos Black"/>
+                <w:sz w:val="96"/>
+                <w:szCs w:val="96"/>
               </w:rPr>
               <w:fldChar w:fldCharType="begin"/>
             </w:r>
             <w:r>
               <w:rPr>
                 <w:rFonts w:ascii="Aptos Black" w:hAnsi="Aptos Black"/>
-                <w:sz w:val="160"/>
-                <w:szCs w:val="160"/>
+                <w:sz w:val="96"/>
+                <w:szCs w:val="96"/>
               </w:rPr>
               <w:instrText xml:space="preserve"> MERGEFIELD  nro  \* MERGEFORMAT </w:instrText>
             </w:r>
             <w:r>
               <w:rPr>
                 <w:rFonts w:ascii="Aptos Black" w:hAnsi="Aptos Black"/>
-                <w:sz w:val="160"/>
-                <w:szCs w:val="160"/>
+                <w:sz w:val="96"/>
+                <w:szCs w:val="96"/>
               </w:rPr>
               <w:fldChar w:fldCharType="separate"/>
             </w:r>
             <w:r>
               <w:rPr>
                 <w:rFonts w:ascii="Aptos Black" w:hAnsi="Aptos Black"/>
-                <w:sz w:val="160"/>
-                <w:szCs w:val="160"/>
+                <w:sz w:val="96"/>
+                <w:szCs w:val="96"/>
               </w:rPr>
               <w:t>«nro»</w:t>
             </w:r>
             <w:r>
               <w:rPr>
                 <w:rFonts w:ascii="Aptos Black" w:hAnsi="Aptos Black"/>
-                <w:sz w:val="160"/>
-                <w:szCs w:val="160"/>
+                <w:sz w:val="96"/>
+                <w:szCs w:val="96"/>
               </w:rPr>
               <w:fldChar w:fldCharType="end"/>
             </w:r>
@@ -87,35 +95,131 @@
         </w:tc>
         <w:tc>
           <w:tcPr>
-            <w:tcW w:w="2547" w:type="dxa"/>
+            <w:tcW w:w="1659" w:type="dxa"/>
             <w:vMerge w:val="restart"/>
             <w:tcBorders>
               <w:top w:val="single" w:sz="24" w:space="0" w:color="auto"/>
               <w:left w:val="single" w:sz="24" w:space="0" w:color="auto"/>
+              <w:bottom w:val="single" w:sz="24" w:space="0" w:color="auto"/>
               <w:right w:val="single" w:sz="24" w:space="0" w:color="auto"/>
             </w:tcBorders>
             <w:vAlign w:val="center"/>
           </w:tcPr>
           <w:p>
+            <w:pPr>
+              <w:spacing w:before="0" w:after="0"/>
+              <w:ind w:right="-34"/>
+              <w:jc w:val="center"/>
+              <w:rPr>
+                <w:sz w:val="14"/>
+                <w:szCs w:val="14"/>
+              </w:rPr>
+            </w:pPr>
             <w:r>
               <w:rPr>
                 <w:noProof/>
+                <w:sz w:val="14"/>
+                <w:szCs w:val="14"/>
+              </w:rPr>
+              <w:drawing>
+                <wp:anchor distT="0" distB="0" distL="114300" distR="114300" simplePos="0" relativeHeight="251754496" behindDoc="0" locked="0" layoutInCell="1" allowOverlap="1" wp14:anchorId="49594E1E" wp14:editId="22975A80">
+                  <wp:simplePos x="0" y="0"/>
+                  <wp:positionH relativeFrom="column">
+                    <wp:posOffset>23495</wp:posOffset>
+                  </wp:positionH>
+                  <wp:positionV relativeFrom="paragraph">
+                    <wp:posOffset>80645</wp:posOffset>
+                  </wp:positionV>
+                  <wp:extent cx="939800" cy="513080"/>
+                  <wp:effectExtent l="0" t="0" r="0" b="1270"/>
+                  <wp:wrapNone/>
+                  <wp:docPr id="1157867121" name="Imagen 10"/>
+                  <wp:cNvGraphicFramePr>
+                    <a:graphicFrameLocks xmlns:a="http://schemas.openxmlformats.org/drawingml/2006/main" noChangeAspect="1"/>
+                  </wp:cNvGraphicFramePr>
+                  <a:graphic xmlns:a="http://schemas.openxmlformats.org/drawingml/2006/main">
+                    <a:graphicData uri="http://schemas.openxmlformats.org/drawingml/2006/picture">
+                      <pic:pic xmlns:pic="http://schemas.openxmlformats.org/drawingml/2006/picture">
+                        <pic:nvPicPr>
+                          <pic:cNvPr id="0" name="Picture 6"/>
+                          <pic:cNvPicPr>
+                            <a:picLocks noChangeAspect="1" noChangeArrowheads="1"/>
+                          </pic:cNvPicPr>
+                        </pic:nvPicPr>
+                        <pic:blipFill rotWithShape="1">
+                          <a:blip r:embed="rId11">
+                            <a:extLst>
+                              <a:ext uri="{28A0092B-C50C-407E-A947-70E740481C1C}">
+                                <a14:useLocalDpi xmlns:a14="http://schemas.microsoft.com/office/drawing/2010/main" val="0"/>
+                              </a:ext>
+                            </a:extLst>
+                          </a:blip>
+                          <a:srcRect t="18011" b="21200"/>
+                          <a:stretch>
+                            <a:fillRect/>
+                          </a:stretch>
+                        </pic:blipFill>
+                        <pic:spPr bwMode="auto">
+                          <a:xfrm>
+                            <a:off x="0" y="0"/>
+                            <a:ext cx="939800" cy="513080"/>
+                          </a:xfrm>
+                          <a:prstGeom prst="rect">
+                            <a:avLst/>
+                          </a:prstGeom>
+                          <a:noFill/>
+                          <a:ln>
+                            <a:noFill/>
+                          </a:ln>
+                          <a:extLst>
+                            <a:ext uri="{53640926-AAD7-44D8-BBD7-CCE9431645EC}">
+                              <a14:shadowObscured xmlns:a14="http://schemas.microsoft.com/office/drawing/2010/main"/>
+                            </a:ext>
+                          </a:extLst>
+                        </pic:spPr>
+                      </pic:pic>
+                    </a:graphicData>
+                  </a:graphic>
+                  <wp14:sizeRelH relativeFrom="margin">
+                    <wp14:pctWidth>0</wp14:pctWidth>
+                  </wp14:sizeRelH>
+                  <wp14:sizeRelV relativeFrom="margin">
+                    <wp14:pctHeight>0</wp14:pctHeight>
+                  </wp14:sizeRelV>
+                </wp:anchor>
+              </w:drawing>
+            </w:r>
+          </w:p>
+          <w:p>
+            <w:pPr>
+              <w:spacing w:before="0" w:after="0"/>
+              <w:ind w:left="-202"/>
+              <w:rPr>
+                <w:sz w:val="14"/>
+                <w:szCs w:val="14"/>
+              </w:rPr>
+            </w:pPr>
+            <w:r>
+              <w:rPr>
+                <w:noProof/>
+                <w:sz w:val="14"/>
+                <w:szCs w:val="14"/>
               </w:rPr>
               <mc:AlternateContent>
                 <mc:Choice Requires="wps">
                   <w:drawing>
-                    <wp:anchor distT="0" distB="0" distL="114300" distR="114300" simplePos="0" relativeHeight="251687936" behindDoc="0" locked="0" layoutInCell="1" allowOverlap="1" wp14:anchorId="4CFAFEF4" wp14:editId="67641DC7">
+                    <wp:anchor distT="0" distB="0" distL="114300" distR="114300" simplePos="0" relativeHeight="251744256" behindDoc="0" locked="0" layoutInCell="1" allowOverlap="1" wp14:anchorId="59435B1C" wp14:editId="7E0B6B25">
                       <wp:simplePos x="0" y="0"/>
                       <wp:positionH relativeFrom="margin">
-                        <wp:posOffset>-5080</wp:posOffset>
+                        <wp:posOffset>-460375</wp:posOffset>
                       </wp:positionH>
                       <wp:positionV relativeFrom="paragraph">
-                        <wp:posOffset>2540</wp:posOffset>
+                        <wp:posOffset>393700</wp:posOffset>
                       </wp:positionV>
-                      <wp:extent cx="1640004" cy="814137"/>
+                      <wp:extent cx="1597660" cy="1635125"/>
                       <wp:effectExtent l="0" t="0" r="0" b="0"/>
                       <wp:wrapNone/>
-                      <wp:docPr id="782399144" name="Rectángulo: esquinas redondeadas 782399144"/>
+                      <wp:docPr id="1729424235" name="Rectángulo: esquinas redondeadas 1729424235"/>
                       <wp:cNvGraphicFramePr>
                         <a:graphicFrameLocks xmlns:a="http://schemas.openxmlformats.org/drawingml/2006/main"/>
                       </wp:cNvGraphicFramePr>
@@ -128,7 +232,7 @@
                             <wps:spPr bwMode="auto">
                               <a:xfrm>
                                 <a:off x="0" y="0"/>
-                                <a:ext cx="1640004" cy="814137"/>
+                                <a:ext cx="1597660" cy="1635125"/>
                               </a:xfrm>
                               <a:prstGeom prst="roundRect">
                                 <a:avLst>
@@ -147,179 +251,7 @@
                               <w:txbxContent>
                                 <w:p>
                                   <w:pPr>
-                                    <w:ind w:right="91"/>
-                                    <w:jc w:val="center"/>
-                                  </w:pPr>
-                                  <w:r>
-                                    <w:rPr>
-                                      <w:rFonts w:ascii="Arial" w:eastAsia="Arial Unicode MS" w:hAnsi="Arial"/>
-                                      <w:sz w:val="18"/>
-                                      <w:szCs w:val="18"/>
-                                    </w:rPr>
-                                    <w:fldChar w:fldCharType="begin"/>
-                                  </w:r>
-                                  <w:r>
-                                    <w:rPr>
-                                      <w:rFonts w:ascii="Arial" w:eastAsia="Arial Unicode MS" w:hAnsi="Arial"/>
-                                      <w:sz w:val="18"/>
-                                      <w:szCs w:val="18"/>
-                                    </w:rPr>
-                                    <w:instrText xml:space="preserve"> MERGEFIELD  Image:logo_empresa  \* MERGEFORMAT </w:instrText>
-                                  </w:r>
-                                  <w:r>
-                                    <w:rPr>
-                                      <w:rFonts w:ascii="Arial" w:eastAsia="Arial Unicode MS" w:hAnsi="Arial"/>
-                                      <w:sz w:val="18"/>
-                                      <w:szCs w:val="18"/>
-                                    </w:rPr>
-                                    <w:fldChar w:fldCharType="separate"/>
-                                  </w:r>
-                                  <w:r>
-                                    <w:rPr>
-                                      <w:rFonts w:ascii="Arial" w:eastAsia="Arial Unicode MS" w:hAnsi="Arial"/>
-                                      <w:noProof/>
-                                      <w:sz w:val="18"/>
-                                      <w:szCs w:val="18"/>
-                                    </w:rPr>
-                                    <w:t>«Image:logo_empresa»</w:t>
-                                  </w:r>
-                                  <w:r>
-                                    <w:rPr>
-                                      <w:rFonts w:ascii="Arial" w:eastAsia="Arial Unicode MS" w:hAnsi="Arial"/>
-                                      <w:sz w:val="18"/>
-                                      <w:szCs w:val="18"/>
-                                    </w:rPr>
-                                    <w:fldChar w:fldCharType="end"/>
-                                  </w:r>
-                                </w:p>
-                              </w:txbxContent>
-                            </wps:txbx>
-                            <wps:bodyPr rot="0" vertOverflow="clip" horzOverflow="clip" vert="horz" wrap="square" lIns="91440" tIns="45720" rIns="91440" bIns="45720" anchor="t" anchorCtr="0" upright="1">
-                              <a:noAutofit/>
-                            </wps:bodyPr>
-                          </wps:wsp>
-                        </a:graphicData>
-                      </a:graphic>
-                      <wp14:sizeRelH relativeFrom="margin">
-                        <wp14:pctWidth>0</wp14:pctWidth>
-                      </wp14:sizeRelH>
-                      <wp14:sizeRelV relativeFrom="margin">
-                        <wp14:pctHeight>0</wp14:pctHeight>
-                      </wp14:sizeRelV>
-                    </wp:anchor>
-                  </w:drawing>
-                </mc:Choice>
-                <mc:Fallback>
-                  <w:pict>
-                    <v:roundrect w14:anchorId="4CFAFEF4" id="Rectángulo: esquinas redondeadas 782399144" o:spid="_x0000_s1026" style="position:absolute;margin-left:-.4pt;margin-top:.2pt;width:129.15pt;height:64.1pt;z-index:251687936;visibility:visible;mso-wrap-style:square;mso-width-percent:0;mso-height-percent:0;mso-wrap-distance-left:9pt;mso-wrap-distance-top:0;mso-wrap-distance-right:9pt;mso-wrap-distance-bottom:0;mso-position-horizontal:absolute;mso-position-horizontal-relative:margin;mso-position-vertical:absolute;mso-position-vertical-relative:text;mso-width-percent:0;mso-height-percent:0;mso-width-relative:margin;mso-height-relative:margin;v-text-anchor:top" arcsize="10923f" o:gfxdata="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" filled="f" stroked="f">
-                      <v:stroke joinstyle="miter"/>
-                      <v:textbox>
-                        <w:txbxContent>
-                          <w:p>
-                            <w:pPr>
-                              <w:ind w:right="91"/>
-                              <w:jc w:val="center"/>
-                            </w:pPr>
-                            <w:r>
-                              <w:rPr>
-                                <w:rFonts w:ascii="Arial" w:eastAsia="Arial Unicode MS" w:hAnsi="Arial"/>
-                                <w:sz w:val="18"/>
-                                <w:szCs w:val="18"/>
-                              </w:rPr>
-                              <w:fldChar w:fldCharType="begin"/>
-                            </w:r>
-                            <w:r>
-                              <w:rPr>
-                                <w:rFonts w:ascii="Arial" w:eastAsia="Arial Unicode MS" w:hAnsi="Arial"/>
-                                <w:sz w:val="18"/>
-                                <w:szCs w:val="18"/>
-                              </w:rPr>
-                              <w:instrText xml:space="preserve"> MERGEFIELD  Image:logo_empresa  \* MERGEFORMAT </w:instrText>
-                            </w:r>
-                            <w:r>
-                              <w:rPr>
-                                <w:rFonts w:ascii="Arial" w:eastAsia="Arial Unicode MS" w:hAnsi="Arial"/>
-                                <w:sz w:val="18"/>
-                                <w:szCs w:val="18"/>
-                              </w:rPr>
-                              <w:fldChar w:fldCharType="separate"/>
-                            </w:r>
-                            <w:r>
-                              <w:rPr>
-                                <w:rFonts w:ascii="Arial" w:eastAsia="Arial Unicode MS" w:hAnsi="Arial"/>
-                                <w:noProof/>
-                                <w:sz w:val="18"/>
-                                <w:szCs w:val="18"/>
-                              </w:rPr>
-                              <w:t>«Image:logo_empresa»</w:t>
-                            </w:r>
-                            <w:r>
-                              <w:rPr>
-                                <w:rFonts w:ascii="Arial" w:eastAsia="Arial Unicode MS" w:hAnsi="Arial"/>
-                                <w:sz w:val="18"/>
-                                <w:szCs w:val="18"/>
-                              </w:rPr>
-                              <w:fldChar w:fldCharType="end"/>
-                            </w:r>
-                          </w:p>
-                        </w:txbxContent>
-                      </v:textbox>
-                      <w10:wrap anchorx="margin"/>
-                    </v:roundrect>
-                  </w:pict>
-                </mc:Fallback>
-              </mc:AlternateContent>
-            </w:r>
-            <w:r>
-              <w:rPr>
-                <w:noProof/>
-              </w:rPr>
-              <mc:AlternateContent>
-                <mc:Choice Requires="wps">
-                  <w:drawing>
-                    <wp:anchor distT="0" distB="0" distL="114300" distR="114300" simplePos="0" relativeHeight="251685888" behindDoc="0" locked="0" layoutInCell="1" allowOverlap="1" wp14:anchorId="59435B1C" wp14:editId="7B05B675">
-                      <wp:simplePos x="0" y="0"/>
-                      <wp:positionH relativeFrom="margin">
-                        <wp:posOffset>-357505</wp:posOffset>
-                      </wp:positionH>
-                      <wp:positionV relativeFrom="paragraph">
-                        <wp:posOffset>697865</wp:posOffset>
-                      </wp:positionV>
-                      <wp:extent cx="2137410" cy="1768475"/>
-                      <wp:effectExtent l="0" t="0" r="0" b="0"/>
-                      <wp:wrapNone/>
-                      <wp:docPr id="1729424235" name="Rectángulo: esquinas redondeadas 1729424235"/>
-                      <wp:cNvGraphicFramePr>
-                        <a:graphicFrameLocks xmlns:a="http://schemas.openxmlformats.org/drawingml/2006/main"/>
-                      </wp:cNvGraphicFramePr>
-                      <a:graphic xmlns:a="http://schemas.openxmlformats.org/drawingml/2006/main">
-                        <a:graphicData uri="http://schemas.microsoft.com/office/word/2010/wordprocessingShape">
-                          <wps:wsp>
-                            <wps:cNvSpPr>
-                              <a:spLocks noChangeArrowheads="1"/>
-                            </wps:cNvSpPr>
-                            <wps:spPr bwMode="auto">
-                              <a:xfrm>
-                                <a:off x="0" y="0"/>
-                                <a:ext cx="2137410" cy="1768475"/>
-                              </a:xfrm>
-                              <a:prstGeom prst="roundRect">
-                                <a:avLst>
-                                  <a:gd name="adj" fmla="val 16667"/>
-                                </a:avLst>
-                              </a:prstGeom>
-                              <a:noFill/>
-                              <a:ln w="9525">
-                                <a:noFill/>
-                                <a:miter lim="800000"/>
-                                <a:headEnd/>
-                                <a:tailEnd/>
-                              </a:ln>
-                            </wps:spPr>
-                            <wps:txbx>
-                              <w:txbxContent>
-                                <w:p>
-                                  <w:pPr>
+                                    <w:spacing w:before="0" w:after="0"/>
                                     <w:ind w:left="426"/>
                                     <w:jc w:val="center"/>
                                   </w:pPr>
@@ -384,12 +316,13 @@
                 </mc:Choice>
                 <mc:Fallback>
                   <w:pict>
-                    <v:roundrect w14:anchorId="59435B1C" id="Rectángulo: esquinas redondeadas 1729424235" o:spid="_x0000_s1027" style="position:absolute;margin-left:-28.15pt;margin-top:54.95pt;width:168.3pt;height:139.25pt;z-index:251685888;visibility:visible;mso-wrap-style:square;mso-width-percent:0;mso-height-percent:0;mso-wrap-distance-left:9pt;mso-wrap-distance-top:0;mso-wrap-distance-right:9pt;mso-wrap-distance-bottom:0;mso-position-horizontal:absolute;mso-position-horizontal-relative:margin;mso-position-vertical:absolute;mso-position-vertical-relative:text;mso-width-percent:0;mso-height-percent:0;mso-width-relative:margin;mso-height-relative:margin;v-text-anchor:top" arcsize="10923f" o:gfxdata="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" filled="f" stroked="f">
+                    <v:roundrect w14:anchorId="59435B1C" id="Rectángulo: esquinas redondeadas 1729424235" o:spid="_x0000_s1026" style="position:absolute;left:0;text-align:left;margin-left:-36.25pt;margin-top:31pt;width:125.8pt;height:128.75pt;z-index:251744256;visibility:visible;mso-wrap-style:square;mso-width-percent:0;mso-height-percent:0;mso-wrap-distance-left:9pt;mso-wrap-distance-top:0;mso-wrap-distance-right:9pt;mso-wrap-distance-bottom:0;mso-position-horizontal:absolute;mso-position-horizontal-relative:margin;mso-position-vertical:absolute;mso-position-vertical-relative:text;mso-width-percent:0;mso-height-percent:0;mso-width-relative:margin;mso-height-relative:margin;v-text-anchor:top" arcsize="10923f" o:gfxdata="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" filled="f" stroked="f">
                       <v:stroke joinstyle="miter"/>
                       <v:textbox>
                         <w:txbxContent>
                           <w:p>
                             <w:pPr>
+                              <w:spacing w:before="0" w:after="0"/>
                               <w:ind w:left="426"/>
                               <w:jc w:val="center"/>
                             </w:pPr>
@@ -445,405 +378,47 @@
             </w:r>
           </w:p>
         </w:tc>
-      </w:tr>
-      <w:tr>
-        <w:trPr>
-          <w:trHeight w:val="1733"/>
-        </w:trPr>
-        <w:tc>
-          <w:tcPr>
-            <w:tcW w:w="5156" w:type="dxa"/>
-            <w:gridSpan w:val="2"/>
+        <w:tc>
+          <w:tcPr>
+            <w:tcW w:w="50" w:type="dxa"/>
             <w:tcBorders>
               <w:left w:val="single" w:sz="24" w:space="0" w:color="auto"/>
-              <w:bottom w:val="single" w:sz="24" w:space="0" w:color="auto"/>
+            </w:tcBorders>
+          </w:tcPr>
+          <w:p>
+            <w:pPr>
+              <w:spacing w:before="0" w:after="0"/>
+              <w:ind w:left="-202"/>
+              <w:rPr>
+                <w:noProof/>
+                <w:sz w:val="14"/>
+                <w:szCs w:val="14"/>
+              </w:rPr>
+            </w:pPr>
+          </w:p>
+        </w:tc>
+        <w:tc>
+          <w:tcPr>
+            <w:tcW w:w="490" w:type="dxa"/>
+            <w:tcBorders>
               <w:right w:val="single" w:sz="24" w:space="0" w:color="auto"/>
             </w:tcBorders>
           </w:tcPr>
           <w:p>
             <w:pPr>
-              <w:ind w:right="797"/>
-              <w:jc w:val="center"/>
-              <w:rPr>
-                <w:rFonts w:ascii="Aptos Black" w:hAnsi="Aptos Black"/>
-                <w:sz w:val="144"/>
-                <w:szCs w:val="144"/>
-              </w:rPr>
-            </w:pPr>
-            <w:r>
-              <w:rPr>
-                <w:rFonts w:ascii="Aptos Black" w:hAnsi="Aptos Black"/>
-                <w:sz w:val="144"/>
-                <w:szCs w:val="144"/>
-              </w:rPr>
-              <w:fldChar w:fldCharType="begin"/>
-            </w:r>
-            <w:r>
-              <w:rPr>
-                <w:rFonts w:ascii="Aptos Black" w:hAnsi="Aptos Black"/>
-                <w:sz w:val="144"/>
-                <w:szCs w:val="144"/>
-              </w:rPr>
-              <w:instrText xml:space="preserve"> MERGEFIELD  nlo  \* MERGEFORMAT </w:instrText>
-            </w:r>
-            <w:r>
-              <w:rPr>
-                <w:rFonts w:ascii="Aptos Black" w:hAnsi="Aptos Black"/>
-                <w:sz w:val="144"/>
-                <w:szCs w:val="144"/>
-              </w:rPr>
-              <w:fldChar w:fldCharType="separate"/>
-            </w:r>
-            <w:r>
-              <w:rPr>
-                <w:rFonts w:ascii="Aptos Black" w:hAnsi="Aptos Black"/>
-                <w:sz w:val="144"/>
-                <w:szCs w:val="144"/>
-              </w:rPr>
-              <w:t>«nlo»</w:t>
-            </w:r>
-            <w:r>
-              <w:rPr>
-                <w:rFonts w:ascii="Aptos Black" w:hAnsi="Aptos Black"/>
-                <w:sz w:val="144"/>
-                <w:szCs w:val="144"/>
-              </w:rPr>
-              <w:fldChar w:fldCharType="end"/>
-            </w:r>
-          </w:p>
-        </w:tc>
-        <w:tc>
-          <w:tcPr>
-            <w:tcW w:w="2547" w:type="dxa"/>
-            <w:vMerge/>
-            <w:tcBorders>
-              <w:left w:val="single" w:sz="24" w:space="0" w:color="auto"/>
-              <w:bottom w:val="single" w:sz="24" w:space="0" w:color="auto"/>
-              <w:right w:val="single" w:sz="24" w:space="0" w:color="auto"/>
-            </w:tcBorders>
-            <w:vAlign w:val="center"/>
-          </w:tcPr>
-          <w:p/>
-        </w:tc>
-      </w:tr>
-      <w:tr>
-        <w:trPr>
-          <w:trHeight w:val="253"/>
-        </w:trPr>
-        <w:tc>
-          <w:tcPr>
-            <w:tcW w:w="2074" w:type="dxa"/>
-            <w:tcBorders>
-              <w:top w:val="single" w:sz="24" w:space="0" w:color="auto"/>
-              <w:left w:val="single" w:sz="24" w:space="0" w:color="auto"/>
-              <w:right w:val="dashed" w:sz="4" w:space="0" w:color="auto"/>
-            </w:tcBorders>
-          </w:tcPr>
-          <w:p>
-            <w:pPr>
-              <w:jc w:val="center"/>
-              <w:rPr>
-                <w:rFonts w:ascii="Aptos Black" w:hAnsi="Aptos Black"/>
-                <w:sz w:val="40"/>
-                <w:szCs w:val="40"/>
-              </w:rPr>
-            </w:pPr>
-            <w:r>
-              <w:rPr>
-                <w:rFonts w:ascii="Aptos Black" w:hAnsi="Aptos Black"/>
-                <w:sz w:val="40"/>
-                <w:szCs w:val="40"/>
-              </w:rPr>
-              <w:t>GUARDIA</w:t>
-            </w:r>
-          </w:p>
-        </w:tc>
-        <w:tc>
-          <w:tcPr>
-            <w:tcW w:w="3082" w:type="dxa"/>
-            <w:tcBorders>
-              <w:top w:val="single" w:sz="24" w:space="0" w:color="auto"/>
-              <w:left w:val="dashed" w:sz="4" w:space="0" w:color="auto"/>
-              <w:right w:val="dashed" w:sz="4" w:space="0" w:color="auto"/>
-            </w:tcBorders>
-          </w:tcPr>
-          <w:p>
-            <w:pPr>
-              <w:jc w:val="center"/>
-              <w:rPr>
-                <w:rFonts w:ascii="Aptos Black" w:hAnsi="Aptos Black"/>
-                <w:sz w:val="40"/>
-                <w:szCs w:val="40"/>
-              </w:rPr>
-            </w:pPr>
-            <w:r>
-              <w:rPr>
-                <w:rFonts w:ascii="Aptos Black" w:hAnsi="Aptos Black"/>
-                <w:sz w:val="40"/>
-                <w:szCs w:val="40"/>
-              </w:rPr>
-              <w:t>FECHA Y HORA</w:t>
-            </w:r>
-          </w:p>
-        </w:tc>
-        <w:tc>
-          <w:tcPr>
-            <w:tcW w:w="2547" w:type="dxa"/>
-            <w:tcBorders>
-              <w:top w:val="single" w:sz="24" w:space="0" w:color="auto"/>
-              <w:left w:val="dashed" w:sz="4" w:space="0" w:color="auto"/>
-              <w:right w:val="single" w:sz="24" w:space="0" w:color="auto"/>
-            </w:tcBorders>
-          </w:tcPr>
-          <w:p>
-            <w:pPr>
-              <w:jc w:val="center"/>
-              <w:rPr>
-                <w:rFonts w:ascii="Aptos Black" w:hAnsi="Aptos Black"/>
-                <w:sz w:val="40"/>
-                <w:szCs w:val="40"/>
-              </w:rPr>
-            </w:pPr>
-            <w:proofErr w:type="spellStart"/>
-            <w:r>
-              <w:rPr>
-                <w:rFonts w:ascii="Aptos Black" w:hAnsi="Aptos Black"/>
-                <w:sz w:val="40"/>
-                <w:szCs w:val="40"/>
-              </w:rPr>
-              <w:t>N°</w:t>
-            </w:r>
-            <w:proofErr w:type="spellEnd"/>
-            <w:r>
-              <w:rPr>
-                <w:rFonts w:ascii="Aptos Black" w:hAnsi="Aptos Black"/>
-                <w:sz w:val="40"/>
-                <w:szCs w:val="40"/>
-              </w:rPr>
-              <w:t xml:space="preserve"> SACOS</w:t>
-            </w:r>
-          </w:p>
-        </w:tc>
-      </w:tr>
-      <w:tr>
-        <w:trPr>
-          <w:trHeight w:val="766"/>
-        </w:trPr>
-        <w:tc>
-          <w:tcPr>
-            <w:tcW w:w="2074" w:type="dxa"/>
-            <w:tcBorders>
-              <w:left w:val="single" w:sz="24" w:space="0" w:color="auto"/>
-              <w:bottom w:val="single" w:sz="24" w:space="0" w:color="auto"/>
-              <w:right w:val="dashed" w:sz="4" w:space="0" w:color="auto"/>
-            </w:tcBorders>
-          </w:tcPr>
-          <w:p>
-            <w:pPr>
-              <w:ind w:left="144"/>
-              <w:jc w:val="center"/>
-              <w:rPr>
-                <w:sz w:val="40"/>
-                <w:szCs w:val="40"/>
-              </w:rPr>
-            </w:pPr>
-            <w:r>
-              <w:rPr>
-                <w:sz w:val="40"/>
-                <w:szCs w:val="40"/>
-              </w:rPr>
-              <w:fldChar w:fldCharType="begin"/>
-            </w:r>
-            <w:r>
-              <w:rPr>
-                <w:sz w:val="40"/>
-                <w:szCs w:val="40"/>
-              </w:rPr>
-              <w:instrText xml:space="preserve"> MERGEFIELD  nombre_guardia  \* MERGEFORMAT </w:instrText>
-            </w:r>
-            <w:r>
-              <w:rPr>
-                <w:sz w:val="40"/>
-                <w:szCs w:val="40"/>
-              </w:rPr>
-              <w:fldChar w:fldCharType="separate"/>
-            </w:r>
-            <w:r>
-              <w:rPr>
-                <w:sz w:val="40"/>
-                <w:szCs w:val="40"/>
-              </w:rPr>
-              <w:t>«nombre_guardia»</w:t>
-            </w:r>
-            <w:r>
-              <w:rPr>
-                <w:sz w:val="40"/>
-                <w:szCs w:val="40"/>
-              </w:rPr>
-              <w:fldChar w:fldCharType="end"/>
-            </w:r>
-          </w:p>
-        </w:tc>
-        <w:tc>
-          <w:tcPr>
-            <w:tcW w:w="3082" w:type="dxa"/>
-            <w:tcBorders>
-              <w:left w:val="dashed" w:sz="4" w:space="0" w:color="auto"/>
-              <w:bottom w:val="single" w:sz="24" w:space="0" w:color="auto"/>
-              <w:right w:val="dashed" w:sz="4" w:space="0" w:color="auto"/>
-            </w:tcBorders>
-          </w:tcPr>
-          <w:p>
-            <w:pPr>
-              <w:ind w:left="138"/>
-              <w:jc w:val="center"/>
-              <w:rPr>
-                <w:sz w:val="40"/>
-                <w:szCs w:val="40"/>
-              </w:rPr>
-            </w:pPr>
-            <w:r>
-              <w:rPr>
-                <w:sz w:val="40"/>
-                <w:szCs w:val="40"/>
-              </w:rPr>
-              <w:fldChar w:fldCharType="begin"/>
-            </w:r>
-            <w:r>
-              <w:rPr>
-                <w:sz w:val="40"/>
-                <w:szCs w:val="40"/>
-              </w:rPr>
-              <w:instrText xml:space="preserve"> MERGEFIELD  fecha_ingreso  \* MERGEFORMAT </w:instrText>
-            </w:r>
-            <w:r>
-              <w:rPr>
-                <w:sz w:val="40"/>
-                <w:szCs w:val="40"/>
-              </w:rPr>
-              <w:fldChar w:fldCharType="separate"/>
-            </w:r>
-            <w:r>
-              <w:rPr>
-                <w:noProof/>
-                <w:sz w:val="40"/>
-                <w:szCs w:val="40"/>
-              </w:rPr>
-              <w:t>«fecha_ingreso»</w:t>
-            </w:r>
-            <w:r>
-              <w:rPr>
-                <w:sz w:val="40"/>
-                <w:szCs w:val="40"/>
-              </w:rPr>
-              <w:fldChar w:fldCharType="end"/>
-            </w:r>
-          </w:p>
-        </w:tc>
-        <w:tc>
-          <w:tcPr>
-            <w:tcW w:w="2547" w:type="dxa"/>
-            <w:tcBorders>
-              <w:left w:val="dashed" w:sz="4" w:space="0" w:color="auto"/>
-              <w:bottom w:val="single" w:sz="24" w:space="0" w:color="auto"/>
-              <w:right w:val="single" w:sz="24" w:space="0" w:color="auto"/>
-            </w:tcBorders>
-          </w:tcPr>
-          <w:p>
-            <w:pPr>
-              <w:ind w:left="281" w:firstLine="2"/>
-              <w:jc w:val="center"/>
-              <w:rPr>
-                <w:sz w:val="40"/>
-                <w:szCs w:val="40"/>
-              </w:rPr>
-            </w:pPr>
-            <w:r>
-              <w:rPr>
-                <w:sz w:val="40"/>
-                <w:szCs w:val="40"/>
-              </w:rPr>
-              <w:fldChar w:fldCharType="begin"/>
-            </w:r>
-            <w:r>
-              <w:rPr>
-                <w:sz w:val="40"/>
-                <w:szCs w:val="40"/>
-              </w:rPr>
-              <w:instrText xml:space="preserve"> MERGEFIELD  cantidad_presentacion  \* MERGEFORMAT </w:instrText>
-            </w:r>
-            <w:r>
-              <w:rPr>
-                <w:sz w:val="40"/>
-                <w:szCs w:val="40"/>
-              </w:rPr>
-              <w:fldChar w:fldCharType="separate"/>
-            </w:r>
-            <w:r>
-              <w:rPr>
-                <w:sz w:val="40"/>
-                <w:szCs w:val="40"/>
-              </w:rPr>
-              <w:t>«cantidad_presentacion»</w:t>
-            </w:r>
-            <w:r>
-              <w:rPr>
-                <w:sz w:val="40"/>
-                <w:szCs w:val="40"/>
-              </w:rPr>
-              <w:fldChar w:fldCharType="end"/>
-            </w:r>
-          </w:p>
-        </w:tc>
-      </w:tr>
-      <w:tr>
-        <w:trPr>
-          <w:trHeight w:val="66"/>
-        </w:trPr>
-        <w:tc>
-          <w:tcPr>
-            <w:tcW w:w="5156" w:type="dxa"/>
-            <w:gridSpan w:val="2"/>
-            <w:tcBorders>
-              <w:top w:val="single" w:sz="24" w:space="0" w:color="auto"/>
-              <w:bottom w:val="single" w:sz="24" w:space="0" w:color="auto"/>
-            </w:tcBorders>
-          </w:tcPr>
-          <w:p>
-            <w:pPr>
-              <w:rPr>
-                <w:sz w:val="4"/>
-                <w:szCs w:val="4"/>
-              </w:rPr>
-            </w:pPr>
-          </w:p>
-        </w:tc>
-        <w:tc>
-          <w:tcPr>
-            <w:tcW w:w="2547" w:type="dxa"/>
-            <w:tcBorders>
-              <w:top w:val="single" w:sz="24" w:space="0" w:color="auto"/>
-              <w:bottom w:val="single" w:sz="24" w:space="0" w:color="auto"/>
-            </w:tcBorders>
-            <w:vAlign w:val="center"/>
-          </w:tcPr>
-          <w:p>
-            <w:pPr>
-              <w:rPr>
-                <w:sz w:val="4"/>
-                <w:szCs w:val="4"/>
-              </w:rPr>
-            </w:pPr>
-          </w:p>
-        </w:tc>
-      </w:tr>
-      <w:tr>
-        <w:trPr>
-          <w:trHeight w:val="1591"/>
-        </w:trPr>
-        <w:tc>
-          <w:tcPr>
-            <w:tcW w:w="5156" w:type="dxa"/>
+              <w:spacing w:before="0" w:after="0"/>
+              <w:ind w:left="94"/>
+              <w:rPr>
+                <w:rFonts w:ascii="Aptos Black" w:hAnsi="Aptos Black"/>
+                <w:sz w:val="96"/>
+                <w:szCs w:val="96"/>
+              </w:rPr>
+            </w:pPr>
+          </w:p>
+        </w:tc>
+        <w:tc>
+          <w:tcPr>
+            <w:tcW w:w="3471" w:type="dxa"/>
             <w:gridSpan w:val="2"/>
             <w:tcBorders>
               <w:top w:val="single" w:sz="24" w:space="0" w:color="auto"/>
@@ -853,69 +428,52 @@
           </w:tcPr>
           <w:p>
             <w:pPr>
-              <w:ind w:right="797"/>
+              <w:spacing w:before="0" w:after="0"/>
+              <w:ind w:left="94"/>
               <w:jc w:val="center"/>
               <w:rPr>
-                <w:rFonts w:ascii="Aptos Black" w:hAnsi="Aptos Black"/>
-                <w:sz w:val="160"/>
-                <w:szCs w:val="160"/>
-              </w:rPr>
-            </w:pPr>
-            <w:r>
-              <w:rPr>
-                <w:rFonts w:ascii="Aptos Black" w:hAnsi="Aptos Black"/>
-                <w:sz w:val="160"/>
-                <w:szCs w:val="160"/>
+                <w:noProof/>
+                <w:sz w:val="14"/>
+                <w:szCs w:val="14"/>
+              </w:rPr>
+            </w:pPr>
+            <w:r>
+              <w:rPr>
+                <w:rFonts w:ascii="Aptos Black" w:hAnsi="Aptos Black"/>
+                <w:sz w:val="96"/>
+                <w:szCs w:val="96"/>
               </w:rPr>
               <w:fldChar w:fldCharType="begin"/>
             </w:r>
             <w:r>
               <w:rPr>
                 <w:rFonts w:ascii="Aptos Black" w:hAnsi="Aptos Black"/>
-                <w:sz w:val="160"/>
-                <w:szCs w:val="160"/>
+                <w:sz w:val="96"/>
+                <w:szCs w:val="96"/>
               </w:rPr>
               <w:instrText xml:space="preserve"> MERGEFIELD  nro  \* MERGEFORMAT </w:instrText>
             </w:r>
             <w:r>
               <w:rPr>
                 <w:rFonts w:ascii="Aptos Black" w:hAnsi="Aptos Black"/>
-                <w:sz w:val="160"/>
-                <w:szCs w:val="160"/>
+                <w:sz w:val="96"/>
+                <w:szCs w:val="96"/>
               </w:rPr>
               <w:fldChar w:fldCharType="separate"/>
             </w:r>
             <w:r>
               <w:rPr>
                 <w:rFonts w:ascii="Aptos Black" w:hAnsi="Aptos Black"/>
-                <w:sz w:val="160"/>
-                <w:szCs w:val="160"/>
-              </w:rPr>
-              <w:t>«</w:t>
-            </w:r>
-            <w:proofErr w:type="spellStart"/>
-            <w:r>
-              <w:rPr>
-                <w:rFonts w:ascii="Aptos Black" w:hAnsi="Aptos Black"/>
-                <w:sz w:val="160"/>
-                <w:szCs w:val="160"/>
-              </w:rPr>
-              <w:t>nro</w:t>
-            </w:r>
-            <w:proofErr w:type="spellEnd"/>
-            <w:r>
-              <w:rPr>
-                <w:rFonts w:ascii="Aptos Black" w:hAnsi="Aptos Black"/>
-                <w:sz w:val="160"/>
-                <w:szCs w:val="160"/>
-              </w:rPr>
-              <w:t>»</w:t>
-            </w:r>
-            <w:r>
-              <w:rPr>
-                <w:rFonts w:ascii="Aptos Black" w:hAnsi="Aptos Black"/>
-                <w:sz w:val="160"/>
-                <w:szCs w:val="160"/>
+                <w:sz w:val="96"/>
+                <w:szCs w:val="96"/>
+              </w:rPr>
+              <w:t>«nro»</w:t>
+            </w:r>
+            <w:r>
+              <w:rPr>
+                <w:rFonts w:ascii="Aptos Black" w:hAnsi="Aptos Black"/>
+                <w:sz w:val="96"/>
+                <w:szCs w:val="96"/>
               </w:rPr>
               <w:fldChar w:fldCharType="end"/>
             </w:r>
@@ -923,35 +481,118 @@
         </w:tc>
         <w:tc>
           <w:tcPr>
-            <w:tcW w:w="2547" w:type="dxa"/>
-            <w:vMerge w:val="restart"/>
+            <w:tcW w:w="1625" w:type="dxa"/>
             <w:tcBorders>
               <w:top w:val="single" w:sz="24" w:space="0" w:color="auto"/>
               <w:left w:val="single" w:sz="24" w:space="0" w:color="auto"/>
               <w:right w:val="single" w:sz="24" w:space="0" w:color="auto"/>
             </w:tcBorders>
-            <w:vAlign w:val="center"/>
-          </w:tcPr>
-          <w:p>
-            <w:r>
+          </w:tcPr>
+          <w:p>
+            <w:pPr>
+              <w:spacing w:before="0" w:after="0"/>
+              <w:ind w:left="-202"/>
               <w:rPr>
                 <w:noProof/>
+                <w:sz w:val="14"/>
+                <w:szCs w:val="14"/>
+              </w:rPr>
+            </w:pPr>
+            <w:r>
+              <w:rPr>
+                <w:noProof/>
+                <w:sz w:val="14"/>
+                <w:szCs w:val="14"/>
+              </w:rPr>
+              <w:drawing>
+                <wp:anchor distT="0" distB="0" distL="114300" distR="114300" simplePos="0" relativeHeight="251756544" behindDoc="0" locked="0" layoutInCell="1" allowOverlap="1" wp14:anchorId="16C396C1" wp14:editId="77924BBF">
+                  <wp:simplePos x="0" y="0"/>
+                  <wp:positionH relativeFrom="column">
+                    <wp:posOffset>23495</wp:posOffset>
+                  </wp:positionH>
+                  <wp:positionV relativeFrom="paragraph">
+                    <wp:posOffset>64770</wp:posOffset>
+                  </wp:positionV>
+                  <wp:extent cx="914400" cy="514350"/>
+                  <wp:effectExtent l="0" t="0" r="0" b="0"/>
+                  <wp:wrapNone/>
+                  <wp:docPr id="996432059" name="Imagen 10"/>
+                  <wp:cNvGraphicFramePr>
+                    <a:graphicFrameLocks xmlns:a="http://schemas.openxmlformats.org/drawingml/2006/main" noChangeAspect="1"/>
+                  </wp:cNvGraphicFramePr>
+                  <a:graphic xmlns:a="http://schemas.openxmlformats.org/drawingml/2006/main">
+                    <a:graphicData uri="http://schemas.openxmlformats.org/drawingml/2006/picture">
+                      <pic:pic xmlns:pic="http://schemas.openxmlformats.org/drawingml/2006/picture">
+                        <pic:nvPicPr>
+                          <pic:cNvPr id="0" name="Picture 6"/>
+                          <pic:cNvPicPr>
+                            <a:picLocks noChangeAspect="1" noChangeArrowheads="1"/>
+                          </pic:cNvPicPr>
+                        </pic:nvPicPr>
+                        <pic:blipFill rotWithShape="1">
+                          <a:blip r:embed="rId11">
+                            <a:extLst>
+                              <a:ext uri="{28A0092B-C50C-407E-A947-70E740481C1C}">
+                                <a14:useLocalDpi xmlns:a14="http://schemas.microsoft.com/office/drawing/2010/main" val="0"/>
+                              </a:ext>
+                            </a:extLst>
+                          </a:blip>
+                          <a:srcRect t="18011" b="21200"/>
+                          <a:stretch>
+                            <a:fillRect/>
+                          </a:stretch>
+                        </pic:blipFill>
+                        <pic:spPr bwMode="auto">
+                          <a:xfrm>
+                            <a:off x="0" y="0"/>
+                            <a:ext cx="914400" cy="514350"/>
+                          </a:xfrm>
+                          <a:prstGeom prst="rect">
+                            <a:avLst/>
+                          </a:prstGeom>
+                          <a:noFill/>
+                          <a:ln>
+                            <a:noFill/>
+                          </a:ln>
+                          <a:extLst>
+                            <a:ext uri="{53640926-AAD7-44D8-BBD7-CCE9431645EC}">
+                              <a14:shadowObscured xmlns:a14="http://schemas.microsoft.com/office/drawing/2010/main"/>
+                            </a:ext>
+                          </a:extLst>
+                        </pic:spPr>
+                      </pic:pic>
+                    </a:graphicData>
+                  </a:graphic>
+                  <wp14:sizeRelH relativeFrom="margin">
+                    <wp14:pctWidth>0</wp14:pctWidth>
+                  </wp14:sizeRelH>
+                  <wp14:sizeRelV relativeFrom="margin">
+                    <wp14:pctHeight>0</wp14:pctHeight>
+                  </wp14:sizeRelV>
+                </wp:anchor>
+              </w:drawing>
+            </w:r>
+            <w:r>
+              <w:rPr>
+                <w:noProof/>
+                <w:sz w:val="14"/>
+                <w:szCs w:val="14"/>
               </w:rPr>
               <mc:AlternateContent>
                 <mc:Choice Requires="wps">
                   <w:drawing>
-                    <wp:anchor distT="0" distB="0" distL="114300" distR="114300" simplePos="0" relativeHeight="251691008" behindDoc="0" locked="0" layoutInCell="1" allowOverlap="1" wp14:anchorId="35075C34" wp14:editId="76690902">
+                    <wp:anchor distT="0" distB="0" distL="114300" distR="114300" simplePos="0" relativeHeight="251753472" behindDoc="0" locked="0" layoutInCell="1" allowOverlap="1" wp14:anchorId="38D685D5" wp14:editId="59248DC7">
                       <wp:simplePos x="0" y="0"/>
                       <wp:positionH relativeFrom="margin">
-                        <wp:posOffset>-5080</wp:posOffset>
+                        <wp:posOffset>-431800</wp:posOffset>
                       </wp:positionH>
                       <wp:positionV relativeFrom="paragraph">
-                        <wp:posOffset>2540</wp:posOffset>
+                        <wp:posOffset>476885</wp:posOffset>
                       </wp:positionV>
-                      <wp:extent cx="1640004" cy="814137"/>
+                      <wp:extent cx="1597660" cy="1635125"/>
                       <wp:effectExtent l="0" t="0" r="0" b="0"/>
                       <wp:wrapNone/>
-                      <wp:docPr id="1067996153" name="Rectángulo: esquinas redondeadas 1067996153"/>
+                      <wp:docPr id="572083950" name="Rectángulo: esquinas redondeadas 572083950"/>
                       <wp:cNvGraphicFramePr>
                         <a:graphicFrameLocks xmlns:a="http://schemas.openxmlformats.org/drawingml/2006/main"/>
                       </wp:cNvGraphicFramePr>
@@ -964,7 +605,7 @@
                             <wps:spPr bwMode="auto">
                               <a:xfrm>
                                 <a:off x="0" y="0"/>
-                                <a:ext cx="1640004" cy="814137"/>
+                                <a:ext cx="1597660" cy="1635125"/>
                               </a:xfrm>
                               <a:prstGeom prst="roundRect">
                                 <a:avLst>
@@ -983,7 +624,8 @@
                               <w:txbxContent>
                                 <w:p>
                                   <w:pPr>
-                                    <w:ind w:right="91"/>
+                                    <w:spacing w:before="0" w:after="0"/>
+                                    <w:ind w:left="426"/>
                                     <w:jc w:val="center"/>
                                   </w:pPr>
                                   <w:r>
@@ -1000,7 +642,7 @@
                                       <w:sz w:val="18"/>
                                       <w:szCs w:val="18"/>
                                     </w:rPr>
-                                    <w:instrText xml:space="preserve"> MERGEFIELD  Image:logo_empresa  \* MERGEFORMAT </w:instrText>
+                                    <w:instrText xml:space="preserve"> MERGEFIELD  Image:qr_code  \* MERGEFORMAT </w:instrText>
                                   </w:r>
                                   <w:r>
                                     <w:rPr>
@@ -1017,7 +659,7 @@
                                       <w:sz w:val="18"/>
                                       <w:szCs w:val="18"/>
                                     </w:rPr>
-                                    <w:t>«Image:logo_empresa»</w:t>
+                                    <w:t>«Image:qr_code»</w:t>
                                   </w:r>
                                   <w:r>
                                     <w:rPr>
@@ -1047,13 +689,14 @@
                 </mc:Choice>
                 <mc:Fallback>
                   <w:pict>
-                    <v:roundrect w14:anchorId="35075C34" id="Rectángulo: esquinas redondeadas 1067996153" o:spid="_x0000_s1028" style="position:absolute;margin-left:-.4pt;margin-top:.2pt;width:129.15pt;height:64.1pt;z-index:251691008;visibility:visible;mso-wrap-style:square;mso-width-percent:0;mso-height-percent:0;mso-wrap-distance-left:9pt;mso-wrap-distance-top:0;mso-wrap-distance-right:9pt;mso-wrap-distance-bottom:0;mso-position-horizontal:absolute;mso-position-horizontal-relative:margin;mso-position-vertical:absolute;mso-position-vertical-relative:text;mso-width-percent:0;mso-height-percent:0;mso-width-relative:margin;mso-height-relative:margin;v-text-anchor:top" arcsize="10923f" o:gfxdata="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" filled="f" stroked="f">
+                    <v:roundrect w14:anchorId="38D685D5" id="Rectángulo: esquinas redondeadas 572083950" o:spid="_x0000_s1027" style="position:absolute;left:0;text-align:left;margin-left:-34pt;margin-top:37.55pt;width:125.8pt;height:128.75pt;z-index:251753472;visibility:visible;mso-wrap-style:square;mso-width-percent:0;mso-height-percent:0;mso-wrap-distance-left:9pt;mso-wrap-distance-top:0;mso-wrap-distance-right:9pt;mso-wrap-distance-bottom:0;mso-position-horizontal:absolute;mso-position-horizontal-relative:margin;mso-position-vertical:absolute;mso-position-vertical-relative:text;mso-width-percent:0;mso-height-percent:0;mso-width-relative:margin;mso-height-relative:margin;v-text-anchor:top" arcsize="10923f" o:gfxdata="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" filled="f" stroked="f">
                       <v:stroke joinstyle="miter"/>
                       <v:textbox>
                         <w:txbxContent>
                           <w:p>
                             <w:pPr>
-                              <w:ind w:right="91"/>
+                              <w:spacing w:before="0" w:after="0"/>
+                              <w:ind w:left="426"/>
                               <w:jc w:val="center"/>
                             </w:pPr>
                             <w:r>
@@ -1070,7 +713,7 @@
                                 <w:sz w:val="18"/>
                                 <w:szCs w:val="18"/>
                               </w:rPr>
-                              <w:instrText xml:space="preserve"> MERGEFIELD  Image:logo_empresa  \* MERGEFORMAT </w:instrText>
+                              <w:instrText xml:space="preserve"> MERGEFIELD  Image:qr_code  \* MERGEFORMAT </w:instrText>
                             </w:r>
                             <w:r>
                               <w:rPr>
@@ -1087,7 +730,7 @@
                                 <w:sz w:val="18"/>
                                 <w:szCs w:val="18"/>
                               </w:rPr>
-                              <w:t>«Image:logo_empresa»</w:t>
+                              <w:t>«Image:qr_code»</w:t>
                             </w:r>
                             <w:r>
                               <w:rPr>
@@ -1106,20 +749,1123 @@
                 </mc:Fallback>
               </mc:AlternateContent>
             </w:r>
+          </w:p>
+        </w:tc>
+      </w:tr>
+      <w:tr>
+        <w:trPr>
+          <w:trHeight w:val="974"/>
+          <w:jc w:val="center"/>
+        </w:trPr>
+        <w:tc>
+          <w:tcPr>
+            <w:tcW w:w="3686" w:type="dxa"/>
+            <w:gridSpan w:val="2"/>
+            <w:tcBorders>
+              <w:left w:val="single" w:sz="24" w:space="0" w:color="auto"/>
+              <w:bottom w:val="single" w:sz="24" w:space="0" w:color="auto"/>
+              <w:right w:val="single" w:sz="24" w:space="0" w:color="auto"/>
+            </w:tcBorders>
+          </w:tcPr>
+          <w:p>
+            <w:pPr>
+              <w:spacing w:before="0" w:after="0"/>
+              <w:ind w:left="-170" w:right="-34"/>
+              <w:jc w:val="center"/>
+              <w:rPr>
+                <w:rFonts w:ascii="Aptos Black" w:hAnsi="Aptos Black"/>
+                <w:sz w:val="96"/>
+                <w:szCs w:val="96"/>
+              </w:rPr>
+            </w:pPr>
+            <w:r>
+              <w:rPr>
+                <w:rFonts w:ascii="Aptos Black" w:hAnsi="Aptos Black"/>
+                <w:sz w:val="96"/>
+                <w:szCs w:val="96"/>
+              </w:rPr>
+              <w:fldChar w:fldCharType="begin"/>
+            </w:r>
+            <w:r>
+              <w:rPr>
+                <w:rFonts w:ascii="Aptos Black" w:hAnsi="Aptos Black"/>
+                <w:sz w:val="96"/>
+                <w:szCs w:val="96"/>
+              </w:rPr>
+              <w:instrText xml:space="preserve"> MERGEFIELD  nlo  \* MERGEFORMAT </w:instrText>
+            </w:r>
+            <w:r>
+              <w:rPr>
+                <w:rFonts w:ascii="Aptos Black" w:hAnsi="Aptos Black"/>
+                <w:sz w:val="96"/>
+                <w:szCs w:val="96"/>
+              </w:rPr>
+              <w:fldChar w:fldCharType="separate"/>
+            </w:r>
+            <w:r>
+              <w:rPr>
+                <w:rFonts w:ascii="Aptos Black" w:hAnsi="Aptos Black"/>
+                <w:sz w:val="96"/>
+                <w:szCs w:val="96"/>
+              </w:rPr>
+              <w:t>«nlo»</w:t>
+            </w:r>
+            <w:r>
+              <w:rPr>
+                <w:rFonts w:ascii="Aptos Black" w:hAnsi="Aptos Black"/>
+                <w:sz w:val="96"/>
+                <w:szCs w:val="96"/>
+              </w:rPr>
+              <w:fldChar w:fldCharType="end"/>
+            </w:r>
+          </w:p>
+        </w:tc>
+        <w:tc>
+          <w:tcPr>
+            <w:tcW w:w="1659" w:type="dxa"/>
+            <w:vMerge/>
+            <w:tcBorders>
+              <w:left w:val="single" w:sz="24" w:space="0" w:color="auto"/>
+              <w:bottom w:val="single" w:sz="24" w:space="0" w:color="auto"/>
+              <w:right w:val="single" w:sz="24" w:space="0" w:color="auto"/>
+            </w:tcBorders>
+            <w:vAlign w:val="center"/>
+          </w:tcPr>
+          <w:p>
+            <w:pPr>
+              <w:ind w:left="-202"/>
+              <w:rPr>
+                <w:sz w:val="14"/>
+                <w:szCs w:val="14"/>
+              </w:rPr>
+            </w:pPr>
+          </w:p>
+        </w:tc>
+        <w:tc>
+          <w:tcPr>
+            <w:tcW w:w="50" w:type="dxa"/>
+            <w:tcBorders>
+              <w:left w:val="single" w:sz="24" w:space="0" w:color="auto"/>
+            </w:tcBorders>
+          </w:tcPr>
+          <w:p>
+            <w:pPr>
+              <w:ind w:left="-202"/>
+              <w:rPr>
+                <w:sz w:val="14"/>
+                <w:szCs w:val="14"/>
+              </w:rPr>
+            </w:pPr>
+          </w:p>
+        </w:tc>
+        <w:tc>
+          <w:tcPr>
+            <w:tcW w:w="490" w:type="dxa"/>
+            <w:tcBorders>
+              <w:right w:val="single" w:sz="24" w:space="0" w:color="auto"/>
+            </w:tcBorders>
+          </w:tcPr>
+          <w:p>
+            <w:pPr>
+              <w:ind w:left="116"/>
+              <w:rPr>
+                <w:rFonts w:ascii="Aptos Black" w:hAnsi="Aptos Black"/>
+                <w:sz w:val="96"/>
+                <w:szCs w:val="96"/>
+              </w:rPr>
+            </w:pPr>
+          </w:p>
+        </w:tc>
+        <w:tc>
+          <w:tcPr>
+            <w:tcW w:w="3471" w:type="dxa"/>
+            <w:gridSpan w:val="2"/>
+            <w:tcBorders>
+              <w:left w:val="single" w:sz="24" w:space="0" w:color="auto"/>
+              <w:bottom w:val="single" w:sz="24" w:space="0" w:color="auto"/>
+              <w:right w:val="single" w:sz="24" w:space="0" w:color="auto"/>
+            </w:tcBorders>
+          </w:tcPr>
+          <w:p>
+            <w:pPr>
+              <w:spacing w:before="0" w:after="0"/>
+              <w:ind w:left="116"/>
+              <w:jc w:val="center"/>
+              <w:rPr>
+                <w:sz w:val="14"/>
+                <w:szCs w:val="14"/>
+              </w:rPr>
+            </w:pPr>
+            <w:r>
+              <w:rPr>
+                <w:rFonts w:ascii="Aptos Black" w:hAnsi="Aptos Black"/>
+                <w:sz w:val="96"/>
+                <w:szCs w:val="96"/>
+              </w:rPr>
+              <w:fldChar w:fldCharType="begin"/>
+            </w:r>
+            <w:r>
+              <w:rPr>
+                <w:rFonts w:ascii="Aptos Black" w:hAnsi="Aptos Black"/>
+                <w:sz w:val="96"/>
+                <w:szCs w:val="96"/>
+              </w:rPr>
+              <w:instrText xml:space="preserve"> MERGEFIELD  nlo  \* MERGEFORMAT </w:instrText>
+            </w:r>
+            <w:r>
+              <w:rPr>
+                <w:rFonts w:ascii="Aptos Black" w:hAnsi="Aptos Black"/>
+                <w:sz w:val="96"/>
+                <w:szCs w:val="96"/>
+              </w:rPr>
+              <w:fldChar w:fldCharType="separate"/>
+            </w:r>
+            <w:r>
+              <w:rPr>
+                <w:rFonts w:ascii="Aptos Black" w:hAnsi="Aptos Black"/>
+                <w:sz w:val="96"/>
+                <w:szCs w:val="96"/>
+              </w:rPr>
+              <w:t>«nlo»</w:t>
+            </w:r>
+            <w:r>
+              <w:rPr>
+                <w:rFonts w:ascii="Aptos Black" w:hAnsi="Aptos Black"/>
+                <w:sz w:val="96"/>
+                <w:szCs w:val="96"/>
+              </w:rPr>
+              <w:fldChar w:fldCharType="end"/>
+            </w:r>
+          </w:p>
+        </w:tc>
+        <w:tc>
+          <w:tcPr>
+            <w:tcW w:w="1625" w:type="dxa"/>
+            <w:tcBorders>
+              <w:left w:val="single" w:sz="24" w:space="0" w:color="auto"/>
+              <w:bottom w:val="single" w:sz="24" w:space="0" w:color="auto"/>
+              <w:right w:val="single" w:sz="24" w:space="0" w:color="auto"/>
+            </w:tcBorders>
+          </w:tcPr>
+          <w:p>
+            <w:pPr>
+              <w:ind w:left="-202" w:right="130"/>
+              <w:rPr>
+                <w:sz w:val="14"/>
+                <w:szCs w:val="14"/>
+              </w:rPr>
+            </w:pPr>
+          </w:p>
+        </w:tc>
+      </w:tr>
+      <w:tr>
+        <w:trPr>
+          <w:trHeight w:val="373"/>
+          <w:jc w:val="center"/>
+        </w:trPr>
+        <w:tc>
+          <w:tcPr>
+            <w:tcW w:w="1813" w:type="dxa"/>
+            <w:tcBorders>
+              <w:top w:val="single" w:sz="24" w:space="0" w:color="auto"/>
+              <w:left w:val="single" w:sz="24" w:space="0" w:color="auto"/>
+              <w:right w:val="dashed" w:sz="4" w:space="0" w:color="auto"/>
+            </w:tcBorders>
+          </w:tcPr>
+          <w:p>
+            <w:pPr>
+              <w:spacing w:before="0" w:after="0"/>
+              <w:ind w:left="-202"/>
+              <w:jc w:val="center"/>
+              <w:rPr>
+                <w:rFonts w:ascii="Aptos Black" w:hAnsi="Aptos Black"/>
+                <w:sz w:val="22"/>
+                <w:szCs w:val="22"/>
+              </w:rPr>
+            </w:pPr>
+            <w:r>
+              <w:rPr>
+                <w:rFonts w:ascii="Aptos Black" w:hAnsi="Aptos Black"/>
+                <w:sz w:val="22"/>
+                <w:szCs w:val="22"/>
+              </w:rPr>
+              <w:t>GUARDIA</w:t>
+            </w:r>
+          </w:p>
+        </w:tc>
+        <w:tc>
+          <w:tcPr>
+            <w:tcW w:w="1873" w:type="dxa"/>
+            <w:tcBorders>
+              <w:top w:val="single" w:sz="24" w:space="0" w:color="auto"/>
+              <w:left w:val="dashed" w:sz="4" w:space="0" w:color="auto"/>
+              <w:right w:val="dashed" w:sz="4" w:space="0" w:color="auto"/>
+            </w:tcBorders>
+          </w:tcPr>
+          <w:p>
+            <w:pPr>
+              <w:spacing w:before="0" w:after="0"/>
+              <w:jc w:val="center"/>
+              <w:rPr>
+                <w:rFonts w:ascii="Aptos Black" w:hAnsi="Aptos Black"/>
+                <w:sz w:val="22"/>
+                <w:szCs w:val="22"/>
+              </w:rPr>
+            </w:pPr>
+            <w:r>
+              <w:rPr>
+                <w:rFonts w:ascii="Aptos Black" w:hAnsi="Aptos Black"/>
+                <w:sz w:val="22"/>
+                <w:szCs w:val="22"/>
+              </w:rPr>
+              <w:t>FECHA Y HORA</w:t>
+            </w:r>
+          </w:p>
+        </w:tc>
+        <w:tc>
+          <w:tcPr>
+            <w:tcW w:w="1659" w:type="dxa"/>
+            <w:tcBorders>
+              <w:top w:val="single" w:sz="24" w:space="0" w:color="auto"/>
+              <w:left w:val="dashed" w:sz="4" w:space="0" w:color="auto"/>
+              <w:right w:val="single" w:sz="24" w:space="0" w:color="auto"/>
+            </w:tcBorders>
+          </w:tcPr>
+          <w:p>
+            <w:pPr>
+              <w:ind w:left="-202"/>
+              <w:jc w:val="center"/>
+              <w:rPr>
+                <w:rFonts w:ascii="Aptos Black" w:hAnsi="Aptos Black"/>
+                <w:sz w:val="22"/>
+                <w:szCs w:val="22"/>
+              </w:rPr>
+            </w:pPr>
+            <w:proofErr w:type="spellStart"/>
+            <w:r>
+              <w:rPr>
+                <w:rFonts w:ascii="Aptos Black" w:hAnsi="Aptos Black"/>
+                <w:sz w:val="22"/>
+                <w:szCs w:val="22"/>
+              </w:rPr>
+              <w:t>N°</w:t>
+            </w:r>
+            <w:proofErr w:type="spellEnd"/>
+            <w:r>
+              <w:rPr>
+                <w:rFonts w:ascii="Aptos Black" w:hAnsi="Aptos Black"/>
+                <w:sz w:val="22"/>
+                <w:szCs w:val="22"/>
+              </w:rPr>
+              <w:t xml:space="preserve"> SACOS</w:t>
+            </w:r>
+          </w:p>
+        </w:tc>
+        <w:tc>
+          <w:tcPr>
+            <w:tcW w:w="50" w:type="dxa"/>
+            <w:tcBorders>
+              <w:left w:val="single" w:sz="24" w:space="0" w:color="auto"/>
+            </w:tcBorders>
+          </w:tcPr>
+          <w:p>
+            <w:pPr>
+              <w:ind w:left="-202"/>
+              <w:jc w:val="center"/>
+              <w:rPr>
+                <w:rFonts w:ascii="Aptos Black" w:hAnsi="Aptos Black"/>
+                <w:sz w:val="22"/>
+                <w:szCs w:val="22"/>
+              </w:rPr>
+            </w:pPr>
+          </w:p>
+        </w:tc>
+        <w:tc>
+          <w:tcPr>
+            <w:tcW w:w="490" w:type="dxa"/>
+            <w:tcBorders>
+              <w:right w:val="single" w:sz="24" w:space="0" w:color="auto"/>
+            </w:tcBorders>
+          </w:tcPr>
+          <w:p>
+            <w:pPr>
+              <w:ind w:left="-202"/>
+              <w:jc w:val="center"/>
+              <w:rPr>
+                <w:rFonts w:ascii="Aptos Black" w:hAnsi="Aptos Black"/>
+                <w:sz w:val="22"/>
+                <w:szCs w:val="22"/>
+              </w:rPr>
+            </w:pPr>
+          </w:p>
+        </w:tc>
+        <w:tc>
+          <w:tcPr>
+            <w:tcW w:w="1598" w:type="dxa"/>
+            <w:tcBorders>
+              <w:top w:val="single" w:sz="24" w:space="0" w:color="auto"/>
+              <w:left w:val="single" w:sz="24" w:space="0" w:color="auto"/>
+              <w:right w:val="dashed" w:sz="4" w:space="0" w:color="auto"/>
+            </w:tcBorders>
+          </w:tcPr>
+          <w:p>
+            <w:pPr>
+              <w:ind w:left="-202"/>
+              <w:jc w:val="center"/>
+              <w:rPr>
+                <w:rFonts w:ascii="Aptos Black" w:hAnsi="Aptos Black"/>
+                <w:sz w:val="22"/>
+                <w:szCs w:val="22"/>
+              </w:rPr>
+            </w:pPr>
+            <w:r>
+              <w:rPr>
+                <w:rFonts w:ascii="Aptos Black" w:hAnsi="Aptos Black"/>
+                <w:sz w:val="22"/>
+                <w:szCs w:val="22"/>
+              </w:rPr>
+              <w:t>GUARDIA</w:t>
+            </w:r>
+          </w:p>
+        </w:tc>
+        <w:tc>
+          <w:tcPr>
+            <w:tcW w:w="1873" w:type="dxa"/>
+            <w:tcBorders>
+              <w:top w:val="single" w:sz="24" w:space="0" w:color="auto"/>
+              <w:left w:val="dashed" w:sz="4" w:space="0" w:color="auto"/>
+              <w:right w:val="dashed" w:sz="4" w:space="0" w:color="auto"/>
+            </w:tcBorders>
+          </w:tcPr>
+          <w:p>
+            <w:pPr>
+              <w:jc w:val="center"/>
+              <w:rPr>
+                <w:rFonts w:ascii="Aptos Black" w:hAnsi="Aptos Black"/>
+                <w:sz w:val="22"/>
+                <w:szCs w:val="22"/>
+              </w:rPr>
+            </w:pPr>
+            <w:r>
+              <w:rPr>
+                <w:rFonts w:ascii="Aptos Black" w:hAnsi="Aptos Black"/>
+                <w:sz w:val="22"/>
+                <w:szCs w:val="22"/>
+              </w:rPr>
+              <w:t>FECHA Y HORA</w:t>
+            </w:r>
+          </w:p>
+        </w:tc>
+        <w:tc>
+          <w:tcPr>
+            <w:tcW w:w="1625" w:type="dxa"/>
+            <w:tcBorders>
+              <w:top w:val="single" w:sz="24" w:space="0" w:color="auto"/>
+              <w:left w:val="dashed" w:sz="4" w:space="0" w:color="auto"/>
+              <w:right w:val="single" w:sz="24" w:space="0" w:color="auto"/>
+            </w:tcBorders>
+          </w:tcPr>
+          <w:p>
+            <w:pPr>
+              <w:ind w:left="-202"/>
+              <w:jc w:val="center"/>
+              <w:rPr>
+                <w:rFonts w:ascii="Aptos Black" w:hAnsi="Aptos Black"/>
+                <w:sz w:val="22"/>
+                <w:szCs w:val="22"/>
+              </w:rPr>
+            </w:pPr>
+            <w:proofErr w:type="spellStart"/>
+            <w:r>
+              <w:rPr>
+                <w:rFonts w:ascii="Aptos Black" w:hAnsi="Aptos Black"/>
+                <w:sz w:val="22"/>
+                <w:szCs w:val="22"/>
+              </w:rPr>
+              <w:t>N°</w:t>
+            </w:r>
+            <w:proofErr w:type="spellEnd"/>
+            <w:r>
+              <w:rPr>
+                <w:rFonts w:ascii="Aptos Black" w:hAnsi="Aptos Black"/>
+                <w:sz w:val="22"/>
+                <w:szCs w:val="22"/>
+              </w:rPr>
+              <w:t xml:space="preserve"> SACOS</w:t>
+            </w:r>
+          </w:p>
+        </w:tc>
+      </w:tr>
+      <w:tr>
+        <w:trPr>
+          <w:trHeight w:val="557"/>
+          <w:jc w:val="center"/>
+        </w:trPr>
+        <w:tc>
+          <w:tcPr>
+            <w:tcW w:w="1813" w:type="dxa"/>
+            <w:tcBorders>
+              <w:left w:val="single" w:sz="24" w:space="0" w:color="auto"/>
+              <w:bottom w:val="single" w:sz="24" w:space="0" w:color="auto"/>
+              <w:right w:val="dashed" w:sz="4" w:space="0" w:color="auto"/>
+            </w:tcBorders>
+          </w:tcPr>
+          <w:p>
+            <w:pPr>
+              <w:jc w:val="center"/>
+              <w:rPr>
+                <w:sz w:val="22"/>
+                <w:szCs w:val="22"/>
+              </w:rPr>
+            </w:pPr>
+            <w:r>
+              <w:rPr>
+                <w:sz w:val="22"/>
+                <w:szCs w:val="22"/>
+              </w:rPr>
+              <w:fldChar w:fldCharType="begin"/>
+            </w:r>
+            <w:r>
+              <w:rPr>
+                <w:sz w:val="22"/>
+                <w:szCs w:val="22"/>
+              </w:rPr>
+              <w:instrText xml:space="preserve"> MERGEFIELD  nombre_guardia  \* MERGEFORMAT </w:instrText>
+            </w:r>
+            <w:r>
+              <w:rPr>
+                <w:sz w:val="22"/>
+                <w:szCs w:val="22"/>
+              </w:rPr>
+              <w:fldChar w:fldCharType="separate"/>
+            </w:r>
+            <w:r>
+              <w:rPr>
+                <w:sz w:val="22"/>
+                <w:szCs w:val="22"/>
+              </w:rPr>
+              <w:t>«nombre_guardia»</w:t>
+            </w:r>
+            <w:r>
+              <w:rPr>
+                <w:sz w:val="22"/>
+                <w:szCs w:val="22"/>
+              </w:rPr>
+              <w:fldChar w:fldCharType="end"/>
+            </w:r>
+          </w:p>
+        </w:tc>
+        <w:tc>
+          <w:tcPr>
+            <w:tcW w:w="1873" w:type="dxa"/>
+            <w:tcBorders>
+              <w:left w:val="dashed" w:sz="4" w:space="0" w:color="auto"/>
+              <w:bottom w:val="single" w:sz="24" w:space="0" w:color="auto"/>
+              <w:right w:val="dashed" w:sz="4" w:space="0" w:color="auto"/>
+            </w:tcBorders>
+          </w:tcPr>
+          <w:p>
+            <w:pPr>
+              <w:ind w:left="-202"/>
+              <w:jc w:val="center"/>
+              <w:rPr>
+                <w:sz w:val="22"/>
+                <w:szCs w:val="22"/>
+              </w:rPr>
+            </w:pPr>
+            <w:r>
+              <w:rPr>
+                <w:sz w:val="22"/>
+                <w:szCs w:val="22"/>
+              </w:rPr>
+              <w:fldChar w:fldCharType="begin"/>
+            </w:r>
+            <w:r>
+              <w:rPr>
+                <w:sz w:val="22"/>
+                <w:szCs w:val="22"/>
+              </w:rPr>
+              <w:instrText xml:space="preserve"> MERGEFIELD  fecha_ingreso  \* MERGEFORMAT </w:instrText>
+            </w:r>
+            <w:r>
+              <w:rPr>
+                <w:sz w:val="22"/>
+                <w:szCs w:val="22"/>
+              </w:rPr>
+              <w:fldChar w:fldCharType="separate"/>
+            </w:r>
             <w:r>
               <w:rPr>
                 <w:noProof/>
+                <w:sz w:val="22"/>
+                <w:szCs w:val="22"/>
+              </w:rPr>
+              <w:t>«fecha_ingreso»</w:t>
+            </w:r>
+            <w:r>
+              <w:rPr>
+                <w:sz w:val="22"/>
+                <w:szCs w:val="22"/>
+              </w:rPr>
+              <w:fldChar w:fldCharType="end"/>
+            </w:r>
+          </w:p>
+        </w:tc>
+        <w:tc>
+          <w:tcPr>
+            <w:tcW w:w="1659" w:type="dxa"/>
+            <w:tcBorders>
+              <w:left w:val="dashed" w:sz="4" w:space="0" w:color="auto"/>
+              <w:bottom w:val="single" w:sz="24" w:space="0" w:color="auto"/>
+              <w:right w:val="single" w:sz="24" w:space="0" w:color="auto"/>
+            </w:tcBorders>
+          </w:tcPr>
+          <w:p>
+            <w:pPr>
+              <w:jc w:val="center"/>
+              <w:rPr>
+                <w:sz w:val="22"/>
+                <w:szCs w:val="22"/>
+              </w:rPr>
+            </w:pPr>
+            <w:r>
+              <w:rPr>
+                <w:sz w:val="22"/>
+                <w:szCs w:val="22"/>
+              </w:rPr>
+              <w:fldChar w:fldCharType="begin"/>
+            </w:r>
+            <w:r>
+              <w:rPr>
+                <w:sz w:val="22"/>
+                <w:szCs w:val="22"/>
+              </w:rPr>
+              <w:instrText xml:space="preserve"> MERGEFIELD  cantidad_presentacion  \* MERGEFORMAT </w:instrText>
+            </w:r>
+            <w:r>
+              <w:rPr>
+                <w:sz w:val="22"/>
+                <w:szCs w:val="22"/>
+              </w:rPr>
+              <w:fldChar w:fldCharType="separate"/>
+            </w:r>
+            <w:r>
+              <w:rPr>
+                <w:sz w:val="22"/>
+                <w:szCs w:val="22"/>
+              </w:rPr>
+              <w:t>«cantidad_presentacion»</w:t>
+            </w:r>
+            <w:r>
+              <w:rPr>
+                <w:sz w:val="22"/>
+                <w:szCs w:val="22"/>
+              </w:rPr>
+              <w:fldChar w:fldCharType="end"/>
+            </w:r>
+          </w:p>
+        </w:tc>
+        <w:tc>
+          <w:tcPr>
+            <w:tcW w:w="50" w:type="dxa"/>
+            <w:tcBorders>
+              <w:left w:val="single" w:sz="24" w:space="0" w:color="auto"/>
+            </w:tcBorders>
+          </w:tcPr>
+          <w:p>
+            <w:pPr>
+              <w:ind w:left="-202"/>
+              <w:jc w:val="center"/>
+              <w:rPr>
+                <w:sz w:val="22"/>
+                <w:szCs w:val="22"/>
+              </w:rPr>
+            </w:pPr>
+          </w:p>
+        </w:tc>
+        <w:tc>
+          <w:tcPr>
+            <w:tcW w:w="490" w:type="dxa"/>
+            <w:tcBorders>
+              <w:right w:val="single" w:sz="24" w:space="0" w:color="auto"/>
+            </w:tcBorders>
+          </w:tcPr>
+          <w:p>
+            <w:pPr>
+              <w:ind w:left="-26" w:right="-7"/>
+              <w:jc w:val="center"/>
+              <w:rPr>
+                <w:sz w:val="22"/>
+                <w:szCs w:val="22"/>
+              </w:rPr>
+            </w:pPr>
+          </w:p>
+        </w:tc>
+        <w:tc>
+          <w:tcPr>
+            <w:tcW w:w="1598" w:type="dxa"/>
+            <w:tcBorders>
+              <w:left w:val="single" w:sz="24" w:space="0" w:color="auto"/>
+              <w:bottom w:val="single" w:sz="24" w:space="0" w:color="auto"/>
+              <w:right w:val="dashed" w:sz="4" w:space="0" w:color="auto"/>
+            </w:tcBorders>
+          </w:tcPr>
+          <w:p>
+            <w:pPr>
+              <w:ind w:left="-26" w:right="-7"/>
+              <w:jc w:val="center"/>
+              <w:rPr>
+                <w:sz w:val="22"/>
+                <w:szCs w:val="22"/>
+              </w:rPr>
+            </w:pPr>
+            <w:r>
+              <w:rPr>
+                <w:sz w:val="22"/>
+                <w:szCs w:val="22"/>
+              </w:rPr>
+              <w:fldChar w:fldCharType="begin"/>
+            </w:r>
+            <w:r>
+              <w:rPr>
+                <w:sz w:val="22"/>
+                <w:szCs w:val="22"/>
+              </w:rPr>
+              <w:instrText xml:space="preserve"> MERGEFIELD  nombre_guardia  \* MERGEFORMAT </w:instrText>
+            </w:r>
+            <w:r>
+              <w:rPr>
+                <w:sz w:val="22"/>
+                <w:szCs w:val="22"/>
+              </w:rPr>
+              <w:fldChar w:fldCharType="separate"/>
+            </w:r>
+            <w:r>
+              <w:rPr>
+                <w:sz w:val="22"/>
+                <w:szCs w:val="22"/>
+              </w:rPr>
+              <w:t>«nombre_guardia»</w:t>
+            </w:r>
+            <w:r>
+              <w:rPr>
+                <w:sz w:val="22"/>
+                <w:szCs w:val="22"/>
+              </w:rPr>
+              <w:fldChar w:fldCharType="end"/>
+            </w:r>
+          </w:p>
+        </w:tc>
+        <w:tc>
+          <w:tcPr>
+            <w:tcW w:w="1873" w:type="dxa"/>
+            <w:tcBorders>
+              <w:left w:val="dashed" w:sz="4" w:space="0" w:color="auto"/>
+              <w:bottom w:val="single" w:sz="24" w:space="0" w:color="auto"/>
+              <w:right w:val="dashed" w:sz="4" w:space="0" w:color="auto"/>
+            </w:tcBorders>
+          </w:tcPr>
+          <w:p>
+            <w:pPr>
+              <w:ind w:left="-202"/>
+              <w:jc w:val="center"/>
+              <w:rPr>
+                <w:sz w:val="22"/>
+                <w:szCs w:val="22"/>
+              </w:rPr>
+            </w:pPr>
+            <w:r>
+              <w:rPr>
+                <w:sz w:val="22"/>
+                <w:szCs w:val="22"/>
+              </w:rPr>
+              <w:fldChar w:fldCharType="begin"/>
+            </w:r>
+            <w:r>
+              <w:rPr>
+                <w:sz w:val="22"/>
+                <w:szCs w:val="22"/>
+              </w:rPr>
+              <w:instrText xml:space="preserve"> MERGEFIELD  fecha_ingreso  \* MERGEFORMAT </w:instrText>
+            </w:r>
+            <w:r>
+              <w:rPr>
+                <w:sz w:val="22"/>
+                <w:szCs w:val="22"/>
+              </w:rPr>
+              <w:fldChar w:fldCharType="separate"/>
+            </w:r>
+            <w:r>
+              <w:rPr>
+                <w:noProof/>
+                <w:sz w:val="22"/>
+                <w:szCs w:val="22"/>
+              </w:rPr>
+              <w:t>«fecha_ingreso»</w:t>
+            </w:r>
+            <w:r>
+              <w:rPr>
+                <w:sz w:val="22"/>
+                <w:szCs w:val="22"/>
+              </w:rPr>
+              <w:fldChar w:fldCharType="end"/>
+            </w:r>
+          </w:p>
+        </w:tc>
+        <w:tc>
+          <w:tcPr>
+            <w:tcW w:w="1625" w:type="dxa"/>
+            <w:tcBorders>
+              <w:left w:val="dashed" w:sz="4" w:space="0" w:color="auto"/>
+              <w:bottom w:val="single" w:sz="24" w:space="0" w:color="auto"/>
+              <w:right w:val="single" w:sz="24" w:space="0" w:color="auto"/>
+            </w:tcBorders>
+          </w:tcPr>
+          <w:p>
+            <w:pPr>
+              <w:jc w:val="center"/>
+              <w:rPr>
+                <w:sz w:val="22"/>
+                <w:szCs w:val="22"/>
+              </w:rPr>
+            </w:pPr>
+            <w:r>
+              <w:rPr>
+                <w:sz w:val="22"/>
+                <w:szCs w:val="22"/>
+              </w:rPr>
+              <w:fldChar w:fldCharType="begin"/>
+            </w:r>
+            <w:r>
+              <w:rPr>
+                <w:sz w:val="22"/>
+                <w:szCs w:val="22"/>
+              </w:rPr>
+              <w:instrText xml:space="preserve"> MERGEFIELD  cantidad_presentacion  \* MERGEFORMAT </w:instrText>
+            </w:r>
+            <w:r>
+              <w:rPr>
+                <w:sz w:val="22"/>
+                <w:szCs w:val="22"/>
+              </w:rPr>
+              <w:fldChar w:fldCharType="separate"/>
+            </w:r>
+            <w:r>
+              <w:rPr>
+                <w:sz w:val="22"/>
+                <w:szCs w:val="22"/>
+              </w:rPr>
+              <w:t>«cantidad_presentacion»</w:t>
+            </w:r>
+            <w:r>
+              <w:rPr>
+                <w:sz w:val="22"/>
+                <w:szCs w:val="22"/>
+              </w:rPr>
+              <w:fldChar w:fldCharType="end"/>
+            </w:r>
+          </w:p>
+        </w:tc>
+      </w:tr>
+      <w:tr>
+        <w:trPr>
+          <w:trHeight w:val="20"/>
+          <w:jc w:val="center"/>
+        </w:trPr>
+        <w:tc>
+          <w:tcPr>
+            <w:tcW w:w="3686" w:type="dxa"/>
+            <w:gridSpan w:val="2"/>
+            <w:tcBorders>
+              <w:top w:val="single" w:sz="24" w:space="0" w:color="auto"/>
+            </w:tcBorders>
+          </w:tcPr>
+          <w:p>
+            <w:pPr>
+              <w:ind w:left="-202"/>
+              <w:rPr>
+                <w:sz w:val="14"/>
+                <w:szCs w:val="14"/>
+              </w:rPr>
+            </w:pPr>
+          </w:p>
+        </w:tc>
+        <w:tc>
+          <w:tcPr>
+            <w:tcW w:w="1659" w:type="dxa"/>
+            <w:tcBorders>
+              <w:top w:val="single" w:sz="24" w:space="0" w:color="auto"/>
+            </w:tcBorders>
+            <w:vAlign w:val="center"/>
+          </w:tcPr>
+          <w:p>
+            <w:pPr>
+              <w:ind w:left="-202"/>
+              <w:rPr>
+                <w:sz w:val="14"/>
+                <w:szCs w:val="14"/>
+              </w:rPr>
+            </w:pPr>
+          </w:p>
+        </w:tc>
+        <w:tc>
+          <w:tcPr>
+            <w:tcW w:w="50" w:type="dxa"/>
+          </w:tcPr>
+          <w:p>
+            <w:pPr>
+              <w:ind w:left="-202"/>
+              <w:rPr>
+                <w:sz w:val="14"/>
+                <w:szCs w:val="14"/>
+              </w:rPr>
+            </w:pPr>
+          </w:p>
+        </w:tc>
+        <w:tc>
+          <w:tcPr>
+            <w:tcW w:w="490" w:type="dxa"/>
+          </w:tcPr>
+          <w:p>
+            <w:pPr>
+              <w:ind w:left="-202"/>
+              <w:rPr>
+                <w:sz w:val="14"/>
+                <w:szCs w:val="14"/>
+              </w:rPr>
+            </w:pPr>
+          </w:p>
+        </w:tc>
+        <w:tc>
+          <w:tcPr>
+            <w:tcW w:w="1598" w:type="dxa"/>
+            <w:tcBorders>
+              <w:top w:val="single" w:sz="24" w:space="0" w:color="auto"/>
+            </w:tcBorders>
+          </w:tcPr>
+          <w:p>
+            <w:pPr>
+              <w:ind w:left="-202"/>
+              <w:rPr>
+                <w:sz w:val="14"/>
+                <w:szCs w:val="14"/>
+              </w:rPr>
+            </w:pPr>
+          </w:p>
+        </w:tc>
+        <w:tc>
+          <w:tcPr>
+            <w:tcW w:w="1873" w:type="dxa"/>
+            <w:tcBorders>
+              <w:top w:val="single" w:sz="24" w:space="0" w:color="auto"/>
+            </w:tcBorders>
+          </w:tcPr>
+          <w:p>
+            <w:pPr>
+              <w:ind w:left="-202"/>
+              <w:rPr>
+                <w:sz w:val="14"/>
+                <w:szCs w:val="14"/>
+              </w:rPr>
+            </w:pPr>
+          </w:p>
+        </w:tc>
+        <w:tc>
+          <w:tcPr>
+            <w:tcW w:w="1625" w:type="dxa"/>
+            <w:tcBorders>
+              <w:top w:val="single" w:sz="24" w:space="0" w:color="auto"/>
+            </w:tcBorders>
+          </w:tcPr>
+          <w:p>
+            <w:pPr>
+              <w:ind w:left="-202"/>
+              <w:rPr>
+                <w:sz w:val="14"/>
+                <w:szCs w:val="14"/>
+              </w:rPr>
+            </w:pPr>
+          </w:p>
+        </w:tc>
+      </w:tr>
+      <w:tr>
+        <w:trPr>
+          <w:trHeight w:val="1118"/>
+          <w:jc w:val="center"/>
+        </w:trPr>
+        <w:tc>
+          <w:tcPr>
+            <w:tcW w:w="3686" w:type="dxa"/>
+            <w:gridSpan w:val="2"/>
+            <w:tcBorders>
+              <w:top w:val="single" w:sz="24" w:space="0" w:color="auto"/>
+              <w:left w:val="single" w:sz="24" w:space="0" w:color="auto"/>
+              <w:right w:val="single" w:sz="24" w:space="0" w:color="auto"/>
+            </w:tcBorders>
+          </w:tcPr>
+          <w:p>
+            <w:pPr>
+              <w:spacing w:before="0" w:after="0"/>
+              <w:ind w:left="-202" w:right="-6"/>
+              <w:jc w:val="center"/>
+              <w:rPr>
+                <w:rFonts w:ascii="Aptos Black" w:hAnsi="Aptos Black"/>
+                <w:sz w:val="96"/>
+                <w:szCs w:val="96"/>
+              </w:rPr>
+            </w:pPr>
+            <w:r>
+              <w:rPr>
+                <w:rFonts w:ascii="Aptos Black" w:hAnsi="Aptos Black"/>
+                <w:sz w:val="96"/>
+                <w:szCs w:val="96"/>
+              </w:rPr>
+              <w:fldChar w:fldCharType="begin"/>
+            </w:r>
+            <w:r>
+              <w:rPr>
+                <w:rFonts w:ascii="Aptos Black" w:hAnsi="Aptos Black"/>
+                <w:sz w:val="96"/>
+                <w:szCs w:val="96"/>
+              </w:rPr>
+              <w:instrText xml:space="preserve"> MERGEFIELD  nro  \* MERGEFORMAT </w:instrText>
+            </w:r>
+            <w:r>
+              <w:rPr>
+                <w:rFonts w:ascii="Aptos Black" w:hAnsi="Aptos Black"/>
+                <w:sz w:val="96"/>
+                <w:szCs w:val="96"/>
+              </w:rPr>
+              <w:fldChar w:fldCharType="separate"/>
+            </w:r>
+            <w:r>
+              <w:rPr>
+                <w:rFonts w:ascii="Aptos Black" w:hAnsi="Aptos Black"/>
+                <w:sz w:val="96"/>
+                <w:szCs w:val="96"/>
+              </w:rPr>
+              <w:t>«nro»</w:t>
+            </w:r>
+            <w:r>
+              <w:rPr>
+                <w:rFonts w:ascii="Aptos Black" w:hAnsi="Aptos Black"/>
+                <w:sz w:val="96"/>
+                <w:szCs w:val="96"/>
+              </w:rPr>
+              <w:fldChar w:fldCharType="end"/>
+            </w:r>
+          </w:p>
+        </w:tc>
+        <w:tc>
+          <w:tcPr>
+            <w:tcW w:w="1659" w:type="dxa"/>
+            <w:vMerge w:val="restart"/>
+            <w:tcBorders>
+              <w:top w:val="single" w:sz="24" w:space="0" w:color="auto"/>
+              <w:left w:val="single" w:sz="24" w:space="0" w:color="auto"/>
+              <w:bottom w:val="single" w:sz="24" w:space="0" w:color="auto"/>
+              <w:right w:val="single" w:sz="24" w:space="0" w:color="auto"/>
+            </w:tcBorders>
+            <w:vAlign w:val="center"/>
+          </w:tcPr>
+          <w:p>
+            <w:pPr>
+              <w:ind w:left="-202"/>
+              <w:rPr>
+                <w:sz w:val="14"/>
+                <w:szCs w:val="14"/>
+              </w:rPr>
+            </w:pPr>
+            <w:r>
+              <w:rPr>
+                <w:noProof/>
+                <w:sz w:val="14"/>
+                <w:szCs w:val="14"/>
+              </w:rPr>
+              <w:drawing>
+                <wp:anchor distT="0" distB="0" distL="114300" distR="114300" simplePos="0" relativeHeight="251758592" behindDoc="0" locked="0" layoutInCell="1" allowOverlap="1" wp14:anchorId="37540B14" wp14:editId="33DE5053">
+                  <wp:simplePos x="0" y="0"/>
+                  <wp:positionH relativeFrom="column">
+                    <wp:posOffset>29845</wp:posOffset>
+                  </wp:positionH>
+                  <wp:positionV relativeFrom="paragraph">
+                    <wp:posOffset>85090</wp:posOffset>
+                  </wp:positionV>
+                  <wp:extent cx="939800" cy="513080"/>
+                  <wp:effectExtent l="0" t="0" r="0" b="1270"/>
+                  <wp:wrapNone/>
+                  <wp:docPr id="1217637234" name="Imagen 10"/>
+                  <wp:cNvGraphicFramePr>
+                    <a:graphicFrameLocks xmlns:a="http://schemas.openxmlformats.org/drawingml/2006/main" noChangeAspect="1"/>
+                  </wp:cNvGraphicFramePr>
+                  <a:graphic xmlns:a="http://schemas.openxmlformats.org/drawingml/2006/main">
+                    <a:graphicData uri="http://schemas.openxmlformats.org/drawingml/2006/picture">
+                      <pic:pic xmlns:pic="http://schemas.openxmlformats.org/drawingml/2006/picture">
+                        <pic:nvPicPr>
+                          <pic:cNvPr id="0" name="Picture 6"/>
+                          <pic:cNvPicPr>
+                            <a:picLocks noChangeAspect="1" noChangeArrowheads="1"/>
+                          </pic:cNvPicPr>
+                        </pic:nvPicPr>
+                        <pic:blipFill rotWithShape="1">
+                          <a:blip r:embed="rId11">
+                            <a:extLst>
+                              <a:ext uri="{28A0092B-C50C-407E-A947-70E740481C1C}">
+                                <a14:useLocalDpi xmlns:a14="http://schemas.microsoft.com/office/drawing/2010/main" val="0"/>
+                              </a:ext>
+                            </a:extLst>
+                          </a:blip>
+                          <a:srcRect t="18011" b="21200"/>
+                          <a:stretch>
+                            <a:fillRect/>
+                          </a:stretch>
+                        </pic:blipFill>
+                        <pic:spPr bwMode="auto">
+                          <a:xfrm>
+                            <a:off x="0" y="0"/>
+                            <a:ext cx="939800" cy="513080"/>
+                          </a:xfrm>
+                          <a:prstGeom prst="rect">
+                            <a:avLst/>
+                          </a:prstGeom>
+                          <a:noFill/>
+                          <a:ln>
+                            <a:noFill/>
+                          </a:ln>
+                          <a:extLst>
+                            <a:ext uri="{53640926-AAD7-44D8-BBD7-CCE9431645EC}">
+                              <a14:shadowObscured xmlns:a14="http://schemas.microsoft.com/office/drawing/2010/main"/>
+                            </a:ext>
+                          </a:extLst>
+                        </pic:spPr>
+                      </pic:pic>
+                    </a:graphicData>
+                  </a:graphic>
+                  <wp14:sizeRelH relativeFrom="margin">
+                    <wp14:pctWidth>0</wp14:pctWidth>
+                  </wp14:sizeRelH>
+                  <wp14:sizeRelV relativeFrom="margin">
+                    <wp14:pctHeight>0</wp14:pctHeight>
+                  </wp14:sizeRelV>
+                </wp:anchor>
+              </w:drawing>
+            </w:r>
+            <w:r>
+              <w:rPr>
+                <w:noProof/>
+                <w:sz w:val="14"/>
+                <w:szCs w:val="14"/>
               </w:rPr>
               <mc:AlternateContent>
                 <mc:Choice Requires="wps">
                   <w:drawing>
-                    <wp:anchor distT="0" distB="0" distL="114300" distR="114300" simplePos="0" relativeHeight="251689984" behindDoc="0" locked="0" layoutInCell="1" allowOverlap="1" wp14:anchorId="368B94ED" wp14:editId="23DD2409">
+                    <wp:anchor distT="0" distB="0" distL="114300" distR="114300" simplePos="0" relativeHeight="251747328" behindDoc="0" locked="0" layoutInCell="1" allowOverlap="1" wp14:anchorId="368B94ED" wp14:editId="4D1C1234">
                       <wp:simplePos x="0" y="0"/>
                       <wp:positionH relativeFrom="margin">
-                        <wp:posOffset>-357505</wp:posOffset>
+                        <wp:posOffset>-665480</wp:posOffset>
                       </wp:positionH>
                       <wp:positionV relativeFrom="paragraph">
-                        <wp:posOffset>697865</wp:posOffset>
+                        <wp:posOffset>450850</wp:posOffset>
                       </wp:positionV>
                       <wp:extent cx="2137410" cy="1768475"/>
                       <wp:effectExtent l="0" t="0" r="0" b="0"/>
@@ -1220,7 +1966,7 @@
                 </mc:Choice>
                 <mc:Fallback>
                   <w:pict>
-                    <v:roundrect w14:anchorId="368B94ED" id="Rectángulo: esquinas redondeadas 689068553" o:spid="_x0000_s1029" style="position:absolute;margin-left:-28.15pt;margin-top:54.95pt;width:168.3pt;height:139.25pt;z-index:251689984;visibility:visible;mso-wrap-style:square;mso-width-percent:0;mso-height-percent:0;mso-wrap-distance-left:9pt;mso-wrap-distance-top:0;mso-wrap-distance-right:9pt;mso-wrap-distance-bottom:0;mso-position-horizontal:absolute;mso-position-horizontal-relative:margin;mso-position-vertical:absolute;mso-position-vertical-relative:text;mso-width-percent:0;mso-height-percent:0;mso-width-relative:margin;mso-height-relative:margin;v-text-anchor:top" arcsize="10923f" o:gfxdata="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" filled="f" stroked="f">
+                    <v:roundrect w14:anchorId="368B94ED" id="Rectángulo: esquinas redondeadas 689068553" o:spid="_x0000_s1028" style="position:absolute;left:0;text-align:left;margin-left:-52.4pt;margin-top:35.5pt;width:168.3pt;height:139.25pt;z-index:251747328;visibility:visible;mso-wrap-style:square;mso-width-percent:0;mso-height-percent:0;mso-wrap-distance-left:9pt;mso-wrap-distance-top:0;mso-wrap-distance-right:9pt;mso-wrap-distance-bottom:0;mso-position-horizontal:absolute;mso-position-horizontal-relative:margin;mso-position-vertical:absolute;mso-position-vertical-relative:text;mso-width-percent:0;mso-height-percent:0;mso-width-relative:margin;mso-height-relative:margin;v-text-anchor:top" arcsize="10923f" o:gfxdata="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" filled="f" stroked="f">
                       <v:stroke joinstyle="miter"/>
                       <v:textbox>
                         <w:txbxContent>
@@ -1281,14 +2027,384 @@
             </w:r>
           </w:p>
         </w:tc>
+        <w:tc>
+          <w:tcPr>
+            <w:tcW w:w="50" w:type="dxa"/>
+            <w:tcBorders>
+              <w:top w:val="single" w:sz="4" w:space="0" w:color="auto"/>
+              <w:left w:val="single" w:sz="24" w:space="0" w:color="auto"/>
+            </w:tcBorders>
+          </w:tcPr>
+          <w:p>
+            <w:pPr>
+              <w:ind w:left="-202"/>
+              <w:rPr>
+                <w:noProof/>
+                <w:sz w:val="14"/>
+                <w:szCs w:val="14"/>
+              </w:rPr>
+            </w:pPr>
+          </w:p>
+        </w:tc>
+        <w:tc>
+          <w:tcPr>
+            <w:tcW w:w="490" w:type="dxa"/>
+            <w:tcBorders>
+              <w:right w:val="single" w:sz="24" w:space="0" w:color="auto"/>
+            </w:tcBorders>
+          </w:tcPr>
+          <w:p>
+            <w:pPr>
+              <w:ind w:left="94"/>
+              <w:rPr>
+                <w:rFonts w:ascii="Aptos Black" w:hAnsi="Aptos Black"/>
+                <w:sz w:val="96"/>
+                <w:szCs w:val="96"/>
+              </w:rPr>
+            </w:pPr>
+          </w:p>
+        </w:tc>
+        <w:tc>
+          <w:tcPr>
+            <w:tcW w:w="3471" w:type="dxa"/>
+            <w:gridSpan w:val="2"/>
+            <w:tcBorders>
+              <w:top w:val="single" w:sz="24" w:space="0" w:color="auto"/>
+              <w:left w:val="single" w:sz="24" w:space="0" w:color="auto"/>
+              <w:right w:val="single" w:sz="24" w:space="0" w:color="auto"/>
+            </w:tcBorders>
+          </w:tcPr>
+          <w:p>
+            <w:pPr>
+              <w:spacing w:before="0" w:after="0"/>
+              <w:ind w:left="94"/>
+              <w:jc w:val="center"/>
+              <w:rPr>
+                <w:noProof/>
+                <w:sz w:val="96"/>
+                <w:szCs w:val="96"/>
+              </w:rPr>
+            </w:pPr>
+            <w:r>
+              <w:rPr>
+                <w:rFonts w:ascii="Aptos Black" w:hAnsi="Aptos Black"/>
+                <w:sz w:val="96"/>
+                <w:szCs w:val="96"/>
+              </w:rPr>
+              <w:fldChar w:fldCharType="begin"/>
+            </w:r>
+            <w:r>
+              <w:rPr>
+                <w:rFonts w:ascii="Aptos Black" w:hAnsi="Aptos Black"/>
+                <w:sz w:val="96"/>
+                <w:szCs w:val="96"/>
+              </w:rPr>
+              <w:instrText xml:space="preserve"> MERGEFIELD  nro  \* MERGEFORMAT </w:instrText>
+            </w:r>
+            <w:r>
+              <w:rPr>
+                <w:rFonts w:ascii="Aptos Black" w:hAnsi="Aptos Black"/>
+                <w:sz w:val="96"/>
+                <w:szCs w:val="96"/>
+              </w:rPr>
+              <w:fldChar w:fldCharType="separate"/>
+            </w:r>
+            <w:r>
+              <w:rPr>
+                <w:rFonts w:ascii="Aptos Black" w:hAnsi="Aptos Black"/>
+                <w:sz w:val="96"/>
+                <w:szCs w:val="96"/>
+              </w:rPr>
+              <w:t>«nro»</w:t>
+            </w:r>
+            <w:r>
+              <w:rPr>
+                <w:rFonts w:ascii="Aptos Black" w:hAnsi="Aptos Black"/>
+                <w:sz w:val="96"/>
+                <w:szCs w:val="96"/>
+              </w:rPr>
+              <w:fldChar w:fldCharType="end"/>
+            </w:r>
+          </w:p>
+        </w:tc>
+        <w:tc>
+          <w:tcPr>
+            <w:tcW w:w="1625" w:type="dxa"/>
+            <w:tcBorders>
+              <w:top w:val="single" w:sz="24" w:space="0" w:color="auto"/>
+              <w:left w:val="single" w:sz="24" w:space="0" w:color="auto"/>
+              <w:right w:val="single" w:sz="24" w:space="0" w:color="auto"/>
+            </w:tcBorders>
+          </w:tcPr>
+          <w:p>
+            <w:pPr>
+              <w:ind w:left="-202"/>
+              <w:rPr>
+                <w:noProof/>
+                <w:sz w:val="14"/>
+                <w:szCs w:val="14"/>
+              </w:rPr>
+            </w:pPr>
+            <w:r>
+              <w:rPr>
+                <w:noProof/>
+                <w:sz w:val="14"/>
+                <w:szCs w:val="14"/>
+              </w:rPr>
+              <w:drawing>
+                <wp:anchor distT="0" distB="0" distL="114300" distR="114300" simplePos="0" relativeHeight="251760640" behindDoc="0" locked="0" layoutInCell="1" allowOverlap="1" wp14:anchorId="1DCA297A" wp14:editId="45CD3B3E">
+                  <wp:simplePos x="0" y="0"/>
+                  <wp:positionH relativeFrom="column">
+                    <wp:posOffset>24222</wp:posOffset>
+                  </wp:positionH>
+                  <wp:positionV relativeFrom="paragraph">
+                    <wp:posOffset>91440</wp:posOffset>
+                  </wp:positionV>
+                  <wp:extent cx="924641" cy="514800"/>
+                  <wp:effectExtent l="0" t="0" r="0" b="0"/>
+                  <wp:wrapNone/>
+                  <wp:docPr id="402534645" name="Imagen 10"/>
+                  <wp:cNvGraphicFramePr>
+                    <a:graphicFrameLocks xmlns:a="http://schemas.openxmlformats.org/drawingml/2006/main" noChangeAspect="1"/>
+                  </wp:cNvGraphicFramePr>
+                  <a:graphic xmlns:a="http://schemas.openxmlformats.org/drawingml/2006/main">
+                    <a:graphicData uri="http://schemas.openxmlformats.org/drawingml/2006/picture">
+                      <pic:pic xmlns:pic="http://schemas.openxmlformats.org/drawingml/2006/picture">
+                        <pic:nvPicPr>
+                          <pic:cNvPr id="0" name="Picture 6"/>
+                          <pic:cNvPicPr>
+                            <a:picLocks noChangeAspect="1" noChangeArrowheads="1"/>
+                          </pic:cNvPicPr>
+                        </pic:nvPicPr>
+                        <pic:blipFill rotWithShape="1">
+                          <a:blip r:embed="rId11">
+                            <a:extLst>
+                              <a:ext uri="{28A0092B-C50C-407E-A947-70E740481C1C}">
+                                <a14:useLocalDpi xmlns:a14="http://schemas.microsoft.com/office/drawing/2010/main" val="0"/>
+                              </a:ext>
+                            </a:extLst>
+                          </a:blip>
+                          <a:srcRect t="18011" b="21200"/>
+                          <a:stretch>
+                            <a:fillRect/>
+                          </a:stretch>
+                        </pic:blipFill>
+                        <pic:spPr bwMode="auto">
+                          <a:xfrm>
+                            <a:off x="0" y="0"/>
+                            <a:ext cx="924641" cy="514800"/>
+                          </a:xfrm>
+                          <a:prstGeom prst="rect">
+                            <a:avLst/>
+                          </a:prstGeom>
+                          <a:noFill/>
+                          <a:ln>
+                            <a:noFill/>
+                          </a:ln>
+                          <a:extLst>
+                            <a:ext uri="{53640926-AAD7-44D8-BBD7-CCE9431645EC}">
+                              <a14:shadowObscured xmlns:a14="http://schemas.microsoft.com/office/drawing/2010/main"/>
+                            </a:ext>
+                          </a:extLst>
+                        </pic:spPr>
+                      </pic:pic>
+                    </a:graphicData>
+                  </a:graphic>
+                  <wp14:sizeRelH relativeFrom="margin">
+                    <wp14:pctWidth>0</wp14:pctWidth>
+                  </wp14:sizeRelH>
+                  <wp14:sizeRelV relativeFrom="margin">
+                    <wp14:pctHeight>0</wp14:pctHeight>
+                  </wp14:sizeRelV>
+                </wp:anchor>
+              </w:drawing>
+            </w:r>
+            <w:r>
+              <w:rPr>
+                <w:noProof/>
+                <w:sz w:val="14"/>
+                <w:szCs w:val="14"/>
+              </w:rPr>
+              <mc:AlternateContent>
+                <mc:Choice Requires="wps">
+                  <w:drawing>
+                    <wp:anchor distT="0" distB="0" distL="114300" distR="114300" simplePos="0" relativeHeight="251748352" behindDoc="0" locked="0" layoutInCell="1" allowOverlap="1" wp14:anchorId="2F8DE353" wp14:editId="17E0A094">
+                      <wp:simplePos x="0" y="0"/>
+                      <wp:positionH relativeFrom="margin">
+                        <wp:posOffset>-699135</wp:posOffset>
+                      </wp:positionH>
+                      <wp:positionV relativeFrom="paragraph">
+                        <wp:posOffset>490220</wp:posOffset>
+                      </wp:positionV>
+                      <wp:extent cx="2137410" cy="1768475"/>
+                      <wp:effectExtent l="0" t="0" r="0" b="0"/>
+                      <wp:wrapNone/>
+                      <wp:docPr id="1219665738" name="Rectángulo: esquinas redondeadas 1219665738"/>
+                      <wp:cNvGraphicFramePr>
+                        <a:graphicFrameLocks xmlns:a="http://schemas.openxmlformats.org/drawingml/2006/main"/>
+                      </wp:cNvGraphicFramePr>
+                      <a:graphic xmlns:a="http://schemas.openxmlformats.org/drawingml/2006/main">
+                        <a:graphicData uri="http://schemas.microsoft.com/office/word/2010/wordprocessingShape">
+                          <wps:wsp>
+                            <wps:cNvSpPr>
+                              <a:spLocks noChangeArrowheads="1"/>
+                            </wps:cNvSpPr>
+                            <wps:spPr bwMode="auto">
+                              <a:xfrm>
+                                <a:off x="0" y="0"/>
+                                <a:ext cx="2137410" cy="1768475"/>
+                              </a:xfrm>
+                              <a:prstGeom prst="roundRect">
+                                <a:avLst>
+                                  <a:gd name="adj" fmla="val 16667"/>
+                                </a:avLst>
+                              </a:prstGeom>
+                              <a:noFill/>
+                              <a:ln w="9525">
+                                <a:noFill/>
+                                <a:miter lim="800000"/>
+                                <a:headEnd/>
+                                <a:tailEnd/>
+                              </a:ln>
+                            </wps:spPr>
+                            <wps:txbx>
+                              <w:txbxContent>
+                                <w:p>
+                                  <w:pPr>
+                                    <w:ind w:left="426"/>
+                                    <w:jc w:val="center"/>
+                                  </w:pPr>
+                                  <w:r>
+                                    <w:rPr>
+                                      <w:rFonts w:ascii="Arial" w:eastAsia="Arial Unicode MS" w:hAnsi="Arial"/>
+                                      <w:sz w:val="18"/>
+                                      <w:szCs w:val="18"/>
+                                    </w:rPr>
+                                    <w:fldChar w:fldCharType="begin"/>
+                                  </w:r>
+                                  <w:r>
+                                    <w:rPr>
+                                      <w:rFonts w:ascii="Arial" w:eastAsia="Arial Unicode MS" w:hAnsi="Arial"/>
+                                      <w:sz w:val="18"/>
+                                      <w:szCs w:val="18"/>
+                                    </w:rPr>
+                                    <w:instrText xml:space="preserve"> MERGEFIELD  Image:qr_code  \* MERGEFORMAT </w:instrText>
+                                  </w:r>
+                                  <w:r>
+                                    <w:rPr>
+                                      <w:rFonts w:ascii="Arial" w:eastAsia="Arial Unicode MS" w:hAnsi="Arial"/>
+                                      <w:sz w:val="18"/>
+                                      <w:szCs w:val="18"/>
+                                    </w:rPr>
+                                    <w:fldChar w:fldCharType="separate"/>
+                                  </w:r>
+                                  <w:r>
+                                    <w:rPr>
+                                      <w:rFonts w:ascii="Arial" w:eastAsia="Arial Unicode MS" w:hAnsi="Arial"/>
+                                      <w:noProof/>
+                                      <w:sz w:val="18"/>
+                                      <w:szCs w:val="18"/>
+                                    </w:rPr>
+                                    <w:t>«Image:qr_code»</w:t>
+                                  </w:r>
+                                  <w:r>
+                                    <w:rPr>
+                                      <w:rFonts w:ascii="Arial" w:eastAsia="Arial Unicode MS" w:hAnsi="Arial"/>
+                                      <w:sz w:val="18"/>
+                                      <w:szCs w:val="18"/>
+                                    </w:rPr>
+                                    <w:fldChar w:fldCharType="end"/>
+                                  </w:r>
+                                </w:p>
+                              </w:txbxContent>
+                            </wps:txbx>
+                            <wps:bodyPr rot="0" vertOverflow="clip" horzOverflow="clip" vert="horz" wrap="square" lIns="91440" tIns="45720" rIns="91440" bIns="45720" anchor="t" anchorCtr="0" upright="1">
+                              <a:noAutofit/>
+                            </wps:bodyPr>
+                          </wps:wsp>
+                        </a:graphicData>
+                      </a:graphic>
+                      <wp14:sizeRelH relativeFrom="margin">
+                        <wp14:pctWidth>0</wp14:pctWidth>
+                      </wp14:sizeRelH>
+                      <wp14:sizeRelV relativeFrom="margin">
+                        <wp14:pctHeight>0</wp14:pctHeight>
+                      </wp14:sizeRelV>
+                    </wp:anchor>
+                  </w:drawing>
+                </mc:Choice>
+                <mc:Fallback>
+                  <w:pict>
+                    <v:roundrect w14:anchorId="2F8DE353" id="Rectángulo: esquinas redondeadas 1219665738" o:spid="_x0000_s1029" style="position:absolute;left:0;text-align:left;margin-left:-55.05pt;margin-top:38.6pt;width:168.3pt;height:139.25pt;z-index:251748352;visibility:visible;mso-wrap-style:square;mso-width-percent:0;mso-height-percent:0;mso-wrap-distance-left:9pt;mso-wrap-distance-top:0;mso-wrap-distance-right:9pt;mso-wrap-distance-bottom:0;mso-position-horizontal:absolute;mso-position-horizontal-relative:margin;mso-position-vertical:absolute;mso-position-vertical-relative:text;mso-width-percent:0;mso-height-percent:0;mso-width-relative:margin;mso-height-relative:margin;v-text-anchor:top" arcsize="10923f" o:gfxdata="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" filled="f" stroked="f">
+                      <v:stroke joinstyle="miter"/>
+                      <v:textbox>
+                        <w:txbxContent>
+                          <w:p>
+                            <w:pPr>
+                              <w:ind w:left="426"/>
+                              <w:jc w:val="center"/>
+                            </w:pPr>
+                            <w:r>
+                              <w:rPr>
+                                <w:rFonts w:ascii="Arial" w:eastAsia="Arial Unicode MS" w:hAnsi="Arial"/>
+                                <w:sz w:val="18"/>
+                                <w:szCs w:val="18"/>
+                              </w:rPr>
+                              <w:fldChar w:fldCharType="begin"/>
+                            </w:r>
+                            <w:r>
+                              <w:rPr>
+                                <w:rFonts w:ascii="Arial" w:eastAsia="Arial Unicode MS" w:hAnsi="Arial"/>
+                                <w:sz w:val="18"/>
+                                <w:szCs w:val="18"/>
+                              </w:rPr>
+                              <w:instrText xml:space="preserve"> MERGEFIELD  Image:qr_code  \* MERGEFORMAT </w:instrText>
+                            </w:r>
+                            <w:r>
+                              <w:rPr>
+                                <w:rFonts w:ascii="Arial" w:eastAsia="Arial Unicode MS" w:hAnsi="Arial"/>
+                                <w:sz w:val="18"/>
+                                <w:szCs w:val="18"/>
+                              </w:rPr>
+                              <w:fldChar w:fldCharType="separate"/>
+                            </w:r>
+                            <w:r>
+                              <w:rPr>
+                                <w:rFonts w:ascii="Arial" w:eastAsia="Arial Unicode MS" w:hAnsi="Arial"/>
+                                <w:noProof/>
+                                <w:sz w:val="18"/>
+                                <w:szCs w:val="18"/>
+                              </w:rPr>
+                              <w:t>«Image:qr_code»</w:t>
+                            </w:r>
+                            <w:r>
+                              <w:rPr>
+                                <w:rFonts w:ascii="Arial" w:eastAsia="Arial Unicode MS" w:hAnsi="Arial"/>
+                                <w:sz w:val="18"/>
+                                <w:szCs w:val="18"/>
+                              </w:rPr>
+                              <w:fldChar w:fldCharType="end"/>
+                            </w:r>
+                          </w:p>
+                        </w:txbxContent>
+                      </v:textbox>
+                      <w10:wrap anchorx="margin"/>
+                    </v:roundrect>
+                  </w:pict>
+                </mc:Fallback>
+              </mc:AlternateContent>
+            </w:r>
+          </w:p>
+        </w:tc>
       </w:tr>
       <w:tr>
         <w:trPr>
-          <w:trHeight w:val="1733"/>
+          <w:trHeight w:val="852"/>
+          <w:jc w:val="center"/>
         </w:trPr>
         <w:tc>
           <w:tcPr>
-            <w:tcW w:w="5156" w:type="dxa"/>
+            <w:tcW w:w="3686" w:type="dxa"/>
             <w:gridSpan w:val="2"/>
             <w:tcBorders>
               <w:left w:val="single" w:sz="24" w:space="0" w:color="auto"/>
@@ -1298,69 +2414,55 @@
           </w:tcPr>
           <w:p>
             <w:pPr>
-              <w:ind w:right="797"/>
+              <w:tabs>
+                <w:tab w:val="left" w:pos="2917"/>
+              </w:tabs>
+              <w:spacing w:before="0" w:after="0"/>
+              <w:ind w:left="-202" w:right="-6"/>
               <w:jc w:val="center"/>
               <w:rPr>
                 <w:rFonts w:ascii="Aptos Black" w:hAnsi="Aptos Black"/>
-                <w:sz w:val="144"/>
-                <w:szCs w:val="144"/>
-              </w:rPr>
-            </w:pPr>
-            <w:r>
-              <w:rPr>
-                <w:rFonts w:ascii="Aptos Black" w:hAnsi="Aptos Black"/>
-                <w:sz w:val="144"/>
-                <w:szCs w:val="144"/>
+                <w:sz w:val="96"/>
+                <w:szCs w:val="96"/>
+              </w:rPr>
+            </w:pPr>
+            <w:r>
+              <w:rPr>
+                <w:rFonts w:ascii="Aptos Black" w:hAnsi="Aptos Black"/>
+                <w:sz w:val="96"/>
+                <w:szCs w:val="96"/>
               </w:rPr>
               <w:fldChar w:fldCharType="begin"/>
             </w:r>
             <w:r>
               <w:rPr>
                 <w:rFonts w:ascii="Aptos Black" w:hAnsi="Aptos Black"/>
-                <w:sz w:val="144"/>
-                <w:szCs w:val="144"/>
+                <w:sz w:val="96"/>
+                <w:szCs w:val="96"/>
               </w:rPr>
               <w:instrText xml:space="preserve"> MERGEFIELD  nlo  \* MERGEFORMAT </w:instrText>
             </w:r>
             <w:r>
               <w:rPr>
                 <w:rFonts w:ascii="Aptos Black" w:hAnsi="Aptos Black"/>
-                <w:sz w:val="144"/>
-                <w:szCs w:val="144"/>
+                <w:sz w:val="96"/>
+                <w:szCs w:val="96"/>
               </w:rPr>
               <w:fldChar w:fldCharType="separate"/>
             </w:r>
             <w:r>
               <w:rPr>
                 <w:rFonts w:ascii="Aptos Black" w:hAnsi="Aptos Black"/>
-                <w:sz w:val="144"/>
-                <w:szCs w:val="144"/>
-              </w:rPr>
-              <w:t>«</w:t>
-            </w:r>
-            <w:proofErr w:type="spellStart"/>
-            <w:r>
-              <w:rPr>
-                <w:rFonts w:ascii="Aptos Black" w:hAnsi="Aptos Black"/>
-                <w:sz w:val="144"/>
-                <w:szCs w:val="144"/>
-              </w:rPr>
-              <w:t>nlo</w:t>
-            </w:r>
-            <w:proofErr w:type="spellEnd"/>
-            <w:r>
-              <w:rPr>
-                <w:rFonts w:ascii="Aptos Black" w:hAnsi="Aptos Black"/>
-                <w:sz w:val="144"/>
-                <w:szCs w:val="144"/>
-              </w:rPr>
-              <w:t>»</w:t>
-            </w:r>
-            <w:r>
-              <w:rPr>
-                <w:rFonts w:ascii="Aptos Black" w:hAnsi="Aptos Black"/>
-                <w:sz w:val="144"/>
-                <w:szCs w:val="144"/>
+                <w:sz w:val="96"/>
+                <w:szCs w:val="96"/>
+              </w:rPr>
+              <w:t>«nlo»</w:t>
+            </w:r>
+            <w:r>
+              <w:rPr>
+                <w:rFonts w:ascii="Aptos Black" w:hAnsi="Aptos Black"/>
+                <w:sz w:val="96"/>
+                <w:szCs w:val="96"/>
               </w:rPr>
               <w:fldChar w:fldCharType="end"/>
             </w:r>
@@ -1368,25 +2470,151 @@
         </w:tc>
         <w:tc>
           <w:tcPr>
-            <w:tcW w:w="2547" w:type="dxa"/>
+            <w:tcW w:w="1659" w:type="dxa"/>
             <w:vMerge/>
             <w:tcBorders>
+              <w:top w:val="single" w:sz="24" w:space="0" w:color="auto"/>
               <w:left w:val="single" w:sz="24" w:space="0" w:color="auto"/>
               <w:bottom w:val="single" w:sz="24" w:space="0" w:color="auto"/>
               <w:right w:val="single" w:sz="24" w:space="0" w:color="auto"/>
             </w:tcBorders>
             <w:vAlign w:val="center"/>
           </w:tcPr>
-          <w:p/>
+          <w:p>
+            <w:pPr>
+              <w:ind w:left="-202"/>
+              <w:rPr>
+                <w:sz w:val="14"/>
+                <w:szCs w:val="14"/>
+              </w:rPr>
+            </w:pPr>
+          </w:p>
+        </w:tc>
+        <w:tc>
+          <w:tcPr>
+            <w:tcW w:w="50" w:type="dxa"/>
+            <w:tcBorders>
+              <w:left w:val="single" w:sz="24" w:space="0" w:color="auto"/>
+            </w:tcBorders>
+          </w:tcPr>
+          <w:p>
+            <w:pPr>
+              <w:ind w:left="-202"/>
+              <w:rPr>
+                <w:sz w:val="14"/>
+                <w:szCs w:val="14"/>
+              </w:rPr>
+            </w:pPr>
+          </w:p>
+        </w:tc>
+        <w:tc>
+          <w:tcPr>
+            <w:tcW w:w="490" w:type="dxa"/>
+            <w:tcBorders>
+              <w:right w:val="single" w:sz="24" w:space="0" w:color="auto"/>
+            </w:tcBorders>
+          </w:tcPr>
+          <w:p>
+            <w:pPr>
+              <w:ind w:left="94"/>
+              <w:rPr>
+                <w:rFonts w:ascii="Aptos Black" w:hAnsi="Aptos Black"/>
+                <w:sz w:val="96"/>
+                <w:szCs w:val="96"/>
+              </w:rPr>
+            </w:pPr>
+          </w:p>
+        </w:tc>
+        <w:tc>
+          <w:tcPr>
+            <w:tcW w:w="3471" w:type="dxa"/>
+            <w:gridSpan w:val="2"/>
+            <w:tcBorders>
+              <w:left w:val="single" w:sz="24" w:space="0" w:color="auto"/>
+              <w:bottom w:val="single" w:sz="24" w:space="0" w:color="auto"/>
+              <w:right w:val="single" w:sz="24" w:space="0" w:color="auto"/>
+            </w:tcBorders>
+          </w:tcPr>
+          <w:p>
+            <w:pPr>
+              <w:spacing w:before="0" w:after="0"/>
+              <w:ind w:left="94"/>
+              <w:jc w:val="center"/>
+              <w:rPr>
+                <w:sz w:val="96"/>
+                <w:szCs w:val="96"/>
+              </w:rPr>
+            </w:pPr>
+            <w:r>
+              <w:rPr>
+                <w:rFonts w:ascii="Aptos Black" w:hAnsi="Aptos Black"/>
+                <w:sz w:val="96"/>
+                <w:szCs w:val="96"/>
+              </w:rPr>
+              <w:fldChar w:fldCharType="begin"/>
+            </w:r>
+            <w:r>
+              <w:rPr>
+                <w:rFonts w:ascii="Aptos Black" w:hAnsi="Aptos Black"/>
+                <w:sz w:val="96"/>
+                <w:szCs w:val="96"/>
+              </w:rPr>
+              <w:instrText xml:space="preserve"> MERGEFIELD  nlo  \* MERGEFORMAT </w:instrText>
+            </w:r>
+            <w:r>
+              <w:rPr>
+                <w:rFonts w:ascii="Aptos Black" w:hAnsi="Aptos Black"/>
+                <w:sz w:val="96"/>
+                <w:szCs w:val="96"/>
+              </w:rPr>
+              <w:fldChar w:fldCharType="separate"/>
+            </w:r>
+            <w:r>
+              <w:rPr>
+                <w:rFonts w:ascii="Aptos Black" w:hAnsi="Aptos Black"/>
+                <w:sz w:val="96"/>
+                <w:szCs w:val="96"/>
+              </w:rPr>
+              <w:t>«nlo»</w:t>
+            </w:r>
+            <w:r>
+              <w:rPr>
+                <w:rFonts w:ascii="Aptos Black" w:hAnsi="Aptos Black"/>
+                <w:sz w:val="96"/>
+                <w:szCs w:val="96"/>
+              </w:rPr>
+              <w:fldChar w:fldCharType="end"/>
+            </w:r>
+          </w:p>
+        </w:tc>
+        <w:tc>
+          <w:tcPr>
+            <w:tcW w:w="1625" w:type="dxa"/>
+            <w:tcBorders>
+              <w:left w:val="single" w:sz="24" w:space="0" w:color="auto"/>
+              <w:bottom w:val="single" w:sz="24" w:space="0" w:color="auto"/>
+              <w:right w:val="single" w:sz="24" w:space="0" w:color="auto"/>
+            </w:tcBorders>
+          </w:tcPr>
+          <w:p>
+            <w:pPr>
+              <w:ind w:left="-202"/>
+              <w:rPr>
+                <w:sz w:val="14"/>
+                <w:szCs w:val="14"/>
+              </w:rPr>
+            </w:pPr>
+          </w:p>
         </w:tc>
       </w:tr>
       <w:tr>
         <w:trPr>
           <w:trHeight w:val="253"/>
+          <w:jc w:val="center"/>
         </w:trPr>
         <w:tc>
           <w:tcPr>
-            <w:tcW w:w="2074" w:type="dxa"/>
+            <w:tcW w:w="1813" w:type="dxa"/>
             <w:tcBorders>
               <w:top w:val="single" w:sz="24" w:space="0" w:color="auto"/>
               <w:left w:val="single" w:sz="24" w:space="0" w:color="auto"/>
@@ -1395,18 +2623,19 @@
           </w:tcPr>
           <w:p>
             <w:pPr>
+              <w:ind w:left="-202"/>
               <w:jc w:val="center"/>
               <w:rPr>
                 <w:rFonts w:ascii="Aptos Black" w:hAnsi="Aptos Black"/>
-                <w:sz w:val="40"/>
-                <w:szCs w:val="40"/>
-              </w:rPr>
-            </w:pPr>
-            <w:r>
-              <w:rPr>
-                <w:rFonts w:ascii="Aptos Black" w:hAnsi="Aptos Black"/>
-                <w:sz w:val="40"/>
-                <w:szCs w:val="40"/>
+                <w:sz w:val="22"/>
+                <w:szCs w:val="22"/>
+              </w:rPr>
+            </w:pPr>
+            <w:r>
+              <w:rPr>
+                <w:rFonts w:ascii="Aptos Black" w:hAnsi="Aptos Black"/>
+                <w:sz w:val="22"/>
+                <w:szCs w:val="22"/>
               </w:rPr>
               <w:t>GUARDIA</w:t>
             </w:r>
@@ -1414,7 +2643,7 @@
         </w:tc>
         <w:tc>
           <w:tcPr>
-            <w:tcW w:w="3082" w:type="dxa"/>
+            <w:tcW w:w="1873" w:type="dxa"/>
             <w:tcBorders>
               <w:top w:val="single" w:sz="24" w:space="0" w:color="auto"/>
               <w:left w:val="dashed" w:sz="4" w:space="0" w:color="auto"/>
@@ -1423,18 +2652,19 @@
           </w:tcPr>
           <w:p>
             <w:pPr>
+              <w:ind w:left="63"/>
               <w:jc w:val="center"/>
               <w:rPr>
                 <w:rFonts w:ascii="Aptos Black" w:hAnsi="Aptos Black"/>
-                <w:sz w:val="40"/>
-                <w:szCs w:val="40"/>
-              </w:rPr>
-            </w:pPr>
-            <w:r>
-              <w:rPr>
-                <w:rFonts w:ascii="Aptos Black" w:hAnsi="Aptos Black"/>
-                <w:sz w:val="40"/>
-                <w:szCs w:val="40"/>
+                <w:sz w:val="22"/>
+                <w:szCs w:val="22"/>
+              </w:rPr>
+            </w:pPr>
+            <w:r>
+              <w:rPr>
+                <w:rFonts w:ascii="Aptos Black" w:hAnsi="Aptos Black"/>
+                <w:sz w:val="22"/>
+                <w:szCs w:val="22"/>
               </w:rPr>
               <w:t>FECHA Y HORA</w:t>
             </w:r>
@@ -1442,7 +2672,7 @@
         </w:tc>
         <w:tc>
           <w:tcPr>
-            <w:tcW w:w="2547" w:type="dxa"/>
+            <w:tcW w:w="1659" w:type="dxa"/>
             <w:tcBorders>
               <w:top w:val="single" w:sz="24" w:space="0" w:color="auto"/>
               <w:left w:val="dashed" w:sz="4" w:space="0" w:color="auto"/>
@@ -1451,19 +2681,20 @@
           </w:tcPr>
           <w:p>
             <w:pPr>
+              <w:ind w:left="-202"/>
               <w:jc w:val="center"/>
               <w:rPr>
                 <w:rFonts w:ascii="Aptos Black" w:hAnsi="Aptos Black"/>
-                <w:sz w:val="40"/>
-                <w:szCs w:val="40"/>
+                <w:sz w:val="22"/>
+                <w:szCs w:val="22"/>
               </w:rPr>
             </w:pPr>
             <w:proofErr w:type="spellStart"/>
             <w:r>
               <w:rPr>
                 <w:rFonts w:ascii="Aptos Black" w:hAnsi="Aptos Black"/>
-                <w:sz w:val="40"/>
-                <w:szCs w:val="40"/>
+                <w:sz w:val="22"/>
+                <w:szCs w:val="22"/>
               </w:rPr>
               <w:t>N°</w:t>
             </w:r>
@@ -1471,8 +2702,143 @@
             <w:r>
               <w:rPr>
                 <w:rFonts w:ascii="Aptos Black" w:hAnsi="Aptos Black"/>
-                <w:sz w:val="40"/>
-                <w:szCs w:val="40"/>
+                <w:sz w:val="22"/>
+                <w:szCs w:val="22"/>
+              </w:rPr>
+              <w:t xml:space="preserve"> SACOS</w:t>
+            </w:r>
+          </w:p>
+        </w:tc>
+        <w:tc>
+          <w:tcPr>
+            <w:tcW w:w="50" w:type="dxa"/>
+            <w:tcBorders>
+              <w:left w:val="single" w:sz="24" w:space="0" w:color="auto"/>
+            </w:tcBorders>
+          </w:tcPr>
+          <w:p>
+            <w:pPr>
+              <w:ind w:left="-202"/>
+              <w:jc w:val="center"/>
+              <w:rPr>
+                <w:rFonts w:ascii="Aptos Black" w:hAnsi="Aptos Black"/>
+                <w:sz w:val="22"/>
+                <w:szCs w:val="22"/>
+              </w:rPr>
+            </w:pPr>
+          </w:p>
+        </w:tc>
+        <w:tc>
+          <w:tcPr>
+            <w:tcW w:w="490" w:type="dxa"/>
+            <w:tcBorders>
+              <w:right w:val="single" w:sz="24" w:space="0" w:color="auto"/>
+            </w:tcBorders>
+          </w:tcPr>
+          <w:p>
+            <w:pPr>
+              <w:ind w:left="-202"/>
+              <w:jc w:val="center"/>
+              <w:rPr>
+                <w:rFonts w:ascii="Aptos Black" w:hAnsi="Aptos Black"/>
+                <w:sz w:val="22"/>
+                <w:szCs w:val="22"/>
+              </w:rPr>
+            </w:pPr>
+          </w:p>
+        </w:tc>
+        <w:tc>
+          <w:tcPr>
+            <w:tcW w:w="1598" w:type="dxa"/>
+            <w:tcBorders>
+              <w:top w:val="single" w:sz="24" w:space="0" w:color="auto"/>
+              <w:left w:val="single" w:sz="24" w:space="0" w:color="auto"/>
+              <w:right w:val="dashed" w:sz="4" w:space="0" w:color="auto"/>
+            </w:tcBorders>
+          </w:tcPr>
+          <w:p>
+            <w:pPr>
+              <w:ind w:left="-202"/>
+              <w:jc w:val="center"/>
+              <w:rPr>
+                <w:rFonts w:ascii="Aptos Black" w:hAnsi="Aptos Black"/>
+                <w:sz w:val="22"/>
+                <w:szCs w:val="22"/>
+              </w:rPr>
+            </w:pPr>
+            <w:r>
+              <w:rPr>
+                <w:rFonts w:ascii="Aptos Black" w:hAnsi="Aptos Black"/>
+                <w:sz w:val="22"/>
+                <w:szCs w:val="22"/>
+              </w:rPr>
+              <w:t>GUARDIA</w:t>
+            </w:r>
+          </w:p>
+        </w:tc>
+        <w:tc>
+          <w:tcPr>
+            <w:tcW w:w="1873" w:type="dxa"/>
+            <w:tcBorders>
+              <w:top w:val="single" w:sz="24" w:space="0" w:color="auto"/>
+              <w:left w:val="dashed" w:sz="4" w:space="0" w:color="auto"/>
+              <w:right w:val="dashed" w:sz="4" w:space="0" w:color="auto"/>
+            </w:tcBorders>
+          </w:tcPr>
+          <w:p>
+            <w:pPr>
+              <w:ind w:firstLine="25"/>
+              <w:jc w:val="center"/>
+              <w:rPr>
+                <w:rFonts w:ascii="Aptos Black" w:hAnsi="Aptos Black"/>
+                <w:sz w:val="22"/>
+                <w:szCs w:val="22"/>
+              </w:rPr>
+            </w:pPr>
+            <w:r>
+              <w:rPr>
+                <w:rFonts w:ascii="Aptos Black" w:hAnsi="Aptos Black"/>
+                <w:sz w:val="22"/>
+                <w:szCs w:val="22"/>
+              </w:rPr>
+              <w:t>FECHA Y HORA</w:t>
+            </w:r>
+          </w:p>
+        </w:tc>
+        <w:tc>
+          <w:tcPr>
+            <w:tcW w:w="1625" w:type="dxa"/>
+            <w:tcBorders>
+              <w:top w:val="single" w:sz="24" w:space="0" w:color="auto"/>
+              <w:left w:val="dashed" w:sz="4" w:space="0" w:color="auto"/>
+              <w:right w:val="single" w:sz="24" w:space="0" w:color="auto"/>
+            </w:tcBorders>
+          </w:tcPr>
+          <w:p>
+            <w:pPr>
+              <w:ind w:left="-202"/>
+              <w:jc w:val="center"/>
+              <w:rPr>
+                <w:rFonts w:ascii="Aptos Black" w:hAnsi="Aptos Black"/>
+                <w:sz w:val="22"/>
+                <w:szCs w:val="22"/>
+              </w:rPr>
+            </w:pPr>
+            <w:proofErr w:type="spellStart"/>
+            <w:r>
+              <w:rPr>
+                <w:rFonts w:ascii="Aptos Black" w:hAnsi="Aptos Black"/>
+                <w:sz w:val="22"/>
+                <w:szCs w:val="22"/>
+              </w:rPr>
+              <w:t>N°</w:t>
+            </w:r>
+            <w:proofErr w:type="spellEnd"/>
+            <w:r>
+              <w:rPr>
+                <w:rFonts w:ascii="Aptos Black" w:hAnsi="Aptos Black"/>
+                <w:sz w:val="22"/>
+                <w:szCs w:val="22"/>
               </w:rPr>
               <w:t xml:space="preserve"> SACOS</w:t>
             </w:r>
@@ -1481,11 +2847,12 @@
       </w:tr>
       <w:tr>
         <w:trPr>
-          <w:trHeight w:val="766"/>
+          <w:trHeight w:val="142"/>
+          <w:jc w:val="center"/>
         </w:trPr>
         <w:tc>
           <w:tcPr>
-            <w:tcW w:w="2074" w:type="dxa"/>
+            <w:tcW w:w="1813" w:type="dxa"/>
             <w:tcBorders>
               <w:left w:val="single" w:sz="24" w:space="0" w:color="auto"/>
               <w:bottom w:val="single" w:sz="24" w:space="0" w:color="auto"/>
@@ -1494,45 +2861,44 @@
           </w:tcPr>
           <w:p>
             <w:pPr>
-              <w:ind w:left="144"/>
               <w:jc w:val="center"/>
               <w:rPr>
-                <w:sz w:val="40"/>
-                <w:szCs w:val="40"/>
-              </w:rPr>
-            </w:pPr>
-            <w:r>
-              <w:rPr>
-                <w:sz w:val="40"/>
-                <w:szCs w:val="40"/>
+                <w:sz w:val="22"/>
+                <w:szCs w:val="22"/>
+              </w:rPr>
+            </w:pPr>
+            <w:r>
+              <w:rPr>
+                <w:sz w:val="22"/>
+                <w:szCs w:val="22"/>
               </w:rPr>
               <w:fldChar w:fldCharType="begin"/>
             </w:r>
             <w:r>
               <w:rPr>
-                <w:sz w:val="40"/>
-                <w:szCs w:val="40"/>
+                <w:sz w:val="22"/>
+                <w:szCs w:val="22"/>
               </w:rPr>
               <w:instrText xml:space="preserve"> MERGEFIELD  nombre_guardia  \* MERGEFORMAT </w:instrText>
             </w:r>
             <w:r>
               <w:rPr>
-                <w:sz w:val="40"/>
-                <w:szCs w:val="40"/>
+                <w:sz w:val="22"/>
+                <w:szCs w:val="22"/>
               </w:rPr>
               <w:fldChar w:fldCharType="separate"/>
             </w:r>
             <w:r>
               <w:rPr>
-                <w:sz w:val="40"/>
-                <w:szCs w:val="40"/>
+                <w:sz w:val="22"/>
+                <w:szCs w:val="22"/>
               </w:rPr>
               <w:t>«nombre_guardia»</w:t>
             </w:r>
             <w:r>
               <w:rPr>
-                <w:sz w:val="40"/>
-                <w:szCs w:val="40"/>
+                <w:sz w:val="22"/>
+                <w:szCs w:val="22"/>
               </w:rPr>
               <w:fldChar w:fldCharType="end"/>
             </w:r>
@@ -1540,7 +2906,7 @@
         </w:tc>
         <w:tc>
           <w:tcPr>
-            <w:tcW w:w="3082" w:type="dxa"/>
+            <w:tcW w:w="1873" w:type="dxa"/>
             <w:tcBorders>
               <w:left w:val="dashed" w:sz="4" w:space="0" w:color="auto"/>
               <w:bottom w:val="single" w:sz="24" w:space="0" w:color="auto"/>
@@ -1549,46 +2915,46 @@
           </w:tcPr>
           <w:p>
             <w:pPr>
-              <w:ind w:left="138"/>
+              <w:ind w:left="-202"/>
               <w:jc w:val="center"/>
               <w:rPr>
-                <w:sz w:val="40"/>
-                <w:szCs w:val="40"/>
-              </w:rPr>
-            </w:pPr>
-            <w:r>
-              <w:rPr>
-                <w:sz w:val="40"/>
-                <w:szCs w:val="40"/>
+                <w:sz w:val="22"/>
+                <w:szCs w:val="22"/>
+              </w:rPr>
+            </w:pPr>
+            <w:r>
+              <w:rPr>
+                <w:sz w:val="22"/>
+                <w:szCs w:val="22"/>
               </w:rPr>
               <w:fldChar w:fldCharType="begin"/>
             </w:r>
             <w:r>
               <w:rPr>
-                <w:sz w:val="40"/>
-                <w:szCs w:val="40"/>
+                <w:sz w:val="22"/>
+                <w:szCs w:val="22"/>
               </w:rPr>
               <w:instrText xml:space="preserve"> MERGEFIELD  fecha_ingreso  \* MERGEFORMAT </w:instrText>
             </w:r>
             <w:r>
               <w:rPr>
-                <w:sz w:val="40"/>
-                <w:szCs w:val="40"/>
+                <w:sz w:val="22"/>
+                <w:szCs w:val="22"/>
               </w:rPr>
               <w:fldChar w:fldCharType="separate"/>
             </w:r>
             <w:r>
               <w:rPr>
                 <w:noProof/>
-                <w:sz w:val="40"/>
-                <w:szCs w:val="40"/>
+                <w:sz w:val="22"/>
+                <w:szCs w:val="22"/>
               </w:rPr>
               <w:t>«fecha_ingreso»</w:t>
             </w:r>
             <w:r>
               <w:rPr>
-                <w:sz w:val="40"/>
-                <w:szCs w:val="40"/>
+                <w:sz w:val="22"/>
+                <w:szCs w:val="22"/>
               </w:rPr>
               <w:fldChar w:fldCharType="end"/>
             </w:r>
@@ -1596,7 +2962,7 @@
         </w:tc>
         <w:tc>
           <w:tcPr>
-            <w:tcW w:w="2547" w:type="dxa"/>
+            <w:tcW w:w="1659" w:type="dxa"/>
             <w:tcBorders>
               <w:left w:val="dashed" w:sz="4" w:space="0" w:color="auto"/>
               <w:bottom w:val="single" w:sz="24" w:space="0" w:color="auto"/>
@@ -1605,61 +2971,245 @@
           </w:tcPr>
           <w:p>
             <w:pPr>
-              <w:ind w:left="281" w:firstLine="2"/>
               <w:jc w:val="center"/>
               <w:rPr>
-                <w:sz w:val="40"/>
-                <w:szCs w:val="40"/>
-              </w:rPr>
-            </w:pPr>
-            <w:r>
-              <w:rPr>
-                <w:sz w:val="40"/>
-                <w:szCs w:val="40"/>
+                <w:sz w:val="22"/>
+                <w:szCs w:val="22"/>
+              </w:rPr>
+            </w:pPr>
+            <w:r>
+              <w:rPr>
+                <w:sz w:val="22"/>
+                <w:szCs w:val="22"/>
               </w:rPr>
               <w:fldChar w:fldCharType="begin"/>
             </w:r>
             <w:r>
               <w:rPr>
-                <w:sz w:val="40"/>
-                <w:szCs w:val="40"/>
+                <w:sz w:val="22"/>
+                <w:szCs w:val="22"/>
               </w:rPr>
               <w:instrText xml:space="preserve"> MERGEFIELD  cantidad_presentacion  \* MERGEFORMAT </w:instrText>
             </w:r>
             <w:r>
               <w:rPr>
-                <w:sz w:val="40"/>
-                <w:szCs w:val="40"/>
+                <w:sz w:val="22"/>
+                <w:szCs w:val="22"/>
               </w:rPr>
               <w:fldChar w:fldCharType="separate"/>
             </w:r>
             <w:r>
               <w:rPr>
-                <w:sz w:val="40"/>
-                <w:szCs w:val="40"/>
-              </w:rPr>
-              <w:t>«</w:t>
-            </w:r>
-            <w:proofErr w:type="spellStart"/>
-            <w:r>
-              <w:rPr>
-                <w:sz w:val="40"/>
-                <w:szCs w:val="40"/>
-              </w:rPr>
-              <w:t>cantidad_presentacion</w:t>
-            </w:r>
-            <w:proofErr w:type="spellEnd"/>
-            <w:r>
-              <w:rPr>
-                <w:sz w:val="40"/>
-                <w:szCs w:val="40"/>
-              </w:rPr>
-              <w:t>»</w:t>
-            </w:r>
-            <w:r>
-              <w:rPr>
-                <w:sz w:val="40"/>
-                <w:szCs w:val="40"/>
+                <w:sz w:val="22"/>
+                <w:szCs w:val="22"/>
+              </w:rPr>
+              <w:t>«cantidad_presentacion»</w:t>
+            </w:r>
+            <w:r>
+              <w:rPr>
+                <w:sz w:val="22"/>
+                <w:szCs w:val="22"/>
+              </w:rPr>
+              <w:fldChar w:fldCharType="end"/>
+            </w:r>
+          </w:p>
+        </w:tc>
+        <w:tc>
+          <w:tcPr>
+            <w:tcW w:w="50" w:type="dxa"/>
+            <w:tcBorders>
+              <w:left w:val="single" w:sz="24" w:space="0" w:color="auto"/>
+            </w:tcBorders>
+          </w:tcPr>
+          <w:p>
+            <w:pPr>
+              <w:ind w:left="-202"/>
+              <w:jc w:val="center"/>
+              <w:rPr>
+                <w:sz w:val="22"/>
+                <w:szCs w:val="22"/>
+              </w:rPr>
+            </w:pPr>
+          </w:p>
+        </w:tc>
+        <w:tc>
+          <w:tcPr>
+            <w:tcW w:w="490" w:type="dxa"/>
+            <w:tcBorders>
+              <w:right w:val="single" w:sz="24" w:space="0" w:color="auto"/>
+            </w:tcBorders>
+          </w:tcPr>
+          <w:p>
+            <w:pPr>
+              <w:ind w:left="-202"/>
+              <w:jc w:val="center"/>
+              <w:rPr>
+                <w:sz w:val="22"/>
+                <w:szCs w:val="22"/>
+              </w:rPr>
+            </w:pPr>
+          </w:p>
+        </w:tc>
+        <w:tc>
+          <w:tcPr>
+            <w:tcW w:w="1598" w:type="dxa"/>
+            <w:tcBorders>
+              <w:left w:val="single" w:sz="24" w:space="0" w:color="auto"/>
+              <w:bottom w:val="single" w:sz="24" w:space="0" w:color="auto"/>
+              <w:right w:val="dashed" w:sz="4" w:space="0" w:color="auto"/>
+            </w:tcBorders>
+          </w:tcPr>
+          <w:p>
+            <w:pPr>
+              <w:ind w:left="-202"/>
+              <w:jc w:val="center"/>
+              <w:rPr>
+                <w:sz w:val="22"/>
+                <w:szCs w:val="22"/>
+              </w:rPr>
+            </w:pPr>
+            <w:r>
+              <w:rPr>
+                <w:sz w:val="22"/>
+                <w:szCs w:val="22"/>
+              </w:rPr>
+              <w:fldChar w:fldCharType="begin"/>
+            </w:r>
+            <w:r>
+              <w:rPr>
+                <w:sz w:val="22"/>
+                <w:szCs w:val="22"/>
+              </w:rPr>
+              <w:instrText xml:space="preserve"> MERGEFIELD  nombre_guardia  \* MERGEFORMAT </w:instrText>
+            </w:r>
+            <w:r>
+              <w:rPr>
+                <w:sz w:val="22"/>
+                <w:szCs w:val="22"/>
+              </w:rPr>
+              <w:fldChar w:fldCharType="separate"/>
+            </w:r>
+            <w:r>
+              <w:rPr>
+                <w:sz w:val="22"/>
+                <w:szCs w:val="22"/>
+              </w:rPr>
+              <w:t>«nombre_guardia»</w:t>
+            </w:r>
+            <w:r>
+              <w:rPr>
+                <w:sz w:val="22"/>
+                <w:szCs w:val="22"/>
+              </w:rPr>
+              <w:fldChar w:fldCharType="end"/>
+            </w:r>
+          </w:p>
+        </w:tc>
+        <w:tc>
+          <w:tcPr>
+            <w:tcW w:w="1873" w:type="dxa"/>
+            <w:tcBorders>
+              <w:left w:val="dashed" w:sz="4" w:space="0" w:color="auto"/>
+              <w:bottom w:val="single" w:sz="24" w:space="0" w:color="auto"/>
+              <w:right w:val="dashed" w:sz="4" w:space="0" w:color="auto"/>
+            </w:tcBorders>
+          </w:tcPr>
+          <w:p>
+            <w:pPr>
+              <w:ind w:left="-117"/>
+              <w:jc w:val="center"/>
+              <w:rPr>
+                <w:sz w:val="22"/>
+                <w:szCs w:val="22"/>
+              </w:rPr>
+            </w:pPr>
+            <w:r>
+              <w:rPr>
+                <w:sz w:val="22"/>
+                <w:szCs w:val="22"/>
+              </w:rPr>
+              <w:fldChar w:fldCharType="begin"/>
+            </w:r>
+            <w:r>
+              <w:rPr>
+                <w:sz w:val="22"/>
+                <w:szCs w:val="22"/>
+              </w:rPr>
+              <w:instrText xml:space="preserve"> MERGEFIELD  fecha_ingreso  \* MERGEFORMAT </w:instrText>
+            </w:r>
+            <w:r>
+              <w:rPr>
+                <w:sz w:val="22"/>
+                <w:szCs w:val="22"/>
+              </w:rPr>
+              <w:fldChar w:fldCharType="separate"/>
+            </w:r>
+            <w:r>
+              <w:rPr>
+                <w:noProof/>
+                <w:sz w:val="22"/>
+                <w:szCs w:val="22"/>
+              </w:rPr>
+              <w:t>«fecha_ingreso»</w:t>
+            </w:r>
+            <w:r>
+              <w:rPr>
+                <w:sz w:val="22"/>
+                <w:szCs w:val="22"/>
+              </w:rPr>
+              <w:fldChar w:fldCharType="end"/>
+            </w:r>
+          </w:p>
+        </w:tc>
+        <w:tc>
+          <w:tcPr>
+            <w:tcW w:w="1625" w:type="dxa"/>
+            <w:tcBorders>
+              <w:left w:val="dashed" w:sz="4" w:space="0" w:color="auto"/>
+              <w:bottom w:val="single" w:sz="24" w:space="0" w:color="auto"/>
+              <w:right w:val="single" w:sz="24" w:space="0" w:color="auto"/>
+            </w:tcBorders>
+          </w:tcPr>
+          <w:p>
+            <w:pPr>
+              <w:jc w:val="center"/>
+              <w:rPr>
+                <w:sz w:val="22"/>
+                <w:szCs w:val="22"/>
+              </w:rPr>
+            </w:pPr>
+            <w:r>
+              <w:rPr>
+                <w:sz w:val="22"/>
+                <w:szCs w:val="22"/>
+              </w:rPr>
+              <w:fldChar w:fldCharType="begin"/>
+            </w:r>
+            <w:r>
+              <w:rPr>
+                <w:sz w:val="22"/>
+                <w:szCs w:val="22"/>
+              </w:rPr>
+              <w:instrText xml:space="preserve"> MERGEFIELD  cantidad_presentacion  \* MERGEFORMAT </w:instrText>
+            </w:r>
+            <w:r>
+              <w:rPr>
+                <w:sz w:val="22"/>
+                <w:szCs w:val="22"/>
+              </w:rPr>
+              <w:fldChar w:fldCharType="separate"/>
+            </w:r>
+            <w:r>
+              <w:rPr>
+                <w:sz w:val="22"/>
+                <w:szCs w:val="22"/>
+              </w:rPr>
+              <w:t>«cantidad_presentacion»</w:t>
+            </w:r>
+            <w:r>
+              <w:rPr>
+                <w:sz w:val="22"/>
+                <w:szCs w:val="22"/>
               </w:rPr>
               <w:fldChar w:fldCharType="end"/>
             </w:r>
@@ -1677,9 +3227,9 @@
       </w:pPr>
     </w:p>
     <w:sectPr>
-      <w:footerReference w:type="default" r:id="rId10"/>
-      <w:pgSz w:w="8391" w:h="11906" w:code="11"/>
-      <w:pgMar w:top="0" w:right="142" w:bottom="357" w:left="0" w:header="862" w:footer="303" w:gutter="0"/>
+      <w:footerReference w:type="default" r:id="rId12"/>
+      <w:pgSz w:w="11906" w:h="8391" w:orient="landscape" w:code="11"/>
+      <w:pgMar w:top="0" w:right="0" w:bottom="142" w:left="357" w:header="862" w:footer="303" w:gutter="0"/>
       <w:cols w:space="720"/>
       <w:titlePg/>
       <w:docGrid w:linePitch="360"/>
@@ -3725,11 +5275,12 @@
 </file>
 
 <file path=customXml/item1.xml><?xml version="1.0" encoding="utf-8"?>
-<p:properties xmlns:p="http://schemas.microsoft.com/office/2006/metadata/properties" xmlns:xsi="http://www.w3.org/2001/XMLSchema-instance" xmlns:pc="http://schemas.microsoft.com/office/infopath/2007/PartnerControls">
-  <documentManagement>
-    <MediaServiceKeyPoints xmlns="71af3243-3dd4-4a8d-8c0d-dd76da1f02a5" xsi:nil="true"/>
-  </documentManagement>
-</p:properties>
+<?mso-contentType ?>
+<FormTemplates xmlns="http://schemas.microsoft.com/sharepoint/v3/contenttype/forms">
+  <Display>DocumentLibraryForm</Display>
+  <Edit>DocumentLibraryForm</Edit>
+  <New>DocumentLibraryForm</New>
+</FormTemplates>
 </file>
 
 <file path=customXml/item2.xml><?xml version="1.0" encoding="utf-8"?>
@@ -3944,20 +5495,21 @@
 </file>
 
 <file path=customXml/item3.xml><?xml version="1.0" encoding="utf-8"?>
-<?mso-contentType ?>
-<FormTemplates xmlns="http://schemas.microsoft.com/sharepoint/v3/contenttype/forms">
-  <Display>DocumentLibraryForm</Display>
-  <Edit>DocumentLibraryForm</Edit>
-  <New>DocumentLibraryForm</New>
-</FormTemplates>
+<p:properties xmlns:p="http://schemas.microsoft.com/office/2006/metadata/properties" xmlns:xsi="http://www.w3.org/2001/XMLSchema-instance" xmlns:pc="http://schemas.microsoft.com/office/infopath/2007/PartnerControls">
+  <documentManagement>
+    <MediaServiceKeyPoints xmlns="71af3243-3dd4-4a8d-8c0d-dd76da1f02a5" xsi:nil="true"/>
+  </documentManagement>
+</p:properties>
+</file>
+
+<file path=customXml/item4.xml><?xml version="1.0" encoding="utf-8"?>
+<b:Sources xmlns:b="http://schemas.openxmlformats.org/officeDocument/2006/bibliography" xmlns="http://schemas.openxmlformats.org/officeDocument/2006/bibliography" SelectedStyle="\APASixthEditionOfficeOnline.xsl" StyleName="APA" Version="6"/>
 </file>
 
 <file path=customXml/itemProps1.xml><?xml version="1.0" encoding="utf-8"?>
-<ds:datastoreItem xmlns:ds="http://schemas.openxmlformats.org/officeDocument/2006/customXml" ds:itemID="{B550BB7C-2FBC-4612-9ECE-2EA076035D14}">
+<ds:datastoreItem xmlns:ds="http://schemas.openxmlformats.org/officeDocument/2006/customXml" ds:itemID="{BEA6D05B-AD60-405F-B8DB-FC61ABCDF8E2}">
   <ds:schemaRefs>
-    <ds:schemaRef ds:uri="http://schemas.microsoft.com/office/2006/metadata/properties"/>
-    <ds:schemaRef ds:uri="http://schemas.microsoft.com/office/infopath/2007/PartnerControls"/>
-    <ds:schemaRef ds:uri="71af3243-3dd4-4a8d-8c0d-dd76da1f02a5"/>
+    <ds:schemaRef ds:uri="http://schemas.microsoft.com/sharepoint/v3/contenttype/forms"/>
   </ds:schemaRefs>
 </ds:datastoreItem>
 </file>
@@ -3982,9 +5534,19 @@
 </file>
 
 <file path=customXml/itemProps3.xml><?xml version="1.0" encoding="utf-8"?>
-<ds:datastoreItem xmlns:ds="http://schemas.openxmlformats.org/officeDocument/2006/customXml" ds:itemID="{BEA6D05B-AD60-405F-B8DB-FC61ABCDF8E2}">
+<ds:datastoreItem xmlns:ds="http://schemas.openxmlformats.org/officeDocument/2006/customXml" ds:itemID="{B550BB7C-2FBC-4612-9ECE-2EA076035D14}">
   <ds:schemaRefs>
-    <ds:schemaRef ds:uri="http://schemas.microsoft.com/sharepoint/v3/contenttype/forms"/>
+    <ds:schemaRef ds:uri="http://schemas.microsoft.com/office/2006/metadata/properties"/>
+    <ds:schemaRef ds:uri="http://schemas.microsoft.com/office/infopath/2007/PartnerControls"/>
+    <ds:schemaRef ds:uri="71af3243-3dd4-4a8d-8c0d-dd76da1f02a5"/>
+  </ds:schemaRefs>
+</ds:datastoreItem>
+</file>
+
+<file path=customXml/itemProps4.xml><?xml version="1.0" encoding="utf-8"?>
+<ds:datastoreItem xmlns:ds="http://schemas.openxmlformats.org/officeDocument/2006/customXml" ds:itemID="{C05E5E2B-8667-45BC-BAAD-43E29CCACB41}">
+  <ds:schemaRefs>
+    <ds:schemaRef ds:uri="http://schemas.openxmlformats.org/officeDocument/2006/bibliography"/>
   </ds:schemaRefs>
 </ds:datastoreItem>
 </file>
--- a/pesaje/analytica/Report/LoteDniBaseA5.docx
+++ b/pesaje/analytica/Report/LoteDniBaseA5.docx
@@ -5,7 +5,7 @@
     <w:tbl>
       <w:tblPr>
         <w:tblpPr w:leftFromText="141" w:rightFromText="141" w:vertAnchor="page" w:horzAnchor="margin" w:tblpXSpec="center" w:tblpY="271"/>
-        <w:tblW w:w="4779" w:type="pct"/>
+        <w:tblW w:w="4730" w:type="pct"/>
         <w:jc w:val="center"/>
         <w:tblLayout w:type="fixed"/>
         <w:tblCellMar>
@@ -16,13 +16,13 @@
         <w:tblDescription w:val="Tabla de diseño de encabezado"/>
       </w:tblPr>
       <w:tblGrid>
-        <w:gridCol w:w="1813"/>
-        <w:gridCol w:w="1873"/>
+        <w:gridCol w:w="1276"/>
+        <w:gridCol w:w="2298"/>
         <w:gridCol w:w="1659"/>
         <w:gridCol w:w="50"/>
-        <w:gridCol w:w="490"/>
-        <w:gridCol w:w="1598"/>
-        <w:gridCol w:w="1873"/>
+        <w:gridCol w:w="357"/>
+        <w:gridCol w:w="1448"/>
+        <w:gridCol w:w="2156"/>
         <w:gridCol w:w="1625"/>
       </w:tblGrid>
       <w:tr>
@@ -32,7 +32,7 @@
         </w:trPr>
         <w:tc>
           <w:tcPr>
-            <w:tcW w:w="3686" w:type="dxa"/>
+            <w:tcW w:w="3574" w:type="dxa"/>
             <w:gridSpan w:val="2"/>
             <w:tcBorders>
               <w:top w:val="single" w:sz="24" w:space="0" w:color="auto"/>
@@ -81,7 +81,25 @@
                 <w:sz w:val="96"/>
                 <w:szCs w:val="96"/>
               </w:rPr>
-              <w:t>«nro»</w:t>
+              <w:t>«</w:t>
+            </w:r>
+            <w:proofErr w:type="spellStart"/>
+            <w:r>
+              <w:rPr>
+                <w:rFonts w:ascii="Aptos Black" w:hAnsi="Aptos Black"/>
+                <w:sz w:val="96"/>
+                <w:szCs w:val="96"/>
+              </w:rPr>
+              <w:t>nro</w:t>
+            </w:r>
+            <w:proofErr w:type="spellEnd"/>
+            <w:r>
+              <w:rPr>
+                <w:rFonts w:ascii="Aptos Black" w:hAnsi="Aptos Black"/>
+                <w:sz w:val="96"/>
+                <w:szCs w:val="96"/>
+              </w:rPr>
+              <w:t>»</w:t>
             </w:r>
             <w:r>
               <w:rPr>
@@ -399,7 +417,7 @@
         </w:tc>
         <w:tc>
           <w:tcPr>
-            <w:tcW w:w="490" w:type="dxa"/>
+            <w:tcW w:w="357" w:type="dxa"/>
             <w:tcBorders>
               <w:right w:val="single" w:sz="24" w:space="0" w:color="auto"/>
             </w:tcBorders>
@@ -407,7 +425,7 @@
           <w:p>
             <w:pPr>
               <w:spacing w:before="0" w:after="0"/>
-              <w:ind w:left="94"/>
+              <w:ind w:left="75"/>
               <w:rPr>
                 <w:rFonts w:ascii="Aptos Black" w:hAnsi="Aptos Black"/>
                 <w:sz w:val="96"/>
@@ -418,7 +436,7 @@
         </w:tc>
         <w:tc>
           <w:tcPr>
-            <w:tcW w:w="3471" w:type="dxa"/>
+            <w:tcW w:w="3604" w:type="dxa"/>
             <w:gridSpan w:val="2"/>
             <w:tcBorders>
               <w:top w:val="single" w:sz="24" w:space="0" w:color="auto"/>
@@ -759,7 +777,7 @@
         </w:trPr>
         <w:tc>
           <w:tcPr>
-            <w:tcW w:w="3686" w:type="dxa"/>
+            <w:tcW w:w="3574" w:type="dxa"/>
             <w:gridSpan w:val="2"/>
             <w:tcBorders>
               <w:left w:val="single" w:sz="24" w:space="0" w:color="auto"/>
@@ -860,7 +878,7 @@
         </w:tc>
         <w:tc>
           <w:tcPr>
-            <w:tcW w:w="490" w:type="dxa"/>
+            <w:tcW w:w="357" w:type="dxa"/>
             <w:tcBorders>
               <w:right w:val="single" w:sz="24" w:space="0" w:color="auto"/>
             </w:tcBorders>
@@ -878,7 +896,7 @@
         </w:tc>
         <w:tc>
           <w:tcPr>
-            <w:tcW w:w="3471" w:type="dxa"/>
+            <w:tcW w:w="3604" w:type="dxa"/>
             <w:gridSpan w:val="2"/>
             <w:tcBorders>
               <w:left w:val="single" w:sz="24" w:space="0" w:color="auto"/>
@@ -965,7 +983,7 @@
         </w:trPr>
         <w:tc>
           <w:tcPr>
-            <w:tcW w:w="1813" w:type="dxa"/>
+            <w:tcW w:w="1276" w:type="dxa"/>
             <w:tcBorders>
               <w:top w:val="single" w:sz="24" w:space="0" w:color="auto"/>
               <w:left w:val="single" w:sz="24" w:space="0" w:color="auto"/>
@@ -975,7 +993,6 @@
           <w:p>
             <w:pPr>
               <w:spacing w:before="0" w:after="0"/>
-              <w:ind w:left="-202"/>
               <w:jc w:val="center"/>
               <w:rPr>
                 <w:rFonts w:ascii="Aptos Black" w:hAnsi="Aptos Black"/>
@@ -995,7 +1012,7 @@
         </w:tc>
         <w:tc>
           <w:tcPr>
-            <w:tcW w:w="1873" w:type="dxa"/>
+            <w:tcW w:w="2298" w:type="dxa"/>
             <w:tcBorders>
               <w:top w:val="single" w:sz="24" w:space="0" w:color="auto"/>
               <w:left w:val="dashed" w:sz="4" w:space="0" w:color="auto"/>
@@ -1005,6 +1022,7 @@
           <w:p>
             <w:pPr>
               <w:spacing w:before="0" w:after="0"/>
+              <w:ind w:left="2" w:right="26"/>
               <w:jc w:val="center"/>
               <w:rPr>
                 <w:rFonts w:ascii="Aptos Black" w:hAnsi="Aptos Black"/>
@@ -1082,7 +1100,7 @@
         </w:tc>
         <w:tc>
           <w:tcPr>
-            <w:tcW w:w="490" w:type="dxa"/>
+            <w:tcW w:w="357" w:type="dxa"/>
             <w:tcBorders>
               <w:right w:val="single" w:sz="24" w:space="0" w:color="auto"/>
             </w:tcBorders>
@@ -1101,7 +1119,7 @@
         </w:tc>
         <w:tc>
           <w:tcPr>
-            <w:tcW w:w="1598" w:type="dxa"/>
+            <w:tcW w:w="1448" w:type="dxa"/>
             <w:tcBorders>
               <w:top w:val="single" w:sz="24" w:space="0" w:color="auto"/>
               <w:left w:val="single" w:sz="24" w:space="0" w:color="auto"/>
@@ -1110,7 +1128,7 @@
           </w:tcPr>
           <w:p>
             <w:pPr>
-              <w:ind w:left="-202"/>
+              <w:ind w:left="18"/>
               <w:jc w:val="center"/>
               <w:rPr>
                 <w:rFonts w:ascii="Aptos Black" w:hAnsi="Aptos Black"/>
@@ -1130,7 +1148,7 @@
         </w:tc>
         <w:tc>
           <w:tcPr>
-            <w:tcW w:w="1873" w:type="dxa"/>
+            <w:tcW w:w="2156" w:type="dxa"/>
             <w:tcBorders>
               <w:top w:val="single" w:sz="24" w:space="0" w:color="auto"/>
               <w:left w:val="dashed" w:sz="4" w:space="0" w:color="auto"/>
@@ -1203,7 +1221,7 @@
         </w:trPr>
         <w:tc>
           <w:tcPr>
-            <w:tcW w:w="1813" w:type="dxa"/>
+            <w:tcW w:w="1276" w:type="dxa"/>
             <w:tcBorders>
               <w:left w:val="single" w:sz="24" w:space="0" w:color="auto"/>
               <w:bottom w:val="single" w:sz="24" w:space="0" w:color="auto"/>
@@ -1257,7 +1275,7 @@
         </w:tc>
         <w:tc>
           <w:tcPr>
-            <w:tcW w:w="1873" w:type="dxa"/>
+            <w:tcW w:w="2298" w:type="dxa"/>
             <w:tcBorders>
               <w:left w:val="dashed" w:sz="4" w:space="0" w:color="auto"/>
               <w:bottom w:val="single" w:sz="24" w:space="0" w:color="auto"/>
@@ -1385,7 +1403,7 @@
         </w:tc>
         <w:tc>
           <w:tcPr>
-            <w:tcW w:w="490" w:type="dxa"/>
+            <w:tcW w:w="357" w:type="dxa"/>
             <w:tcBorders>
               <w:right w:val="single" w:sz="24" w:space="0" w:color="auto"/>
             </w:tcBorders>
@@ -1403,7 +1421,7 @@
         </w:tc>
         <w:tc>
           <w:tcPr>
-            <w:tcW w:w="1598" w:type="dxa"/>
+            <w:tcW w:w="1448" w:type="dxa"/>
             <w:tcBorders>
               <w:left w:val="single" w:sz="24" w:space="0" w:color="auto"/>
               <w:bottom w:val="single" w:sz="24" w:space="0" w:color="auto"/>
@@ -1458,7 +1476,7 @@
         </w:tc>
         <w:tc>
           <w:tcPr>
-            <w:tcW w:w="1873" w:type="dxa"/>
+            <w:tcW w:w="2156" w:type="dxa"/>
             <w:tcBorders>
               <w:left w:val="dashed" w:sz="4" w:space="0" w:color="auto"/>
               <w:bottom w:val="single" w:sz="24" w:space="0" w:color="auto"/>
@@ -1574,7 +1592,7 @@
         </w:trPr>
         <w:tc>
           <w:tcPr>
-            <w:tcW w:w="3686" w:type="dxa"/>
+            <w:tcW w:w="3574" w:type="dxa"/>
             <w:gridSpan w:val="2"/>
             <w:tcBorders>
               <w:top w:val="single" w:sz="24" w:space="0" w:color="auto"/>
@@ -1624,7 +1642,7 @@
         </w:tc>
         <w:tc>
           <w:tcPr>
-            <w:tcW w:w="490" w:type="dxa"/>
+            <w:tcW w:w="357" w:type="dxa"/>
           </w:tcPr>
           <w:p>
             <w:pPr>
@@ -1638,7 +1656,7 @@
         </w:tc>
         <w:tc>
           <w:tcPr>
-            <w:tcW w:w="1598" w:type="dxa"/>
+            <w:tcW w:w="1448" w:type="dxa"/>
             <w:tcBorders>
               <w:top w:val="single" w:sz="24" w:space="0" w:color="auto"/>
             </w:tcBorders>
@@ -1655,7 +1673,7 @@
         </w:tc>
         <w:tc>
           <w:tcPr>
-            <w:tcW w:w="1873" w:type="dxa"/>
+            <w:tcW w:w="2156" w:type="dxa"/>
             <w:tcBorders>
               <w:top w:val="single" w:sz="24" w:space="0" w:color="auto"/>
             </w:tcBorders>
@@ -1695,7 +1713,7 @@
         </w:trPr>
         <w:tc>
           <w:tcPr>
-            <w:tcW w:w="3686" w:type="dxa"/>
+            <w:tcW w:w="3574" w:type="dxa"/>
             <w:gridSpan w:val="2"/>
             <w:tcBorders>
               <w:top w:val="single" w:sz="24" w:space="0" w:color="auto"/>
@@ -1744,7 +1762,25 @@
                 <w:sz w:val="96"/>
                 <w:szCs w:val="96"/>
               </w:rPr>
-              <w:t>«nro»</w:t>
+              <w:t>«</w:t>
+            </w:r>
+            <w:proofErr w:type="spellStart"/>
+            <w:r>
+              <w:rPr>
+                <w:rFonts w:ascii="Aptos Black" w:hAnsi="Aptos Black"/>
+                <w:sz w:val="96"/>
+                <w:szCs w:val="96"/>
+              </w:rPr>
+              <w:t>nro</w:t>
+            </w:r>
+            <w:proofErr w:type="spellEnd"/>
+            <w:r>
+              <w:rPr>
+                <w:rFonts w:ascii="Aptos Black" w:hAnsi="Aptos Black"/>
+                <w:sz w:val="96"/>
+                <w:szCs w:val="96"/>
+              </w:rPr>
+              <w:t>»</w:t>
             </w:r>
             <w:r>
               <w:rPr>
@@ -1783,13 +1819,13 @@
                 <w:szCs w:val="14"/>
               </w:rPr>
               <w:drawing>
-                <wp:anchor distT="0" distB="0" distL="114300" distR="114300" simplePos="0" relativeHeight="251758592" behindDoc="0" locked="0" layoutInCell="1" allowOverlap="1" wp14:anchorId="37540B14" wp14:editId="33DE5053">
+                <wp:anchor distT="0" distB="0" distL="114300" distR="114300" simplePos="0" relativeHeight="251758592" behindDoc="0" locked="0" layoutInCell="1" allowOverlap="1" wp14:anchorId="37540B14" wp14:editId="7CF3F00C">
                   <wp:simplePos x="0" y="0"/>
                   <wp:positionH relativeFrom="column">
-                    <wp:posOffset>29845</wp:posOffset>
+                    <wp:posOffset>20955</wp:posOffset>
                   </wp:positionH>
                   <wp:positionV relativeFrom="paragraph">
-                    <wp:posOffset>85090</wp:posOffset>
+                    <wp:posOffset>45085</wp:posOffset>
                   </wp:positionV>
                   <wp:extent cx="939800" cy="513080"/>
                   <wp:effectExtent l="0" t="0" r="0" b="1270"/>
@@ -1859,18 +1895,18 @@
               <mc:AlternateContent>
                 <mc:Choice Requires="wps">
                   <w:drawing>
-                    <wp:anchor distT="0" distB="0" distL="114300" distR="114300" simplePos="0" relativeHeight="251747328" behindDoc="0" locked="0" layoutInCell="1" allowOverlap="1" wp14:anchorId="368B94ED" wp14:editId="4D1C1234">
+                    <wp:anchor distT="0" distB="0" distL="114300" distR="114300" simplePos="0" relativeHeight="251762688" behindDoc="0" locked="0" layoutInCell="1" allowOverlap="1" wp14:anchorId="6057CDD4" wp14:editId="40DB00D2">
                       <wp:simplePos x="0" y="0"/>
                       <wp:positionH relativeFrom="margin">
-                        <wp:posOffset>-665480</wp:posOffset>
+                        <wp:posOffset>-455930</wp:posOffset>
                       </wp:positionH>
                       <wp:positionV relativeFrom="paragraph">
-                        <wp:posOffset>450850</wp:posOffset>
+                        <wp:posOffset>523240</wp:posOffset>
                       </wp:positionV>
-                      <wp:extent cx="2137410" cy="1768475"/>
+                      <wp:extent cx="1597660" cy="1635125"/>
                       <wp:effectExtent l="0" t="0" r="0" b="0"/>
                       <wp:wrapNone/>
-                      <wp:docPr id="689068553" name="Rectángulo: esquinas redondeadas 689068553"/>
+                      <wp:docPr id="261031384" name="Rectángulo: esquinas redondeadas 261031384"/>
                       <wp:cNvGraphicFramePr>
                         <a:graphicFrameLocks xmlns:a="http://schemas.openxmlformats.org/drawingml/2006/main"/>
                       </wp:cNvGraphicFramePr>
@@ -1883,7 +1919,7 @@
                             <wps:spPr bwMode="auto">
                               <a:xfrm>
                                 <a:off x="0" y="0"/>
-                                <a:ext cx="2137410" cy="1768475"/>
+                                <a:ext cx="1597660" cy="1635125"/>
                               </a:xfrm>
                               <a:prstGeom prst="roundRect">
                                 <a:avLst>
@@ -1902,6 +1938,7 @@
                               <w:txbxContent>
                                 <w:p>
                                   <w:pPr>
+                                    <w:spacing w:before="0" w:after="0"/>
                                     <w:ind w:left="426"/>
                                     <w:jc w:val="center"/>
                                   </w:pPr>
@@ -1966,12 +2003,13 @@
                 </mc:Choice>
                 <mc:Fallback>
                   <w:pict>
-                    <v:roundrect w14:anchorId="368B94ED" id="Rectángulo: esquinas redondeadas 689068553" o:spid="_x0000_s1028" style="position:absolute;left:0;text-align:left;margin-left:-52.4pt;margin-top:35.5pt;width:168.3pt;height:139.25pt;z-index:251747328;visibility:visible;mso-wrap-style:square;mso-width-percent:0;mso-height-percent:0;mso-wrap-distance-left:9pt;mso-wrap-distance-top:0;mso-wrap-distance-right:9pt;mso-wrap-distance-bottom:0;mso-position-horizontal:absolute;mso-position-horizontal-relative:margin;mso-position-vertical:absolute;mso-position-vertical-relative:text;mso-width-percent:0;mso-height-percent:0;mso-width-relative:margin;mso-height-relative:margin;v-text-anchor:top" arcsize="10923f" o:gfxdata="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" filled="f" stroked="f">
+                    <v:roundrect w14:anchorId="6057CDD4" id="Rectángulo: esquinas redondeadas 261031384" o:spid="_x0000_s1028" style="position:absolute;left:0;text-align:left;margin-left:-35.9pt;margin-top:41.2pt;width:125.8pt;height:128.75pt;z-index:251762688;visibility:visible;mso-wrap-style:square;mso-width-percent:0;mso-height-percent:0;mso-wrap-distance-left:9pt;mso-wrap-distance-top:0;mso-wrap-distance-right:9pt;mso-wrap-distance-bottom:0;mso-position-horizontal:absolute;mso-position-horizontal-relative:margin;mso-position-vertical:absolute;mso-position-vertical-relative:text;mso-width-percent:0;mso-height-percent:0;mso-width-relative:margin;mso-height-relative:margin;v-text-anchor:top" arcsize="10923f" o:gfxdata="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" filled="f" stroked="f">
                       <v:stroke joinstyle="miter"/>
                       <v:textbox>
                         <w:txbxContent>
                           <w:p>
                             <w:pPr>
+                              <w:spacing w:before="0" w:after="0"/>
                               <w:ind w:left="426"/>
                               <w:jc w:val="center"/>
                             </w:pPr>
@@ -2048,7 +2086,7 @@
         </w:tc>
         <w:tc>
           <w:tcPr>
-            <w:tcW w:w="490" w:type="dxa"/>
+            <w:tcW w:w="357" w:type="dxa"/>
             <w:tcBorders>
               <w:right w:val="single" w:sz="24" w:space="0" w:color="auto"/>
             </w:tcBorders>
@@ -2066,7 +2104,7 @@
         </w:tc>
         <w:tc>
           <w:tcPr>
-            <w:tcW w:w="3471" w:type="dxa"/>
+            <w:tcW w:w="3604" w:type="dxa"/>
             <w:gridSpan w:val="2"/>
             <w:tcBorders>
               <w:top w:val="single" w:sz="24" w:space="0" w:color="auto"/>
@@ -2145,6 +2183,183 @@
                 <w:szCs w:val="14"/>
               </w:rPr>
             </w:pPr>
+            <w:r>
+              <w:rPr>
+                <w:noProof/>
+                <w:sz w:val="14"/>
+                <w:szCs w:val="14"/>
+              </w:rPr>
+              <mc:AlternateContent>
+                <mc:Choice Requires="wps">
+                  <w:drawing>
+                    <wp:anchor distT="0" distB="0" distL="114300" distR="114300" simplePos="0" relativeHeight="251764736" behindDoc="0" locked="0" layoutInCell="1" allowOverlap="1" wp14:anchorId="126193AA" wp14:editId="69F1F267">
+                      <wp:simplePos x="0" y="0"/>
+                      <wp:positionH relativeFrom="margin">
+                        <wp:posOffset>-431800</wp:posOffset>
+                      </wp:positionH>
+                      <wp:positionV relativeFrom="paragraph">
+                        <wp:posOffset>508635</wp:posOffset>
+                      </wp:positionV>
+                      <wp:extent cx="1597660" cy="1635125"/>
+                      <wp:effectExtent l="0" t="0" r="0" b="0"/>
+                      <wp:wrapNone/>
+                      <wp:docPr id="962923509" name="Rectángulo: esquinas redondeadas 962923509"/>
+                      <wp:cNvGraphicFramePr>
+                        <a:graphicFrameLocks xmlns:a="http://schemas.openxmlformats.org/drawingml/2006/main"/>
+                      </wp:cNvGraphicFramePr>
+                      <a:graphic xmlns:a="http://schemas.openxmlformats.org/drawingml/2006/main">
+                        <a:graphicData uri="http://schemas.microsoft.com/office/word/2010/wordprocessingShape">
+                          <wps:wsp>
+                            <wps:cNvSpPr>
+                              <a:spLocks noChangeArrowheads="1"/>
+                            </wps:cNvSpPr>
+                            <wps:spPr bwMode="auto">
+                              <a:xfrm>
+                                <a:off x="0" y="0"/>
+                                <a:ext cx="1597660" cy="1635125"/>
+                              </a:xfrm>
+                              <a:prstGeom prst="roundRect">
+                                <a:avLst>
+                                  <a:gd name="adj" fmla="val 16667"/>
+                                </a:avLst>
+                              </a:prstGeom>
+                              <a:noFill/>
+                              <a:ln w="9525">
+                                <a:noFill/>
+                                <a:miter lim="800000"/>
+                                <a:headEnd/>
+                                <a:tailEnd/>
+                              </a:ln>
+                            </wps:spPr>
+                            <wps:txbx>
+                              <w:txbxContent>
+                                <w:p>
+                                  <w:pPr>
+                                    <w:spacing w:before="0" w:after="0"/>
+                                    <w:ind w:left="426"/>
+                                    <w:jc w:val="center"/>
+                                  </w:pPr>
+                                  <w:r>
+                                    <w:rPr>
+                                      <w:rFonts w:ascii="Arial" w:eastAsia="Arial Unicode MS" w:hAnsi="Arial"/>
+                                      <w:sz w:val="18"/>
+                                      <w:szCs w:val="18"/>
+                                    </w:rPr>
+                                    <w:fldChar w:fldCharType="begin"/>
+                                  </w:r>
+                                  <w:r>
+                                    <w:rPr>
+                                      <w:rFonts w:ascii="Arial" w:eastAsia="Arial Unicode MS" w:hAnsi="Arial"/>
+                                      <w:sz w:val="18"/>
+                                      <w:szCs w:val="18"/>
+                                    </w:rPr>
+                                    <w:instrText xml:space="preserve"> MERGEFIELD  Image:qr_code  \* MERGEFORMAT </w:instrText>
+                                  </w:r>
+                                  <w:r>
+                                    <w:rPr>
+                                      <w:rFonts w:ascii="Arial" w:eastAsia="Arial Unicode MS" w:hAnsi="Arial"/>
+                                      <w:sz w:val="18"/>
+                                      <w:szCs w:val="18"/>
+                                    </w:rPr>
+                                    <w:fldChar w:fldCharType="separate"/>
+                                  </w:r>
+                                  <w:r>
+                                    <w:rPr>
+                                      <w:rFonts w:ascii="Arial" w:eastAsia="Arial Unicode MS" w:hAnsi="Arial"/>
+                                      <w:noProof/>
+                                      <w:sz w:val="18"/>
+                                      <w:szCs w:val="18"/>
+                                    </w:rPr>
+                                    <w:t>«Image:qr_code»</w:t>
+                                  </w:r>
+                                  <w:r>
+                                    <w:rPr>
+                                      <w:rFonts w:ascii="Arial" w:eastAsia="Arial Unicode MS" w:hAnsi="Arial"/>
+                                      <w:sz w:val="18"/>
+                                      <w:szCs w:val="18"/>
+                                    </w:rPr>
+                                    <w:fldChar w:fldCharType="end"/>
+                                  </w:r>
+                                </w:p>
+                              </w:txbxContent>
+                            </wps:txbx>
+                            <wps:bodyPr rot="0" vertOverflow="clip" horzOverflow="clip" vert="horz" wrap="square" lIns="91440" tIns="45720" rIns="91440" bIns="45720" anchor="t" anchorCtr="0" upright="1">
+                              <a:noAutofit/>
+                            </wps:bodyPr>
+                          </wps:wsp>
+                        </a:graphicData>
+                      </a:graphic>
+                      <wp14:sizeRelH relativeFrom="margin">
+                        <wp14:pctWidth>0</wp14:pctWidth>
+                      </wp14:sizeRelH>
+                      <wp14:sizeRelV relativeFrom="margin">
+                        <wp14:pctHeight>0</wp14:pctHeight>
+                      </wp14:sizeRelV>
+                    </wp:anchor>
+                  </w:drawing>
+                </mc:Choice>
+                <mc:Fallback>
+                  <w:pict>
+                    <v:roundrect w14:anchorId="126193AA" id="Rectángulo: esquinas redondeadas 962923509" o:spid="_x0000_s1029" style="position:absolute;left:0;text-align:left;margin-left:-34pt;margin-top:40.05pt;width:125.8pt;height:128.75pt;z-index:251764736;visibility:visible;mso-wrap-style:square;mso-width-percent:0;mso-height-percent:0;mso-wrap-distance-left:9pt;mso-wrap-distance-top:0;mso-wrap-distance-right:9pt;mso-wrap-distance-bottom:0;mso-position-horizontal:absolute;mso-position-horizontal-relative:margin;mso-position-vertical:absolute;mso-position-vertical-relative:text;mso-width-percent:0;mso-height-percent:0;mso-width-relative:margin;mso-height-relative:margin;v-text-anchor:top" arcsize="10923f" o:gfxdata="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" filled="f" stroked="f">
+                      <v:stroke joinstyle="miter"/>
+                      <v:textbox>
+                        <w:txbxContent>
+                          <w:p>
+                            <w:pPr>
+                              <w:spacing w:before="0" w:after="0"/>
+                              <w:ind w:left="426"/>
+                              <w:jc w:val="center"/>
+                            </w:pPr>
+                            <w:r>
+                              <w:rPr>
+                                <w:rFonts w:ascii="Arial" w:eastAsia="Arial Unicode MS" w:hAnsi="Arial"/>
+                                <w:sz w:val="18"/>
+                                <w:szCs w:val="18"/>
+                              </w:rPr>
+                              <w:fldChar w:fldCharType="begin"/>
+                            </w:r>
+                            <w:r>
+                              <w:rPr>
+                                <w:rFonts w:ascii="Arial" w:eastAsia="Arial Unicode MS" w:hAnsi="Arial"/>
+                                <w:sz w:val="18"/>
+                                <w:szCs w:val="18"/>
+                              </w:rPr>
+                              <w:instrText xml:space="preserve"> MERGEFIELD  Image:qr_code  \* MERGEFORMAT </w:instrText>
+                            </w:r>
+                            <w:r>
+                              <w:rPr>
+                                <w:rFonts w:ascii="Arial" w:eastAsia="Arial Unicode MS" w:hAnsi="Arial"/>
+                                <w:sz w:val="18"/>
+                                <w:szCs w:val="18"/>
+                              </w:rPr>
+                              <w:fldChar w:fldCharType="separate"/>
+                            </w:r>
+                            <w:r>
+                              <w:rPr>
+                                <w:rFonts w:ascii="Arial" w:eastAsia="Arial Unicode MS" w:hAnsi="Arial"/>
+                                <w:noProof/>
+                                <w:sz w:val="18"/>
+                                <w:szCs w:val="18"/>
+                              </w:rPr>
+                              <w:t>«Image:qr_code»</w:t>
+                            </w:r>
+                            <w:r>
+                              <w:rPr>
+                                <w:rFonts w:ascii="Arial" w:eastAsia="Arial Unicode MS" w:hAnsi="Arial"/>
+                                <w:sz w:val="18"/>
+                                <w:szCs w:val="18"/>
+                              </w:rPr>
+                              <w:fldChar w:fldCharType="end"/>
+                            </w:r>
+                          </w:p>
+                        </w:txbxContent>
+                      </v:textbox>
+                      <w10:wrap anchorx="margin"/>
+                    </v:roundrect>
+                  </w:pict>
+                </mc:Fallback>
+              </mc:AlternateContent>
+            </w:r>
             <w:r>
               <w:rPr>
                 <w:noProof/>
@@ -2219,181 +2434,6 @@
                 </wp:anchor>
               </w:drawing>
             </w:r>
-            <w:r>
-              <w:rPr>
-                <w:noProof/>
-                <w:sz w:val="14"/>
-                <w:szCs w:val="14"/>
-              </w:rPr>
-              <mc:AlternateContent>
-                <mc:Choice Requires="wps">
-                  <w:drawing>
-                    <wp:anchor distT="0" distB="0" distL="114300" distR="114300" simplePos="0" relativeHeight="251748352" behindDoc="0" locked="0" layoutInCell="1" allowOverlap="1" wp14:anchorId="2F8DE353" wp14:editId="17E0A094">
-                      <wp:simplePos x="0" y="0"/>
-                      <wp:positionH relativeFrom="margin">
-                        <wp:posOffset>-699135</wp:posOffset>
-                      </wp:positionH>
-                      <wp:positionV relativeFrom="paragraph">
-                        <wp:posOffset>490220</wp:posOffset>
-                      </wp:positionV>
-                      <wp:extent cx="2137410" cy="1768475"/>
-                      <wp:effectExtent l="0" t="0" r="0" b="0"/>
-                      <wp:wrapNone/>
-                      <wp:docPr id="1219665738" name="Rectángulo: esquinas redondeadas 1219665738"/>
-                      <wp:cNvGraphicFramePr>
-                        <a:graphicFrameLocks xmlns:a="http://schemas.openxmlformats.org/drawingml/2006/main"/>
-                      </wp:cNvGraphicFramePr>
-                      <a:graphic xmlns:a="http://schemas.openxmlformats.org/drawingml/2006/main">
-                        <a:graphicData uri="http://schemas.microsoft.com/office/word/2010/wordprocessingShape">
-                          <wps:wsp>
-                            <wps:cNvSpPr>
-                              <a:spLocks noChangeArrowheads="1"/>
-                            </wps:cNvSpPr>
-                            <wps:spPr bwMode="auto">
-                              <a:xfrm>
-                                <a:off x="0" y="0"/>
-                                <a:ext cx="2137410" cy="1768475"/>
-                              </a:xfrm>
-                              <a:prstGeom prst="roundRect">
-                                <a:avLst>
-                                  <a:gd name="adj" fmla="val 16667"/>
-                                </a:avLst>
-                              </a:prstGeom>
-                              <a:noFill/>
-                              <a:ln w="9525">
-                                <a:noFill/>
-                                <a:miter lim="800000"/>
-                                <a:headEnd/>
-                                <a:tailEnd/>
-                              </a:ln>
-                            </wps:spPr>
-                            <wps:txbx>
-                              <w:txbxContent>
-                                <w:p>
-                                  <w:pPr>
-                                    <w:ind w:left="426"/>
-                                    <w:jc w:val="center"/>
-                                  </w:pPr>
-                                  <w:r>
-                                    <w:rPr>
-                                      <w:rFonts w:ascii="Arial" w:eastAsia="Arial Unicode MS" w:hAnsi="Arial"/>
-                                      <w:sz w:val="18"/>
-                                      <w:szCs w:val="18"/>
-                                    </w:rPr>
-                                    <w:fldChar w:fldCharType="begin"/>
-                                  </w:r>
-                                  <w:r>
-                                    <w:rPr>
-                                      <w:rFonts w:ascii="Arial" w:eastAsia="Arial Unicode MS" w:hAnsi="Arial"/>
-                                      <w:sz w:val="18"/>
-                                      <w:szCs w:val="18"/>
-                                    </w:rPr>
-                                    <w:instrText xml:space="preserve"> MERGEFIELD  Image:qr_code  \* MERGEFORMAT </w:instrText>
-                                  </w:r>
-                                  <w:r>
-                                    <w:rPr>
-                                      <w:rFonts w:ascii="Arial" w:eastAsia="Arial Unicode MS" w:hAnsi="Arial"/>
-                                      <w:sz w:val="18"/>
-                                      <w:szCs w:val="18"/>
-                                    </w:rPr>
-                                    <w:fldChar w:fldCharType="separate"/>
-                                  </w:r>
-                                  <w:r>
-                                    <w:rPr>
-                                      <w:rFonts w:ascii="Arial" w:eastAsia="Arial Unicode MS" w:hAnsi="Arial"/>
-                                      <w:noProof/>
-                                      <w:sz w:val="18"/>
-                                      <w:szCs w:val="18"/>
-                                    </w:rPr>
-                                    <w:t>«Image:qr_code»</w:t>
-                                  </w:r>
-                                  <w:r>
-                                    <w:rPr>
-                                      <w:rFonts w:ascii="Arial" w:eastAsia="Arial Unicode MS" w:hAnsi="Arial"/>
-                                      <w:sz w:val="18"/>
-                                      <w:szCs w:val="18"/>
-                                    </w:rPr>
-                                    <w:fldChar w:fldCharType="end"/>
-                                  </w:r>
-                                </w:p>
-                              </w:txbxContent>
-                            </wps:txbx>
-                            <wps:bodyPr rot="0" vertOverflow="clip" horzOverflow="clip" vert="horz" wrap="square" lIns="91440" tIns="45720" rIns="91440" bIns="45720" anchor="t" anchorCtr="0" upright="1">
-                              <a:noAutofit/>
-                            </wps:bodyPr>
-                          </wps:wsp>
-                        </a:graphicData>
-                      </a:graphic>
-                      <wp14:sizeRelH relativeFrom="margin">
-                        <wp14:pctWidth>0</wp14:pctWidth>
-                      </wp14:sizeRelH>
-                      <wp14:sizeRelV relativeFrom="margin">
-                        <wp14:pctHeight>0</wp14:pctHeight>
-                      </wp14:sizeRelV>
-                    </wp:anchor>
-                  </w:drawing>
-                </mc:Choice>
-                <mc:Fallback>
-                  <w:pict>
-                    <v:roundrect w14:anchorId="2F8DE353" id="Rectángulo: esquinas redondeadas 1219665738" o:spid="_x0000_s1029" style="position:absolute;left:0;text-align:left;margin-left:-55.05pt;margin-top:38.6pt;width:168.3pt;height:139.25pt;z-index:251748352;visibility:visible;mso-wrap-style:square;mso-width-percent:0;mso-height-percent:0;mso-wrap-distance-left:9pt;mso-wrap-distance-top:0;mso-wrap-distance-right:9pt;mso-wrap-distance-bottom:0;mso-position-horizontal:absolute;mso-position-horizontal-relative:margin;mso-position-vertical:absolute;mso-position-vertical-relative:text;mso-width-percent:0;mso-height-percent:0;mso-width-relative:margin;mso-height-relative:margin;v-text-anchor:top" arcsize="10923f" o:gfxdata="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" filled="f" stroked="f">
-                      <v:stroke joinstyle="miter"/>
-                      <v:textbox>
-                        <w:txbxContent>
-                          <w:p>
-                            <w:pPr>
-                              <w:ind w:left="426"/>
-                              <w:jc w:val="center"/>
-                            </w:pPr>
-                            <w:r>
-                              <w:rPr>
-                                <w:rFonts w:ascii="Arial" w:eastAsia="Arial Unicode MS" w:hAnsi="Arial"/>
-                                <w:sz w:val="18"/>
-                                <w:szCs w:val="18"/>
-                              </w:rPr>
-                              <w:fldChar w:fldCharType="begin"/>
-                            </w:r>
-                            <w:r>
-                              <w:rPr>
-                                <w:rFonts w:ascii="Arial" w:eastAsia="Arial Unicode MS" w:hAnsi="Arial"/>
-                                <w:sz w:val="18"/>
-                                <w:szCs w:val="18"/>
-                              </w:rPr>
-                              <w:instrText xml:space="preserve"> MERGEFIELD  Image:qr_code  \* MERGEFORMAT </w:instrText>
-                            </w:r>
-                            <w:r>
-                              <w:rPr>
-                                <w:rFonts w:ascii="Arial" w:eastAsia="Arial Unicode MS" w:hAnsi="Arial"/>
-                                <w:sz w:val="18"/>
-                                <w:szCs w:val="18"/>
-                              </w:rPr>
-                              <w:fldChar w:fldCharType="separate"/>
-                            </w:r>
-                            <w:r>
-                              <w:rPr>
-                                <w:rFonts w:ascii="Arial" w:eastAsia="Arial Unicode MS" w:hAnsi="Arial"/>
-                                <w:noProof/>
-                                <w:sz w:val="18"/>
-                                <w:szCs w:val="18"/>
-                              </w:rPr>
-                              <w:t>«Image:qr_code»</w:t>
-                            </w:r>
-                            <w:r>
-                              <w:rPr>
-                                <w:rFonts w:ascii="Arial" w:eastAsia="Arial Unicode MS" w:hAnsi="Arial"/>
-                                <w:sz w:val="18"/>
-                                <w:szCs w:val="18"/>
-                              </w:rPr>
-                              <w:fldChar w:fldCharType="end"/>
-                            </w:r>
-                          </w:p>
-                        </w:txbxContent>
-                      </v:textbox>
-                      <w10:wrap anchorx="margin"/>
-                    </v:roundrect>
-                  </w:pict>
-                </mc:Fallback>
-              </mc:AlternateContent>
-            </w:r>
           </w:p>
         </w:tc>
       </w:tr>
@@ -2404,7 +2444,7 @@
         </w:trPr>
         <w:tc>
           <w:tcPr>
-            <w:tcW w:w="3686" w:type="dxa"/>
+            <w:tcW w:w="3574" w:type="dxa"/>
             <w:gridSpan w:val="2"/>
             <w:tcBorders>
               <w:left w:val="single" w:sz="24" w:space="0" w:color="auto"/>
@@ -2509,7 +2549,7 @@
         </w:tc>
         <w:tc>
           <w:tcPr>
-            <w:tcW w:w="490" w:type="dxa"/>
+            <w:tcW w:w="357" w:type="dxa"/>
             <w:tcBorders>
               <w:right w:val="single" w:sz="24" w:space="0" w:color="auto"/>
             </w:tcBorders>
@@ -2527,7 +2567,7 @@
         </w:tc>
         <w:tc>
           <w:tcPr>
-            <w:tcW w:w="3471" w:type="dxa"/>
+            <w:tcW w:w="3604" w:type="dxa"/>
             <w:gridSpan w:val="2"/>
             <w:tcBorders>
               <w:left w:val="single" w:sz="24" w:space="0" w:color="auto"/>
@@ -2614,7 +2654,7 @@
         </w:trPr>
         <w:tc>
           <w:tcPr>
-            <w:tcW w:w="1813" w:type="dxa"/>
+            <w:tcW w:w="1276" w:type="dxa"/>
             <w:tcBorders>
               <w:top w:val="single" w:sz="24" w:space="0" w:color="auto"/>
               <w:left w:val="single" w:sz="24" w:space="0" w:color="auto"/>
@@ -2623,7 +2663,7 @@
           </w:tcPr>
           <w:p>
             <w:pPr>
-              <w:ind w:left="-202"/>
+              <w:ind w:left="-56"/>
               <w:jc w:val="center"/>
               <w:rPr>
                 <w:rFonts w:ascii="Aptos Black" w:hAnsi="Aptos Black"/>
@@ -2643,7 +2683,7 @@
         </w:tc>
         <w:tc>
           <w:tcPr>
-            <w:tcW w:w="1873" w:type="dxa"/>
+            <w:tcW w:w="2298" w:type="dxa"/>
             <w:tcBorders>
               <w:top w:val="single" w:sz="24" w:space="0" w:color="auto"/>
               <w:left w:val="dashed" w:sz="4" w:space="0" w:color="auto"/>
@@ -2681,6 +2721,42 @@
           </w:tcPr>
           <w:p>
             <w:pPr>
+              <w:jc w:val="center"/>
+              <w:rPr>
+                <w:rFonts w:ascii="Aptos Black" w:hAnsi="Aptos Black"/>
+                <w:sz w:val="22"/>
+                <w:szCs w:val="22"/>
+              </w:rPr>
+            </w:pPr>
+            <w:proofErr w:type="spellStart"/>
+            <w:r>
+              <w:rPr>
+                <w:rFonts w:ascii="Aptos Black" w:hAnsi="Aptos Black"/>
+                <w:sz w:val="22"/>
+                <w:szCs w:val="22"/>
+              </w:rPr>
+              <w:t>N°</w:t>
+            </w:r>
+            <w:proofErr w:type="spellEnd"/>
+            <w:r>
+              <w:rPr>
+                <w:rFonts w:ascii="Aptos Black" w:hAnsi="Aptos Black"/>
+                <w:sz w:val="22"/>
+                <w:szCs w:val="22"/>
+              </w:rPr>
+              <w:t xml:space="preserve"> SACOS</w:t>
+            </w:r>
+          </w:p>
+        </w:tc>
+        <w:tc>
+          <w:tcPr>
+            <w:tcW w:w="50" w:type="dxa"/>
+            <w:tcBorders>
+              <w:left w:val="single" w:sz="24" w:space="0" w:color="auto"/>
+            </w:tcBorders>
+          </w:tcPr>
+          <w:p>
+            <w:pPr>
               <w:ind w:left="-202"/>
               <w:jc w:val="center"/>
               <w:rPr>
@@ -2689,31 +2765,13 @@
                 <w:szCs w:val="22"/>
               </w:rPr>
             </w:pPr>
-            <w:proofErr w:type="spellStart"/>
-            <w:r>
-              <w:rPr>
-                <w:rFonts w:ascii="Aptos Black" w:hAnsi="Aptos Black"/>
-                <w:sz w:val="22"/>
-                <w:szCs w:val="22"/>
-              </w:rPr>
-              <w:t>N°</w:t>
-            </w:r>
-            <w:proofErr w:type="spellEnd"/>
-            <w:r>
-              <w:rPr>
-                <w:rFonts w:ascii="Aptos Black" w:hAnsi="Aptos Black"/>
-                <w:sz w:val="22"/>
-                <w:szCs w:val="22"/>
-              </w:rPr>
-              <w:t xml:space="preserve"> SACOS</w:t>
-            </w:r>
-          </w:p>
-        </w:tc>
-        <w:tc>
-          <w:tcPr>
-            <w:tcW w:w="50" w:type="dxa"/>
-            <w:tcBorders>
-              <w:left w:val="single" w:sz="24" w:space="0" w:color="auto"/>
+          </w:p>
+        </w:tc>
+        <w:tc>
+          <w:tcPr>
+            <w:tcW w:w="357" w:type="dxa"/>
+            <w:tcBorders>
+              <w:right w:val="single" w:sz="24" w:space="0" w:color="auto"/>
             </w:tcBorders>
           </w:tcPr>
           <w:p>
@@ -2730,26 +2788,7 @@
         </w:tc>
         <w:tc>
           <w:tcPr>
-            <w:tcW w:w="490" w:type="dxa"/>
-            <w:tcBorders>
-              <w:right w:val="single" w:sz="24" w:space="0" w:color="auto"/>
-            </w:tcBorders>
-          </w:tcPr>
-          <w:p>
-            <w:pPr>
-              <w:ind w:left="-202"/>
-              <w:jc w:val="center"/>
-              <w:rPr>
-                <w:rFonts w:ascii="Aptos Black" w:hAnsi="Aptos Black"/>
-                <w:sz w:val="22"/>
-                <w:szCs w:val="22"/>
-              </w:rPr>
-            </w:pPr>
-          </w:p>
-        </w:tc>
-        <w:tc>
-          <w:tcPr>
-            <w:tcW w:w="1598" w:type="dxa"/>
+            <w:tcW w:w="1448" w:type="dxa"/>
             <w:tcBorders>
               <w:top w:val="single" w:sz="24" w:space="0" w:color="auto"/>
               <w:left w:val="single" w:sz="24" w:space="0" w:color="auto"/>
@@ -2778,7 +2817,7 @@
         </w:tc>
         <w:tc>
           <w:tcPr>
-            <w:tcW w:w="1873" w:type="dxa"/>
+            <w:tcW w:w="2156" w:type="dxa"/>
             <w:tcBorders>
               <w:top w:val="single" w:sz="24" w:space="0" w:color="auto"/>
               <w:left w:val="dashed" w:sz="4" w:space="0" w:color="auto"/>
@@ -2816,7 +2855,6 @@
           </w:tcPr>
           <w:p>
             <w:pPr>
-              <w:ind w:left="-202"/>
               <w:jc w:val="center"/>
               <w:rPr>
                 <w:rFonts w:ascii="Aptos Black" w:hAnsi="Aptos Black"/>
@@ -2852,7 +2890,7 @@
         </w:trPr>
         <w:tc>
           <w:tcPr>
-            <w:tcW w:w="1813" w:type="dxa"/>
+            <w:tcW w:w="1276" w:type="dxa"/>
             <w:tcBorders>
               <w:left w:val="single" w:sz="24" w:space="0" w:color="auto"/>
               <w:bottom w:val="single" w:sz="24" w:space="0" w:color="auto"/>
@@ -2906,7 +2944,7 @@
         </w:tc>
         <w:tc>
           <w:tcPr>
-            <w:tcW w:w="1873" w:type="dxa"/>
+            <w:tcW w:w="2298" w:type="dxa"/>
             <w:tcBorders>
               <w:left w:val="dashed" w:sz="4" w:space="0" w:color="auto"/>
               <w:bottom w:val="single" w:sz="24" w:space="0" w:color="auto"/>
@@ -3034,7 +3072,7 @@
         </w:tc>
         <w:tc>
           <w:tcPr>
-            <w:tcW w:w="490" w:type="dxa"/>
+            <w:tcW w:w="357" w:type="dxa"/>
             <w:tcBorders>
               <w:right w:val="single" w:sz="24" w:space="0" w:color="auto"/>
             </w:tcBorders>
@@ -3052,7 +3090,7 @@
         </w:tc>
         <w:tc>
           <w:tcPr>
-            <w:tcW w:w="1598" w:type="dxa"/>
+            <w:tcW w:w="1448" w:type="dxa"/>
             <w:tcBorders>
               <w:left w:val="single" w:sz="24" w:space="0" w:color="auto"/>
               <w:bottom w:val="single" w:sz="24" w:space="0" w:color="auto"/>
@@ -3107,7 +3145,7 @@
         </w:tc>
         <w:tc>
           <w:tcPr>
-            <w:tcW w:w="1873" w:type="dxa"/>
+            <w:tcW w:w="2156" w:type="dxa"/>
             <w:tcBorders>
               <w:left w:val="dashed" w:sz="4" w:space="0" w:color="auto"/>
               <w:bottom w:val="single" w:sz="24" w:space="0" w:color="auto"/>
@@ -5275,15 +5313,18 @@
 </file>
 
 <file path=customXml/item1.xml><?xml version="1.0" encoding="utf-8"?>
-<?mso-contentType ?>
-<FormTemplates xmlns="http://schemas.microsoft.com/sharepoint/v3/contenttype/forms">
-  <Display>DocumentLibraryForm</Display>
-  <Edit>DocumentLibraryForm</Edit>
-  <New>DocumentLibraryForm</New>
-</FormTemplates>
+<b:Sources xmlns:b="http://schemas.openxmlformats.org/officeDocument/2006/bibliography" xmlns="http://schemas.openxmlformats.org/officeDocument/2006/bibliography" SelectedStyle="\APASixthEditionOfficeOnline.xsl" StyleName="APA" Version="6"/>
 </file>
 
 <file path=customXml/item2.xml><?xml version="1.0" encoding="utf-8"?>
+<p:properties xmlns:p="http://schemas.microsoft.com/office/2006/metadata/properties" xmlns:xsi="http://www.w3.org/2001/XMLSchema-instance" xmlns:pc="http://schemas.microsoft.com/office/infopath/2007/PartnerControls">
+  <documentManagement>
+    <MediaServiceKeyPoints xmlns="71af3243-3dd4-4a8d-8c0d-dd76da1f02a5" xsi:nil="true"/>
+  </documentManagement>
+</p:properties>
+</file>
+
+<file path=customXml/item3.xml><?xml version="1.0" encoding="utf-8"?>
 <ct:contentTypeSchema xmlns:ct="http://schemas.microsoft.com/office/2006/metadata/contentType" xmlns:ma="http://schemas.microsoft.com/office/2006/metadata/properties/metaAttributes" ct:_="" ma:_="" ma:contentTypeName="Document" ma:contentTypeID="0x01010079F111ED35F8CC479449609E8A0923A6" ma:contentTypeVersion="11" ma:contentTypeDescription="Create a new document." ma:contentTypeScope="" ma:versionID="1c2eb7a32e66fb6e4260f3771546a5e2">
   <xsd:schema xmlns:xsd="http://www.w3.org/2001/XMLSchema" xmlns:xs="http://www.w3.org/2001/XMLSchema" xmlns:p="http://schemas.microsoft.com/office/2006/metadata/properties" xmlns:ns2="71af3243-3dd4-4a8d-8c0d-dd76da1f02a5" xmlns:ns3="16c05727-aa75-4e4a-9b5f-8a80a1165891" targetNamespace="http://schemas.microsoft.com/office/2006/metadata/properties" ma:root="true" ma:fieldsID="04e1f6479c48b08974ba73b5ca973489" ns2:_="" ns3:_="">
     <xsd:import namespace="71af3243-3dd4-4a8d-8c0d-dd76da1f02a5"/>
@@ -5494,27 +5535,34 @@
 </ct:contentTypeSchema>
 </file>
 
-<file path=customXml/item3.xml><?xml version="1.0" encoding="utf-8"?>
-<p:properties xmlns:p="http://schemas.microsoft.com/office/2006/metadata/properties" xmlns:xsi="http://www.w3.org/2001/XMLSchema-instance" xmlns:pc="http://schemas.microsoft.com/office/infopath/2007/PartnerControls">
-  <documentManagement>
-    <MediaServiceKeyPoints xmlns="71af3243-3dd4-4a8d-8c0d-dd76da1f02a5" xsi:nil="true"/>
-  </documentManagement>
-</p:properties>
-</file>
-
 <file path=customXml/item4.xml><?xml version="1.0" encoding="utf-8"?>
-<b:Sources xmlns:b="http://schemas.openxmlformats.org/officeDocument/2006/bibliography" xmlns="http://schemas.openxmlformats.org/officeDocument/2006/bibliography" SelectedStyle="\APASixthEditionOfficeOnline.xsl" StyleName="APA" Version="6"/>
+<?mso-contentType ?>
+<FormTemplates xmlns="http://schemas.microsoft.com/sharepoint/v3/contenttype/forms">
+  <Display>DocumentLibraryForm</Display>
+  <Edit>DocumentLibraryForm</Edit>
+  <New>DocumentLibraryForm</New>
+</FormTemplates>
 </file>
 
 <file path=customXml/itemProps1.xml><?xml version="1.0" encoding="utf-8"?>
-<ds:datastoreItem xmlns:ds="http://schemas.openxmlformats.org/officeDocument/2006/customXml" ds:itemID="{BEA6D05B-AD60-405F-B8DB-FC61ABCDF8E2}">
+<ds:datastoreItem xmlns:ds="http://schemas.openxmlformats.org/officeDocument/2006/customXml" ds:itemID="{C05E5E2B-8667-45BC-BAAD-43E29CCACB41}">
   <ds:schemaRefs>
-    <ds:schemaRef ds:uri="http://schemas.microsoft.com/sharepoint/v3/contenttype/forms"/>
+    <ds:schemaRef ds:uri="http://schemas.openxmlformats.org/officeDocument/2006/bibliography"/>
   </ds:schemaRefs>
 </ds:datastoreItem>
 </file>
 
 <file path=customXml/itemProps2.xml><?xml version="1.0" encoding="utf-8"?>
+<ds:datastoreItem xmlns:ds="http://schemas.openxmlformats.org/officeDocument/2006/customXml" ds:itemID="{B550BB7C-2FBC-4612-9ECE-2EA076035D14}">
+  <ds:schemaRefs>
+    <ds:schemaRef ds:uri="http://schemas.microsoft.com/office/2006/metadata/properties"/>
+    <ds:schemaRef ds:uri="http://schemas.microsoft.com/office/infopath/2007/PartnerControls"/>
+    <ds:schemaRef ds:uri="71af3243-3dd4-4a8d-8c0d-dd76da1f02a5"/>
+  </ds:schemaRefs>
+</ds:datastoreItem>
+</file>
+
+<file path=customXml/itemProps3.xml><?xml version="1.0" encoding="utf-8"?>
 <ds:datastoreItem xmlns:ds="http://schemas.openxmlformats.org/officeDocument/2006/customXml" ds:itemID="{23573660-FE3A-4463-827C-CAE2430F8500}">
   <ds:schemaRefs>
     <ds:schemaRef ds:uri="http://schemas.microsoft.com/office/2006/metadata/contentType"/>
@@ -5533,20 +5581,10 @@
 </ds:datastoreItem>
 </file>
 
-<file path=customXml/itemProps3.xml><?xml version="1.0" encoding="utf-8"?>
-<ds:datastoreItem xmlns:ds="http://schemas.openxmlformats.org/officeDocument/2006/customXml" ds:itemID="{B550BB7C-2FBC-4612-9ECE-2EA076035D14}">
+<file path=customXml/itemProps4.xml><?xml version="1.0" encoding="utf-8"?>
+<ds:datastoreItem xmlns:ds="http://schemas.openxmlformats.org/officeDocument/2006/customXml" ds:itemID="{BEA6D05B-AD60-405F-B8DB-FC61ABCDF8E2}">
   <ds:schemaRefs>
-    <ds:schemaRef ds:uri="http://schemas.microsoft.com/office/2006/metadata/properties"/>
-    <ds:schemaRef ds:uri="http://schemas.microsoft.com/office/infopath/2007/PartnerControls"/>
-    <ds:schemaRef ds:uri="71af3243-3dd4-4a8d-8c0d-dd76da1f02a5"/>
-  </ds:schemaRefs>
-</ds:datastoreItem>
-</file>
-
-<file path=customXml/itemProps4.xml><?xml version="1.0" encoding="utf-8"?>
-<ds:datastoreItem xmlns:ds="http://schemas.openxmlformats.org/officeDocument/2006/customXml" ds:itemID="{C05E5E2B-8667-45BC-BAAD-43E29CCACB41}">
-  <ds:schemaRefs>
-    <ds:schemaRef ds:uri="http://schemas.openxmlformats.org/officeDocument/2006/bibliography"/>
+    <ds:schemaRef ds:uri="http://schemas.microsoft.com/sharepoint/v3/contenttype/forms"/>
   </ds:schemaRefs>
 </ds:datastoreItem>
 </file>
--- a/pesaje/analytica/Report/LoteDniBaseA5.docx
+++ b/pesaje/analytica/Report/LoteDniBaseA5.docx
@@ -16,13 +16,13 @@
         <w:tblDescription w:val="Tabla de diseño de encabezado"/>
       </w:tblPr>
       <w:tblGrid>
-        <w:gridCol w:w="1276"/>
-        <w:gridCol w:w="2298"/>
+        <w:gridCol w:w="1388"/>
+        <w:gridCol w:w="2186"/>
         <w:gridCol w:w="1659"/>
         <w:gridCol w:w="50"/>
         <w:gridCol w:w="357"/>
-        <w:gridCol w:w="1448"/>
-        <w:gridCol w:w="2156"/>
+        <w:gridCol w:w="1276"/>
+        <w:gridCol w:w="2328"/>
         <w:gridCol w:w="1625"/>
       </w:tblGrid>
       <w:tr>
@@ -983,7 +983,7 @@
         </w:trPr>
         <w:tc>
           <w:tcPr>
-            <w:tcW w:w="1276" w:type="dxa"/>
+            <w:tcW w:w="1388" w:type="dxa"/>
             <w:tcBorders>
               <w:top w:val="single" w:sz="24" w:space="0" w:color="auto"/>
               <w:left w:val="single" w:sz="24" w:space="0" w:color="auto"/>
@@ -1012,7 +1012,7 @@
         </w:tc>
         <w:tc>
           <w:tcPr>
-            <w:tcW w:w="2298" w:type="dxa"/>
+            <w:tcW w:w="2186" w:type="dxa"/>
             <w:tcBorders>
               <w:top w:val="single" w:sz="24" w:space="0" w:color="auto"/>
               <w:left w:val="dashed" w:sz="4" w:space="0" w:color="auto"/>
@@ -1119,7 +1119,7 @@
         </w:tc>
         <w:tc>
           <w:tcPr>
-            <w:tcW w:w="1448" w:type="dxa"/>
+            <w:tcW w:w="1276" w:type="dxa"/>
             <w:tcBorders>
               <w:top w:val="single" w:sz="24" w:space="0" w:color="auto"/>
               <w:left w:val="single" w:sz="24" w:space="0" w:color="auto"/>
@@ -1148,7 +1148,7 @@
         </w:tc>
         <w:tc>
           <w:tcPr>
-            <w:tcW w:w="2156" w:type="dxa"/>
+            <w:tcW w:w="2328" w:type="dxa"/>
             <w:tcBorders>
               <w:top w:val="single" w:sz="24" w:space="0" w:color="auto"/>
               <w:left w:val="dashed" w:sz="4" w:space="0" w:color="auto"/>
@@ -1216,12 +1216,12 @@
       </w:tr>
       <w:tr>
         <w:trPr>
-          <w:trHeight w:val="557"/>
+          <w:trHeight w:val="52"/>
           <w:jc w:val="center"/>
         </w:trPr>
         <w:tc>
           <w:tcPr>
-            <w:tcW w:w="1276" w:type="dxa"/>
+            <w:tcW w:w="1388" w:type="dxa"/>
             <w:tcBorders>
               <w:left w:val="single" w:sz="24" w:space="0" w:color="auto"/>
               <w:bottom w:val="single" w:sz="24" w:space="0" w:color="auto"/>
@@ -1230,6 +1230,7 @@
           </w:tcPr>
           <w:p>
             <w:pPr>
+              <w:spacing w:before="0" w:after="0"/>
               <w:jc w:val="center"/>
               <w:rPr>
                 <w:sz w:val="22"/>
@@ -1275,7 +1276,7 @@
         </w:tc>
         <w:tc>
           <w:tcPr>
-            <w:tcW w:w="2298" w:type="dxa"/>
+            <w:tcW w:w="2186" w:type="dxa"/>
             <w:tcBorders>
               <w:left w:val="dashed" w:sz="4" w:space="0" w:color="auto"/>
               <w:bottom w:val="single" w:sz="24" w:space="0" w:color="auto"/>
@@ -1284,7 +1285,8 @@
           </w:tcPr>
           <w:p>
             <w:pPr>
-              <w:ind w:left="-202"/>
+              <w:spacing w:before="0" w:after="0"/>
+              <w:ind w:left="-28"/>
               <w:jc w:val="center"/>
               <w:rPr>
                 <w:sz w:val="22"/>
@@ -1340,6 +1342,7 @@
           </w:tcPr>
           <w:p>
             <w:pPr>
+              <w:spacing w:before="0" w:after="0"/>
               <w:jc w:val="center"/>
               <w:rPr>
                 <w:sz w:val="22"/>
@@ -1421,7 +1424,7 @@
         </w:tc>
         <w:tc>
           <w:tcPr>
-            <w:tcW w:w="1448" w:type="dxa"/>
+            <w:tcW w:w="1276" w:type="dxa"/>
             <w:tcBorders>
               <w:left w:val="single" w:sz="24" w:space="0" w:color="auto"/>
               <w:bottom w:val="single" w:sz="24" w:space="0" w:color="auto"/>
@@ -1430,7 +1433,8 @@
           </w:tcPr>
           <w:p>
             <w:pPr>
-              <w:ind w:left="-26" w:right="-7"/>
+              <w:spacing w:before="0" w:after="0"/>
+              <w:ind w:left="-26" w:right="-2"/>
               <w:jc w:val="center"/>
               <w:rPr>
                 <w:sz w:val="22"/>
@@ -1476,7 +1480,7 @@
         </w:tc>
         <w:tc>
           <w:tcPr>
-            <w:tcW w:w="2156" w:type="dxa"/>
+            <w:tcW w:w="2328" w:type="dxa"/>
             <w:tcBorders>
               <w:left w:val="dashed" w:sz="4" w:space="0" w:color="auto"/>
               <w:bottom w:val="single" w:sz="24" w:space="0" w:color="auto"/>
@@ -1485,7 +1489,7 @@
           </w:tcPr>
           <w:p>
             <w:pPr>
-              <w:ind w:left="-202"/>
+              <w:spacing w:before="0" w:after="0"/>
               <w:jc w:val="center"/>
               <w:rPr>
                 <w:sz w:val="22"/>
@@ -1541,6 +1545,7 @@
           </w:tcPr>
           <w:p>
             <w:pPr>
+              <w:spacing w:before="0" w:after="0"/>
               <w:jc w:val="center"/>
               <w:rPr>
                 <w:sz w:val="22"/>
@@ -1656,7 +1661,7 @@
         </w:tc>
         <w:tc>
           <w:tcPr>
-            <w:tcW w:w="1448" w:type="dxa"/>
+            <w:tcW w:w="1276" w:type="dxa"/>
             <w:tcBorders>
               <w:top w:val="single" w:sz="24" w:space="0" w:color="auto"/>
             </w:tcBorders>
@@ -1673,7 +1678,7 @@
         </w:tc>
         <w:tc>
           <w:tcPr>
-            <w:tcW w:w="2156" w:type="dxa"/>
+            <w:tcW w:w="2328" w:type="dxa"/>
             <w:tcBorders>
               <w:top w:val="single" w:sz="24" w:space="0" w:color="auto"/>
             </w:tcBorders>
@@ -1762,25 +1767,7 @@
                 <w:sz w:val="96"/>
                 <w:szCs w:val="96"/>
               </w:rPr>
-              <w:t>«</w:t>
-            </w:r>
-            <w:proofErr w:type="spellStart"/>
-            <w:r>
-              <w:rPr>
-                <w:rFonts w:ascii="Aptos Black" w:hAnsi="Aptos Black"/>
-                <w:sz w:val="96"/>
-                <w:szCs w:val="96"/>
-              </w:rPr>
-              <w:t>nro</w:t>
-            </w:r>
-            <w:proofErr w:type="spellEnd"/>
-            <w:r>
-              <w:rPr>
-                <w:rFonts w:ascii="Aptos Black" w:hAnsi="Aptos Black"/>
-                <w:sz w:val="96"/>
-                <w:szCs w:val="96"/>
-              </w:rPr>
-              <w:t>»</w:t>
+              <w:t>«nro»</w:t>
             </w:r>
             <w:r>
               <w:rPr>
@@ -2654,7 +2641,7 @@
         </w:trPr>
         <w:tc>
           <w:tcPr>
-            <w:tcW w:w="1276" w:type="dxa"/>
+            <w:tcW w:w="1388" w:type="dxa"/>
             <w:tcBorders>
               <w:top w:val="single" w:sz="24" w:space="0" w:color="auto"/>
               <w:left w:val="single" w:sz="24" w:space="0" w:color="auto"/>
@@ -2683,7 +2670,7 @@
         </w:tc>
         <w:tc>
           <w:tcPr>
-            <w:tcW w:w="2298" w:type="dxa"/>
+            <w:tcW w:w="2186" w:type="dxa"/>
             <w:tcBorders>
               <w:top w:val="single" w:sz="24" w:space="0" w:color="auto"/>
               <w:left w:val="dashed" w:sz="4" w:space="0" w:color="auto"/>
@@ -2788,7 +2775,7 @@
         </w:tc>
         <w:tc>
           <w:tcPr>
-            <w:tcW w:w="1448" w:type="dxa"/>
+            <w:tcW w:w="1276" w:type="dxa"/>
             <w:tcBorders>
               <w:top w:val="single" w:sz="24" w:space="0" w:color="auto"/>
               <w:left w:val="single" w:sz="24" w:space="0" w:color="auto"/>
@@ -2817,7 +2804,7 @@
         </w:tc>
         <w:tc>
           <w:tcPr>
-            <w:tcW w:w="2156" w:type="dxa"/>
+            <w:tcW w:w="2328" w:type="dxa"/>
             <w:tcBorders>
               <w:top w:val="single" w:sz="24" w:space="0" w:color="auto"/>
               <w:left w:val="dashed" w:sz="4" w:space="0" w:color="auto"/>
@@ -2890,7 +2877,7 @@
         </w:trPr>
         <w:tc>
           <w:tcPr>
-            <w:tcW w:w="1276" w:type="dxa"/>
+            <w:tcW w:w="1388" w:type="dxa"/>
             <w:tcBorders>
               <w:left w:val="single" w:sz="24" w:space="0" w:color="auto"/>
               <w:bottom w:val="single" w:sz="24" w:space="0" w:color="auto"/>
@@ -2899,6 +2886,7 @@
           </w:tcPr>
           <w:p>
             <w:pPr>
+              <w:spacing w:before="0" w:after="0"/>
               <w:jc w:val="center"/>
               <w:rPr>
                 <w:sz w:val="22"/>
@@ -2944,7 +2932,7 @@
         </w:tc>
         <w:tc>
           <w:tcPr>
-            <w:tcW w:w="2298" w:type="dxa"/>
+            <w:tcW w:w="2186" w:type="dxa"/>
             <w:tcBorders>
               <w:left w:val="dashed" w:sz="4" w:space="0" w:color="auto"/>
               <w:bottom w:val="single" w:sz="24" w:space="0" w:color="auto"/>
@@ -2953,7 +2941,8 @@
           </w:tcPr>
           <w:p>
             <w:pPr>
-              <w:ind w:left="-202"/>
+              <w:spacing w:before="0" w:after="0"/>
+              <w:ind w:left="-28"/>
               <w:jc w:val="center"/>
               <w:rPr>
                 <w:sz w:val="22"/>
@@ -3009,6 +2998,7 @@
           </w:tcPr>
           <w:p>
             <w:pPr>
+              <w:spacing w:before="0" w:after="0"/>
               <w:jc w:val="center"/>
               <w:rPr>
                 <w:sz w:val="22"/>
@@ -3090,7 +3080,7 @@
         </w:tc>
         <w:tc>
           <w:tcPr>
-            <w:tcW w:w="1448" w:type="dxa"/>
+            <w:tcW w:w="1276" w:type="dxa"/>
             <w:tcBorders>
               <w:left w:val="single" w:sz="24" w:space="0" w:color="auto"/>
               <w:bottom w:val="single" w:sz="24" w:space="0" w:color="auto"/>
@@ -3099,7 +3089,7 @@
           </w:tcPr>
           <w:p>
             <w:pPr>
-              <w:ind w:left="-202"/>
+              <w:ind w:left="-26"/>
               <w:jc w:val="center"/>
               <w:rPr>
                 <w:sz w:val="22"/>
@@ -3145,7 +3135,7 @@
         </w:tc>
         <w:tc>
           <w:tcPr>
-            <w:tcW w:w="2156" w:type="dxa"/>
+            <w:tcW w:w="2328" w:type="dxa"/>
             <w:tcBorders>
               <w:left w:val="dashed" w:sz="4" w:space="0" w:color="auto"/>
               <w:bottom w:val="single" w:sz="24" w:space="0" w:color="auto"/>
@@ -3210,6 +3200,7 @@
           </w:tcPr>
           <w:p>
             <w:pPr>
+              <w:spacing w:before="0" w:after="0"/>
               <w:jc w:val="center"/>
               <w:rPr>
                 <w:sz w:val="22"/>
